--- a/murillo-cv.docx
+++ b/murillo-cv.docx
@@ -1963,55 +1963,7 @@
           <w:sz w:val="20"/>
           <w:szCs w:val="20"/>
         </w:rPr>
-        <w:t xml:space="preserve"> trade models (two-good two-country neoclassical, Eaton and </w:t>
-      </w:r>
-      <w:proofErr w:type="spellStart"/>
-      <w:r>
-        <w:rPr>
-          <w:rFonts w:ascii="Garamond" w:eastAsia="Garamond" w:hAnsi="Garamond" w:cs="Times New Roman"/>
-          <w:bCs/>
-          <w:color w:val="010202"/>
-          <w:spacing w:val="1"/>
-          <w:sz w:val="20"/>
-          <w:szCs w:val="20"/>
-        </w:rPr>
-        <w:t>Kortum</w:t>
-      </w:r>
-      <w:proofErr w:type="spellEnd"/>
-      <w:r>
-        <w:rPr>
-          <w:rFonts w:ascii="Garamond" w:eastAsia="Garamond" w:hAnsi="Garamond" w:cs="Times New Roman"/>
-          <w:bCs/>
-          <w:color w:val="010202"/>
-          <w:spacing w:val="1"/>
-          <w:sz w:val="20"/>
-          <w:szCs w:val="20"/>
-        </w:rPr>
-        <w:t xml:space="preserve">, Caliendo and </w:t>
-      </w:r>
-      <w:proofErr w:type="spellStart"/>
-      <w:r>
-        <w:rPr>
-          <w:rFonts w:ascii="Garamond" w:eastAsia="Garamond" w:hAnsi="Garamond" w:cs="Times New Roman"/>
-          <w:bCs/>
-          <w:color w:val="010202"/>
-          <w:spacing w:val="1"/>
-          <w:sz w:val="20"/>
-          <w:szCs w:val="20"/>
-        </w:rPr>
-        <w:t>Parro</w:t>
-      </w:r>
-      <w:proofErr w:type="spellEnd"/>
-      <w:r>
-        <w:rPr>
-          <w:rFonts w:ascii="Garamond" w:eastAsia="Garamond" w:hAnsi="Garamond" w:cs="Times New Roman"/>
-          <w:bCs/>
-          <w:color w:val="010202"/>
-          <w:spacing w:val="1"/>
-          <w:sz w:val="20"/>
-          <w:szCs w:val="20"/>
-        </w:rPr>
-        <w:t xml:space="preserve">) and implemented the solution </w:t>
+        <w:t xml:space="preserve"> trade models (two-good two-country neoclassical, Eaton and Kortum, Caliendo and Parro) and implemented the solution </w:t>
       </w:r>
       <w:r>
         <w:rPr>
@@ -2147,31 +2099,7 @@
           <w:sz w:val="20"/>
           <w:szCs w:val="20"/>
         </w:rPr>
-        <w:t xml:space="preserve">Worked with the Inter-American Development Bank (IDB) to extend the Caliendo and </w:t>
-      </w:r>
-      <w:proofErr w:type="spellStart"/>
-      <w:r>
-        <w:rPr>
-          <w:rFonts w:ascii="Garamond" w:eastAsia="Garamond" w:hAnsi="Garamond" w:cs="Times New Roman"/>
-          <w:bCs/>
-          <w:color w:val="010202"/>
-          <w:spacing w:val="1"/>
-          <w:sz w:val="20"/>
-          <w:szCs w:val="20"/>
-        </w:rPr>
-        <w:t>Parro</w:t>
-      </w:r>
-      <w:proofErr w:type="spellEnd"/>
-      <w:r>
-        <w:rPr>
-          <w:rFonts w:ascii="Garamond" w:eastAsia="Garamond" w:hAnsi="Garamond" w:cs="Times New Roman"/>
-          <w:bCs/>
-          <w:color w:val="010202"/>
-          <w:spacing w:val="1"/>
-          <w:sz w:val="20"/>
-          <w:szCs w:val="20"/>
-        </w:rPr>
-        <w:t xml:space="preserve"> (2015) framework to include effects from climate change and multiple tax </w:t>
+        <w:t xml:space="preserve">Worked with the Inter-American Development Bank (IDB) to extend the Caliendo and Parro (2015) framework to include effects from climate change and multiple tax </w:t>
       </w:r>
       <w:r>
         <w:rPr>
@@ -2389,31 +2317,7 @@
           <w:sz w:val="20"/>
           <w:szCs w:val="20"/>
         </w:rPr>
-        <w:t xml:space="preserve">Linearized Caliendo and </w:t>
-      </w:r>
-      <w:proofErr w:type="spellStart"/>
-      <w:r>
-        <w:rPr>
-          <w:rFonts w:ascii="Garamond" w:eastAsia="Garamond" w:hAnsi="Garamond" w:cs="Times New Roman"/>
-          <w:bCs/>
-          <w:color w:val="010202"/>
-          <w:spacing w:val="1"/>
-          <w:sz w:val="20"/>
-          <w:szCs w:val="20"/>
-        </w:rPr>
-        <w:t>Parro</w:t>
-      </w:r>
-      <w:proofErr w:type="spellEnd"/>
-      <w:r>
-        <w:rPr>
-          <w:rFonts w:ascii="Garamond" w:eastAsia="Garamond" w:hAnsi="Garamond" w:cs="Times New Roman"/>
-          <w:bCs/>
-          <w:color w:val="010202"/>
-          <w:spacing w:val="1"/>
-          <w:sz w:val="20"/>
-          <w:szCs w:val="20"/>
-        </w:rPr>
-        <w:t xml:space="preserve"> (2015) to approximate a closer initial guess in wages given counterfactual changes to tariffs prior to implementing in the nonlinear model to improve efficiency. </w:t>
+        <w:t xml:space="preserve">Linearized Caliendo and Parro (2015) to approximate a closer initial guess in wages given counterfactual changes to tariffs prior to implementing in the nonlinear model to improve efficiency. </w:t>
       </w:r>
     </w:p>
     <w:p>
@@ -2620,55 +2524,7 @@
           <w:sz w:val="20"/>
           <w:szCs w:val="20"/>
         </w:rPr>
-        <w:t>Wrote a script to aggregate the tariff data from Caliendo-</w:t>
-      </w:r>
-      <w:proofErr w:type="spellStart"/>
-      <w:r>
-        <w:rPr>
-          <w:rFonts w:ascii="Garamond" w:eastAsia="Garamond" w:hAnsi="Garamond" w:cs="Times New Roman"/>
-          <w:bCs/>
-          <w:color w:val="010202"/>
-          <w:spacing w:val="1"/>
-          <w:sz w:val="20"/>
-          <w:szCs w:val="20"/>
-        </w:rPr>
-        <w:t>Feenstra</w:t>
-      </w:r>
-      <w:proofErr w:type="spellEnd"/>
-      <w:r>
-        <w:rPr>
-          <w:rFonts w:ascii="Garamond" w:eastAsia="Garamond" w:hAnsi="Garamond" w:cs="Times New Roman"/>
-          <w:bCs/>
-          <w:color w:val="010202"/>
-          <w:spacing w:val="1"/>
-          <w:sz w:val="20"/>
-          <w:szCs w:val="20"/>
-        </w:rPr>
-        <w:t>-</w:t>
-      </w:r>
-      <w:proofErr w:type="spellStart"/>
-      <w:r>
-        <w:rPr>
-          <w:rFonts w:ascii="Garamond" w:eastAsia="Garamond" w:hAnsi="Garamond" w:cs="Times New Roman"/>
-          <w:bCs/>
-          <w:color w:val="010202"/>
-          <w:spacing w:val="1"/>
-          <w:sz w:val="20"/>
-          <w:szCs w:val="20"/>
-        </w:rPr>
-        <w:t>Romalis</w:t>
-      </w:r>
-      <w:proofErr w:type="spellEnd"/>
-      <w:r>
-        <w:rPr>
-          <w:rFonts w:ascii="Garamond" w:eastAsia="Garamond" w:hAnsi="Garamond" w:cs="Times New Roman"/>
-          <w:bCs/>
-          <w:color w:val="010202"/>
-          <w:spacing w:val="1"/>
-          <w:sz w:val="20"/>
-          <w:szCs w:val="20"/>
-        </w:rPr>
-        <w:t>-Taylor (CFRT) from the product classification SITC Rev. 4 to ISIC Rev. 3 and ISIC Rev. 4 using the trade weighted average</w:t>
+        <w:t>Wrote a script to aggregate the tariff data from Caliendo-Feenstra-Romalis-Taylor (CFRT) from the product classification SITC Rev. 4 to ISIC Rev. 3 and ISIC Rev. 4 using the trade weighted average</w:t>
       </w:r>
       <w:r>
         <w:rPr>
@@ -2735,31 +2591,7 @@
           <w:sz w:val="20"/>
           <w:szCs w:val="20"/>
         </w:rPr>
-        <w:t xml:space="preserve"> Caliendo and </w:t>
-      </w:r>
-      <w:proofErr w:type="spellStart"/>
-      <w:r>
-        <w:rPr>
-          <w:rFonts w:ascii="Garamond" w:eastAsia="Garamond" w:hAnsi="Garamond" w:cs="Times New Roman"/>
-          <w:bCs/>
-          <w:color w:val="010202"/>
-          <w:spacing w:val="1"/>
-          <w:sz w:val="20"/>
-          <w:szCs w:val="20"/>
-        </w:rPr>
-        <w:t>Parro</w:t>
-      </w:r>
-      <w:proofErr w:type="spellEnd"/>
-      <w:r>
-        <w:rPr>
-          <w:rFonts w:ascii="Garamond" w:eastAsia="Garamond" w:hAnsi="Garamond" w:cs="Times New Roman"/>
-          <w:bCs/>
-          <w:color w:val="010202"/>
-          <w:spacing w:val="1"/>
-          <w:sz w:val="20"/>
-          <w:szCs w:val="20"/>
-        </w:rPr>
-        <w:t xml:space="preserve"> (2015) and translated the MATLAB script to Python to create an interactive interface for </w:t>
+        <w:t xml:space="preserve"> Caliendo and Parro (2015) and translated the MATLAB script to Python to create an interactive interface for </w:t>
       </w:r>
       <w:r>
         <w:rPr>
@@ -3626,45 +3458,8 @@
           <w:sz w:val="20"/>
           <w:szCs w:val="20"/>
         </w:rPr>
-        <w:t xml:space="preserve"> </w:t>
-      </w:r>
-      <w:proofErr w:type="spellStart"/>
-      <w:r>
-        <w:rPr>
-          <w:rFonts w:ascii="Garamond" w:eastAsia="Garamond" w:hAnsi="Garamond" w:cs="Times New Roman"/>
-          <w:i/>
-          <w:color w:val="010202"/>
-          <w:spacing w:val="1"/>
-          <w:sz w:val="20"/>
-          <w:szCs w:val="20"/>
-        </w:rPr>
-        <w:t>Mushfiq</w:t>
-      </w:r>
-      <w:proofErr w:type="spellEnd"/>
-      <w:r>
-        <w:rPr>
-          <w:rFonts w:ascii="Garamond" w:eastAsia="Garamond" w:hAnsi="Garamond" w:cs="Times New Roman"/>
-          <w:i/>
-          <w:color w:val="010202"/>
-          <w:spacing w:val="1"/>
-          <w:sz w:val="20"/>
-          <w:szCs w:val="20"/>
-        </w:rPr>
-        <w:t xml:space="preserve"> </w:t>
-      </w:r>
-      <w:proofErr w:type="spellStart"/>
-      <w:r>
-        <w:rPr>
-          <w:rFonts w:ascii="Garamond" w:eastAsia="Garamond" w:hAnsi="Garamond" w:cs="Times New Roman"/>
-          <w:i/>
-          <w:color w:val="010202"/>
-          <w:spacing w:val="1"/>
-          <w:sz w:val="20"/>
-          <w:szCs w:val="20"/>
-        </w:rPr>
-        <w:t>Mobarak</w:t>
-      </w:r>
-      <w:proofErr w:type="spellEnd"/>
+        <w:t xml:space="preserve"> Mushfiq Mobarak</w:t>
+      </w:r>
     </w:p>
     <w:p>
       <w:pPr>
@@ -4361,27 +4156,157 @@
       <w:r>
         <w:rPr>
           <w:rFonts w:ascii="Garamond" w:eastAsia="Garamond" w:hAnsi="Garamond" w:cs="Times New Roman"/>
-          <w:iCs/>
-          <w:color w:val="010202"/>
-          <w:spacing w:val="1"/>
-          <w:sz w:val="20"/>
-          <w:szCs w:val="20"/>
-        </w:rPr>
-        <w:t xml:space="preserve">(with Marcelo </w:t>
-      </w:r>
-      <w:proofErr w:type="spellStart"/>
-      <w:r>
-        <w:rPr>
-          <w:rFonts w:ascii="Garamond" w:eastAsia="Garamond" w:hAnsi="Garamond" w:cs="Times New Roman"/>
-          <w:iCs/>
-          <w:color w:val="010202"/>
-          <w:spacing w:val="1"/>
-          <w:sz w:val="20"/>
-          <w:szCs w:val="20"/>
-        </w:rPr>
-        <w:t>Dolabella</w:t>
-      </w:r>
-      <w:proofErr w:type="spellEnd"/>
+          <w:b/>
+          <w:bCs/>
+          <w:iCs/>
+          <w:color w:val="010202"/>
+          <w:spacing w:val="1"/>
+          <w:sz w:val="20"/>
+          <w:szCs w:val="20"/>
+        </w:rPr>
+        <w:tab/>
+      </w:r>
+      <w:r>
+        <w:rPr>
+          <w:rFonts w:ascii="Garamond" w:eastAsia="Garamond" w:hAnsi="Garamond" w:cs="Times New Roman"/>
+          <w:b/>
+          <w:bCs/>
+          <w:iCs/>
+          <w:color w:val="010202"/>
+          <w:spacing w:val="1"/>
+          <w:sz w:val="20"/>
+          <w:szCs w:val="20"/>
+        </w:rPr>
+        <w:tab/>
+      </w:r>
+      <w:r>
+        <w:rPr>
+          <w:rFonts w:ascii="Garamond" w:eastAsia="Garamond" w:hAnsi="Garamond" w:cs="Times New Roman"/>
+          <w:b/>
+          <w:bCs/>
+          <w:iCs/>
+          <w:color w:val="010202"/>
+          <w:spacing w:val="1"/>
+          <w:sz w:val="20"/>
+          <w:szCs w:val="20"/>
+        </w:rPr>
+        <w:tab/>
+      </w:r>
+      <w:r>
+        <w:rPr>
+          <w:rFonts w:ascii="Garamond" w:eastAsia="Garamond" w:hAnsi="Garamond" w:cs="Times New Roman"/>
+          <w:b/>
+          <w:bCs/>
+          <w:iCs/>
+          <w:color w:val="010202"/>
+          <w:spacing w:val="1"/>
+          <w:sz w:val="20"/>
+          <w:szCs w:val="20"/>
+        </w:rPr>
+        <w:tab/>
+      </w:r>
+      <w:r>
+        <w:rPr>
+          <w:rFonts w:ascii="Garamond" w:eastAsia="Garamond" w:hAnsi="Garamond" w:cs="Times New Roman"/>
+          <w:b/>
+          <w:bCs/>
+          <w:iCs/>
+          <w:color w:val="010202"/>
+          <w:spacing w:val="1"/>
+          <w:sz w:val="20"/>
+          <w:szCs w:val="20"/>
+        </w:rPr>
+        <w:tab/>
+        <w:t xml:space="preserve">      </w:t>
+      </w:r>
+      <w:r>
+        <w:rPr>
+          <w:rFonts w:ascii="Garamond" w:eastAsia="Garamond" w:hAnsi="Garamond" w:cs="Times New Roman"/>
+          <w:b/>
+          <w:bCs/>
+          <w:iCs/>
+          <w:color w:val="010202"/>
+          <w:spacing w:val="1"/>
+          <w:sz w:val="20"/>
+          <w:szCs w:val="20"/>
+        </w:rPr>
+        <w:t>202</w:t>
+      </w:r>
+      <w:r>
+        <w:rPr>
+          <w:rFonts w:ascii="Garamond" w:eastAsia="Garamond" w:hAnsi="Garamond" w:cs="Times New Roman"/>
+          <w:b/>
+          <w:bCs/>
+          <w:iCs/>
+          <w:color w:val="010202"/>
+          <w:spacing w:val="1"/>
+          <w:sz w:val="20"/>
+          <w:szCs w:val="20"/>
+        </w:rPr>
+        <w:t>4</w:t>
+      </w:r>
+    </w:p>
+    <w:p>
+      <w:pPr>
+        <w:tabs>
+          <w:tab w:val="left" w:pos="1080"/>
+        </w:tabs>
+        <w:spacing w:before="5"/>
+        <w:rPr>
+          <w:rFonts w:ascii="Garamond" w:eastAsia="Garamond" w:hAnsi="Garamond" w:cs="Times New Roman"/>
+          <w:b/>
+          <w:bCs/>
+          <w:iCs/>
+          <w:color w:val="010202"/>
+          <w:spacing w:val="1"/>
+          <w:sz w:val="20"/>
+          <w:szCs w:val="20"/>
+        </w:rPr>
+      </w:pPr>
+      <w:r>
+        <w:rPr>
+          <w:rFonts w:ascii="Garamond" w:eastAsia="Garamond" w:hAnsi="Garamond" w:cs="Times New Roman"/>
+          <w:iCs/>
+          <w:color w:val="010202"/>
+          <w:spacing w:val="1"/>
+          <w:sz w:val="20"/>
+          <w:szCs w:val="20"/>
+        </w:rPr>
+        <w:t xml:space="preserve">(with </w:t>
+      </w:r>
+      <w:r>
+        <w:rPr>
+          <w:rFonts w:ascii="Garamond" w:eastAsia="Garamond" w:hAnsi="Garamond" w:cs="Times New Roman"/>
+          <w:iCs/>
+          <w:color w:val="010202"/>
+          <w:spacing w:val="1"/>
+          <w:sz w:val="20"/>
+          <w:szCs w:val="20"/>
+        </w:rPr>
+        <w:t xml:space="preserve">Lorenzo Caliendo, </w:t>
+      </w:r>
+      <w:r>
+        <w:rPr>
+          <w:rFonts w:ascii="Garamond" w:eastAsia="Garamond" w:hAnsi="Garamond" w:cs="Times New Roman"/>
+          <w:iCs/>
+          <w:color w:val="010202"/>
+          <w:spacing w:val="1"/>
+          <w:sz w:val="20"/>
+          <w:szCs w:val="20"/>
+        </w:rPr>
+        <w:t>Marcelo Dolabella</w:t>
+      </w:r>
+      <w:r>
+        <w:rPr>
+          <w:rFonts w:ascii="Garamond" w:eastAsia="Garamond" w:hAnsi="Garamond" w:cs="Times New Roman"/>
+          <w:iCs/>
+          <w:color w:val="010202"/>
+          <w:spacing w:val="1"/>
+          <w:sz w:val="20"/>
+          <w:szCs w:val="20"/>
+        </w:rPr>
+        <w:t>, Mauricio Moreira, and Fernando Parro</w:t>
+      </w:r>
       <w:r>
         <w:rPr>
           <w:rFonts w:ascii="Garamond" w:eastAsia="Garamond" w:hAnsi="Garamond" w:cs="Times New Roman"/>
@@ -4425,19 +4350,6 @@
           <w:szCs w:val="20"/>
         </w:rPr>
         <w:t xml:space="preserve">      </w:t>
-      </w:r>
-      <w:r>
-        <w:rPr>
-          <w:rFonts w:ascii="Garamond" w:eastAsia="Garamond" w:hAnsi="Garamond" w:cs="Times New Roman"/>
-          <w:b/>
-          <w:bCs/>
-          <w:iCs/>
-          <w:color w:val="010202"/>
-          <w:spacing w:val="1"/>
-          <w:sz w:val="20"/>
-          <w:szCs w:val="20"/>
-        </w:rPr>
-        <w:t>2023</w:t>
       </w:r>
     </w:p>
     <w:p>
@@ -5069,79 +4981,7 @@
           <w:sz w:val="20"/>
           <w:szCs w:val="20"/>
         </w:rPr>
-        <w:t>(</w:t>
-      </w:r>
-      <w:proofErr w:type="spellStart"/>
-      <w:r>
-        <w:rPr>
-          <w:rFonts w:ascii="Garamond" w:eastAsia="Garamond" w:hAnsi="Garamond" w:cs="Times New Roman"/>
-          <w:iCs/>
-          <w:color w:val="010202"/>
-          <w:spacing w:val="1"/>
-          <w:sz w:val="20"/>
-          <w:szCs w:val="20"/>
-        </w:rPr>
-        <w:t>Bown</w:t>
-      </w:r>
-      <w:proofErr w:type="spellEnd"/>
-      <w:r>
-        <w:rPr>
-          <w:rFonts w:ascii="Garamond" w:eastAsia="Garamond" w:hAnsi="Garamond" w:cs="Times New Roman"/>
-          <w:iCs/>
-          <w:color w:val="010202"/>
-          <w:spacing w:val="1"/>
-          <w:sz w:val="20"/>
-          <w:szCs w:val="20"/>
-        </w:rPr>
-        <w:t xml:space="preserve">, Caliendo, </w:t>
-      </w:r>
-      <w:proofErr w:type="spellStart"/>
-      <w:r>
-        <w:rPr>
-          <w:rFonts w:ascii="Garamond" w:eastAsia="Garamond" w:hAnsi="Garamond" w:cs="Times New Roman"/>
-          <w:iCs/>
-          <w:color w:val="010202"/>
-          <w:spacing w:val="1"/>
-          <w:sz w:val="20"/>
-          <w:szCs w:val="20"/>
-        </w:rPr>
-        <w:t>Parro</w:t>
-      </w:r>
-      <w:proofErr w:type="spellEnd"/>
-      <w:r>
-        <w:rPr>
-          <w:rFonts w:ascii="Garamond" w:eastAsia="Garamond" w:hAnsi="Garamond" w:cs="Times New Roman"/>
-          <w:iCs/>
-          <w:color w:val="010202"/>
-          <w:spacing w:val="1"/>
-          <w:sz w:val="20"/>
-          <w:szCs w:val="20"/>
-        </w:rPr>
-        <w:t xml:space="preserve">, </w:t>
-      </w:r>
-      <w:proofErr w:type="spellStart"/>
-      <w:r>
-        <w:rPr>
-          <w:rFonts w:ascii="Garamond" w:eastAsia="Garamond" w:hAnsi="Garamond" w:cs="Times New Roman"/>
-          <w:iCs/>
-          <w:color w:val="010202"/>
-          <w:spacing w:val="1"/>
-          <w:sz w:val="20"/>
-          <w:szCs w:val="20"/>
-        </w:rPr>
-        <w:t>Staiger</w:t>
-      </w:r>
-      <w:proofErr w:type="spellEnd"/>
-      <w:r>
-        <w:rPr>
-          <w:rFonts w:ascii="Garamond" w:eastAsia="Garamond" w:hAnsi="Garamond" w:cs="Times New Roman"/>
-          <w:iCs/>
-          <w:color w:val="010202"/>
-          <w:spacing w:val="1"/>
-          <w:sz w:val="20"/>
-          <w:szCs w:val="20"/>
-        </w:rPr>
-        <w:t>, Sykes)</w:t>
+        <w:t>(Bown, Caliendo, Parro, Staiger, Sykes)</w:t>
       </w:r>
       <w:r>
         <w:rPr>
@@ -5614,31 +5454,7 @@
           <w:sz w:val="20"/>
           <w:szCs w:val="20"/>
         </w:rPr>
-        <w:t xml:space="preserve"> (Cai, Caliendo, </w:t>
-      </w:r>
-      <w:proofErr w:type="spellStart"/>
-      <w:r>
-        <w:rPr>
-          <w:rFonts w:ascii="Garamond" w:eastAsia="Garamond" w:hAnsi="Garamond" w:cs="Times New Roman"/>
-          <w:iCs/>
-          <w:color w:val="010202"/>
-          <w:spacing w:val="1"/>
-          <w:sz w:val="20"/>
-          <w:szCs w:val="20"/>
-        </w:rPr>
-        <w:t>Parro</w:t>
-      </w:r>
-      <w:proofErr w:type="spellEnd"/>
-      <w:r>
-        <w:rPr>
-          <w:rFonts w:ascii="Garamond" w:eastAsia="Garamond" w:hAnsi="Garamond" w:cs="Times New Roman"/>
-          <w:iCs/>
-          <w:color w:val="010202"/>
-          <w:spacing w:val="1"/>
-          <w:sz w:val="20"/>
-          <w:szCs w:val="20"/>
-        </w:rPr>
-        <w:t>, Xiang)</w:t>
+        <w:t xml:space="preserve"> (Cai, Caliendo, Parro, Xiang)</w:t>
       </w:r>
       <w:r>
         <w:rPr>
@@ -6138,21 +5954,7 @@
           <w:sz w:val="20"/>
           <w:szCs w:val="20"/>
         </w:rPr>
-        <w:t xml:space="preserve">Tariff Reductions, Heterogeneous Firms, and Welfare:  Theory and Evidence for the Last Two </w:t>
-      </w:r>
-      <w:proofErr w:type="gramStart"/>
-      <w:r>
-        <w:rPr>
-          <w:rFonts w:ascii="Garamond" w:eastAsia="Garamond" w:hAnsi="Garamond" w:cs="Times New Roman"/>
-          <w:b/>
-          <w:bCs/>
-          <w:iCs/>
-          <w:color w:val="010202"/>
-          <w:spacing w:val="1"/>
-          <w:sz w:val="20"/>
-          <w:szCs w:val="20"/>
-        </w:rPr>
-        <w:t>Decades</w:t>
+        <w:t>Tariff Reductions, Heterogeneous Firms, and Welfare:  Theory and Evidence for the Last Two Decades</w:t>
       </w:r>
       <w:r>
         <w:rPr>
@@ -6178,61 +5980,34 @@
           <w:sz w:val="20"/>
           <w:szCs w:val="20"/>
         </w:rPr>
-        <w:t xml:space="preserve">   </w:t>
-      </w:r>
-      <w:proofErr w:type="gramEnd"/>
-      <w:r>
-        <w:rPr>
-          <w:rFonts w:ascii="Garamond" w:eastAsia="Garamond" w:hAnsi="Garamond" w:cs="Times New Roman"/>
-          <w:b/>
-          <w:bCs/>
-          <w:iCs/>
-          <w:color w:val="010202"/>
-          <w:spacing w:val="1"/>
-          <w:sz w:val="20"/>
-          <w:szCs w:val="20"/>
-        </w:rPr>
-        <w:t xml:space="preserve"> </w:t>
-      </w:r>
-      <w:r>
-        <w:rPr>
-          <w:rFonts w:ascii="Garamond" w:eastAsia="Garamond" w:hAnsi="Garamond" w:cs="Times New Roman"/>
-          <w:b/>
-          <w:bCs/>
-          <w:iCs/>
-          <w:color w:val="010202"/>
-          <w:spacing w:val="1"/>
-          <w:sz w:val="20"/>
-          <w:szCs w:val="20"/>
-        </w:rPr>
-        <w:tab/>
-      </w:r>
-      <w:r>
-        <w:rPr>
-          <w:rFonts w:ascii="Garamond" w:eastAsia="Garamond" w:hAnsi="Garamond" w:cs="Times New Roman"/>
-          <w:b/>
-          <w:bCs/>
-          <w:iCs/>
-          <w:color w:val="010202"/>
-          <w:spacing w:val="1"/>
-          <w:sz w:val="20"/>
-          <w:szCs w:val="20"/>
-        </w:rPr>
-        <w:tab/>
-        <w:t xml:space="preserve">      </w:t>
-      </w:r>
-      <w:r>
-        <w:rPr>
-          <w:rFonts w:ascii="Garamond" w:eastAsia="Garamond" w:hAnsi="Garamond" w:cs="Times New Roman"/>
-          <w:b/>
-          <w:bCs/>
-          <w:iCs/>
-          <w:color w:val="010202"/>
-          <w:spacing w:val="1"/>
-          <w:sz w:val="20"/>
-          <w:szCs w:val="20"/>
-        </w:rPr>
-        <w:t>2022</w:t>
+        <w:t xml:space="preserve">    </w:t>
+      </w:r>
+      <w:r>
+        <w:rPr>
+          <w:rFonts w:ascii="Garamond" w:eastAsia="Garamond" w:hAnsi="Garamond" w:cs="Times New Roman"/>
+          <w:b/>
+          <w:bCs/>
+          <w:iCs/>
+          <w:color w:val="010202"/>
+          <w:spacing w:val="1"/>
+          <w:sz w:val="20"/>
+          <w:szCs w:val="20"/>
+        </w:rPr>
+        <w:tab/>
+      </w:r>
+      <w:r>
+        <w:rPr>
+          <w:rFonts w:ascii="Garamond" w:eastAsia="Garamond" w:hAnsi="Garamond" w:cs="Times New Roman"/>
+          <w:b/>
+          <w:bCs/>
+          <w:iCs/>
+          <w:color w:val="010202"/>
+          <w:spacing w:val="1"/>
+          <w:sz w:val="20"/>
+          <w:szCs w:val="20"/>
+        </w:rPr>
+        <w:tab/>
+        <w:t xml:space="preserve">      2022</w:t>
       </w:r>
     </w:p>
     <w:p>
@@ -6261,55 +6036,7 @@
           <w:sz w:val="20"/>
           <w:szCs w:val="20"/>
         </w:rPr>
-        <w:t xml:space="preserve">(Caliendo, </w:t>
-      </w:r>
-      <w:proofErr w:type="spellStart"/>
-      <w:r>
-        <w:rPr>
-          <w:rFonts w:ascii="Garamond" w:eastAsia="Garamond" w:hAnsi="Garamond" w:cs="Times New Roman"/>
-          <w:iCs/>
-          <w:color w:val="010202"/>
-          <w:spacing w:val="1"/>
-          <w:sz w:val="20"/>
-          <w:szCs w:val="20"/>
-        </w:rPr>
-        <w:t>Feenstra</w:t>
-      </w:r>
-      <w:proofErr w:type="spellEnd"/>
-      <w:r>
-        <w:rPr>
-          <w:rFonts w:ascii="Garamond" w:eastAsia="Garamond" w:hAnsi="Garamond" w:cs="Times New Roman"/>
-          <w:iCs/>
-          <w:color w:val="010202"/>
-          <w:spacing w:val="1"/>
-          <w:sz w:val="20"/>
-          <w:szCs w:val="20"/>
-        </w:rPr>
-        <w:t xml:space="preserve">, </w:t>
-      </w:r>
-      <w:proofErr w:type="spellStart"/>
-      <w:r>
-        <w:rPr>
-          <w:rFonts w:ascii="Garamond" w:eastAsia="Garamond" w:hAnsi="Garamond" w:cs="Times New Roman"/>
-          <w:iCs/>
-          <w:color w:val="010202"/>
-          <w:spacing w:val="1"/>
-          <w:sz w:val="20"/>
-          <w:szCs w:val="20"/>
-        </w:rPr>
-        <w:t>Romalis</w:t>
-      </w:r>
-      <w:proofErr w:type="spellEnd"/>
-      <w:r>
-        <w:rPr>
-          <w:rFonts w:ascii="Garamond" w:eastAsia="Garamond" w:hAnsi="Garamond" w:cs="Times New Roman"/>
-          <w:iCs/>
-          <w:color w:val="010202"/>
-          <w:spacing w:val="1"/>
-          <w:sz w:val="20"/>
-          <w:szCs w:val="20"/>
-        </w:rPr>
-        <w:t>, Taylor)</w:t>
+        <w:t>(Caliendo, Feenstra, Romalis, Taylor)</w:t>
       </w:r>
       <w:r>
         <w:rPr>
@@ -6702,29 +6429,16 @@
         </w:rPr>
         <w:t xml:space="preserve"> </w:t>
       </w:r>
-      <w:proofErr w:type="gramStart"/>
-      <w:r>
-        <w:rPr>
-          <w:rFonts w:ascii="Garamond" w:eastAsia="Garamond" w:hAnsi="Garamond" w:cs="Times New Roman"/>
-          <w:iCs/>
-          <w:color w:val="010202"/>
-          <w:spacing w:val="1"/>
-          <w:sz w:val="20"/>
-          <w:szCs w:val="20"/>
-        </w:rPr>
-        <w:t>literature</w:t>
-      </w:r>
-      <w:proofErr w:type="gramEnd"/>
-      <w:r>
-        <w:rPr>
-          <w:rFonts w:ascii="Garamond" w:eastAsia="Garamond" w:hAnsi="Garamond" w:cs="Times New Roman"/>
-          <w:iCs/>
-          <w:color w:val="010202"/>
-          <w:spacing w:val="1"/>
-          <w:sz w:val="20"/>
-          <w:szCs w:val="20"/>
-        </w:rPr>
-        <w:t xml:space="preserve"> and</w:t>
+      <w:r>
+        <w:rPr>
+          <w:rFonts w:ascii="Garamond" w:eastAsia="Garamond" w:hAnsi="Garamond" w:cs="Times New Roman"/>
+          <w:iCs/>
+          <w:color w:val="010202"/>
+          <w:spacing w:val="1"/>
+          <w:sz w:val="20"/>
+          <w:szCs w:val="20"/>
+        </w:rPr>
+        <w:t>literature and</w:t>
       </w:r>
       <w:r>
         <w:rPr>
@@ -6803,29 +6517,16 @@
         </w:rPr>
         <w:t xml:space="preserve"> </w:t>
       </w:r>
-      <w:proofErr w:type="spellStart"/>
-      <w:r>
-        <w:rPr>
-          <w:rFonts w:ascii="Garamond" w:eastAsia="Garamond" w:hAnsi="Garamond" w:cs="Times New Roman"/>
-          <w:iCs/>
-          <w:color w:val="010202"/>
-          <w:spacing w:val="1"/>
-          <w:sz w:val="20"/>
-          <w:szCs w:val="20"/>
-        </w:rPr>
-        <w:t>Armington</w:t>
-      </w:r>
-      <w:proofErr w:type="spellEnd"/>
-      <w:r>
-        <w:rPr>
-          <w:rFonts w:ascii="Garamond" w:eastAsia="Garamond" w:hAnsi="Garamond" w:cs="Times New Roman"/>
-          <w:iCs/>
-          <w:color w:val="010202"/>
-          <w:spacing w:val="1"/>
-          <w:sz w:val="20"/>
-          <w:szCs w:val="20"/>
-        </w:rPr>
-        <w:t xml:space="preserve"> aggregation.</w:t>
+      <w:r>
+        <w:rPr>
+          <w:rFonts w:ascii="Garamond" w:eastAsia="Garamond" w:hAnsi="Garamond" w:cs="Times New Roman"/>
+          <w:iCs/>
+          <w:color w:val="010202"/>
+          <w:spacing w:val="1"/>
+          <w:sz w:val="20"/>
+          <w:szCs w:val="20"/>
+        </w:rPr>
+        <w:t>Armington aggregation.</w:t>
       </w:r>
     </w:p>
     <w:p>
@@ -6874,6 +6575,7 @@
           <w:sz w:val="20"/>
           <w:szCs w:val="20"/>
         </w:rPr>
+        <w:lastRenderedPageBreak/>
         <w:t>“</w:t>
       </w:r>
       <w:r>
@@ -6980,56 +6682,7 @@
           <w:sz w:val="20"/>
           <w:szCs w:val="20"/>
         </w:rPr>
-        <w:lastRenderedPageBreak/>
-        <w:t xml:space="preserve">(Caliendo, </w:t>
-      </w:r>
-      <w:proofErr w:type="spellStart"/>
-      <w:r>
-        <w:rPr>
-          <w:rFonts w:ascii="Garamond" w:eastAsia="Garamond" w:hAnsi="Garamond" w:cs="Times New Roman"/>
-          <w:iCs/>
-          <w:color w:val="010202"/>
-          <w:spacing w:val="1"/>
-          <w:sz w:val="20"/>
-          <w:szCs w:val="20"/>
-        </w:rPr>
-        <w:t>Feenstra</w:t>
-      </w:r>
-      <w:proofErr w:type="spellEnd"/>
-      <w:r>
-        <w:rPr>
-          <w:rFonts w:ascii="Garamond" w:eastAsia="Garamond" w:hAnsi="Garamond" w:cs="Times New Roman"/>
-          <w:iCs/>
-          <w:color w:val="010202"/>
-          <w:spacing w:val="1"/>
-          <w:sz w:val="20"/>
-          <w:szCs w:val="20"/>
-        </w:rPr>
-        <w:t xml:space="preserve">, </w:t>
-      </w:r>
-      <w:proofErr w:type="spellStart"/>
-      <w:r>
-        <w:rPr>
-          <w:rFonts w:ascii="Garamond" w:eastAsia="Garamond" w:hAnsi="Garamond" w:cs="Times New Roman"/>
-          <w:iCs/>
-          <w:color w:val="010202"/>
-          <w:spacing w:val="1"/>
-          <w:sz w:val="20"/>
-          <w:szCs w:val="20"/>
-        </w:rPr>
-        <w:t>Romalis</w:t>
-      </w:r>
-      <w:proofErr w:type="spellEnd"/>
-      <w:r>
-        <w:rPr>
-          <w:rFonts w:ascii="Garamond" w:eastAsia="Garamond" w:hAnsi="Garamond" w:cs="Times New Roman"/>
-          <w:iCs/>
-          <w:color w:val="010202"/>
-          <w:spacing w:val="1"/>
-          <w:sz w:val="20"/>
-          <w:szCs w:val="20"/>
-        </w:rPr>
-        <w:t>, Taylor)</w:t>
+        <w:t>(Caliendo, Feenstra, Romalis, Taylor)</w:t>
       </w:r>
     </w:p>
     <w:p>
@@ -7144,31 +6797,7 @@
           <w:sz w:val="20"/>
           <w:szCs w:val="20"/>
         </w:rPr>
-        <w:t xml:space="preserve">two-sector small open economy, we find that the optimal tariff is lowered under nearly all parameter values </w:t>
-      </w:r>
-      <w:proofErr w:type="gramStart"/>
-      <w:r>
-        <w:rPr>
-          <w:rFonts w:ascii="Garamond" w:eastAsia="Garamond" w:hAnsi="Garamond" w:cs="Times New Roman"/>
-          <w:iCs/>
-          <w:color w:val="010202"/>
-          <w:spacing w:val="1"/>
-          <w:sz w:val="20"/>
-          <w:szCs w:val="20"/>
-        </w:rPr>
-        <w:t>considered, and</w:t>
-      </w:r>
-      <w:proofErr w:type="gramEnd"/>
-      <w:r>
-        <w:rPr>
-          <w:rFonts w:ascii="Garamond" w:eastAsia="Garamond" w:hAnsi="Garamond" w:cs="Times New Roman"/>
-          <w:iCs/>
-          <w:color w:val="010202"/>
-          <w:spacing w:val="1"/>
-          <w:sz w:val="20"/>
-          <w:szCs w:val="20"/>
-        </w:rPr>
-        <w:t xml:space="preserve"> can be</w:t>
+        <w:t>two-sector small open economy, we find that the optimal tariff is lowered under nearly all parameter values considered, and can be</w:t>
       </w:r>
       <w:r>
         <w:rPr>
@@ -7345,31 +6974,7 @@
           <w:sz w:val="20"/>
           <w:szCs w:val="20"/>
         </w:rPr>
-        <w:t xml:space="preserve">(Conwell, Eckert, </w:t>
-      </w:r>
-      <w:proofErr w:type="spellStart"/>
-      <w:r>
-        <w:rPr>
-          <w:rFonts w:ascii="Garamond" w:eastAsia="Garamond" w:hAnsi="Garamond" w:cs="Times New Roman"/>
-          <w:iCs/>
-          <w:color w:val="010202"/>
-          <w:spacing w:val="1"/>
-          <w:sz w:val="20"/>
-          <w:szCs w:val="20"/>
-        </w:rPr>
-        <w:t>Mobarak</w:t>
-      </w:r>
-      <w:proofErr w:type="spellEnd"/>
-      <w:r>
-        <w:rPr>
-          <w:rFonts w:ascii="Garamond" w:eastAsia="Garamond" w:hAnsi="Garamond" w:cs="Times New Roman"/>
-          <w:iCs/>
-          <w:color w:val="010202"/>
-          <w:spacing w:val="1"/>
-          <w:sz w:val="20"/>
-          <w:szCs w:val="20"/>
-        </w:rPr>
-        <w:t>)</w:t>
+        <w:t>(Conwell, Eckert, Mobarak)</w:t>
       </w:r>
     </w:p>
     <w:p>
@@ -8921,29 +8526,7 @@
           <w:sz w:val="21"/>
           <w:szCs w:val="21"/>
         </w:rPr>
-        <w:t xml:space="preserve">, LaTeX, </w:t>
-      </w:r>
-      <w:proofErr w:type="spellStart"/>
-      <w:r>
-        <w:rPr>
-          <w:rFonts w:ascii="Garamond" w:eastAsia="Garamond" w:hAnsi="Garamond" w:cs="Times New Roman"/>
-          <w:color w:val="010202"/>
-          <w:spacing w:val="1"/>
-          <w:sz w:val="21"/>
-          <w:szCs w:val="21"/>
-        </w:rPr>
-        <w:t>Lyx</w:t>
-      </w:r>
-      <w:proofErr w:type="spellEnd"/>
-      <w:r>
-        <w:rPr>
-          <w:rFonts w:ascii="Garamond" w:eastAsia="Garamond" w:hAnsi="Garamond" w:cs="Times New Roman"/>
-          <w:color w:val="010202"/>
-          <w:spacing w:val="1"/>
-          <w:sz w:val="21"/>
-          <w:szCs w:val="21"/>
-        </w:rPr>
-        <w:t xml:space="preserve"> </w:t>
+        <w:t xml:space="preserve">, LaTeX, Lyx </w:t>
       </w:r>
       <w:r>
         <w:rPr>

--- a/murillo-cv.docx
+++ b/murillo-cv.docx
@@ -45,13 +45,31 @@
         <w:rPr>
           <w:rFonts w:ascii="Garamond" w:hAnsi="Garamond"/>
         </w:rPr>
-        <w:t>834 State St</w:t>
+        <w:t>1613 Addison St</w:t>
       </w:r>
       <w:r>
         <w:rPr>
           <w:rFonts w:ascii="Garamond" w:hAnsi="Garamond"/>
         </w:rPr>
-        <w:t>, New Haven, CT 06511</w:t>
+        <w:t xml:space="preserve">, </w:t>
+      </w:r>
+      <w:r>
+        <w:rPr>
+          <w:rFonts w:ascii="Garamond" w:hAnsi="Garamond"/>
+        </w:rPr>
+        <w:t>Berkeley</w:t>
+      </w:r>
+      <w:r>
+        <w:rPr>
+          <w:rFonts w:ascii="Garamond" w:hAnsi="Garamond"/>
+        </w:rPr>
+        <w:t xml:space="preserve">, </w:t>
+      </w:r>
+      <w:r>
+        <w:rPr>
+          <w:rFonts w:ascii="Garamond" w:hAnsi="Garamond"/>
+        </w:rPr>
+        <w:t>CA 94703</w:t>
       </w:r>
     </w:p>
     <w:p>
@@ -64,7 +82,13 @@
         <w:rPr>
           <w:rFonts w:ascii="Garamond" w:hAnsi="Garamond"/>
         </w:rPr>
-        <w:t>(203) 889-6027|matthew.murillo@yale.edu</w:t>
+        <w:t>(203) 889-6027|</w:t>
+      </w:r>
+      <w:r>
+        <w:rPr>
+          <w:rFonts w:ascii="Garamond" w:hAnsi="Garamond"/>
+        </w:rPr>
+        <w:t>mattmurillo@berkeley.edu</w:t>
       </w:r>
     </w:p>
     <w:p>
@@ -192,11 +216,16 @@
         <w:tabs>
           <w:tab w:val="left" w:pos="1080"/>
         </w:tabs>
-        <w:rPr>
-          <w:rFonts w:ascii="Garamond" w:eastAsia="Garamond" w:hAnsi="Garamond" w:cs="Times New Roman"/>
-          <w:b/>
-          <w:sz w:val="21"/>
-          <w:szCs w:val="21"/>
+        <w:spacing w:before="5"/>
+        <w:rPr>
+          <w:rFonts w:ascii="Garamond" w:eastAsia="Garamond" w:hAnsi="Garamond" w:cs="Times New Roman"/>
+          <w:b/>
+          <w:bCs/>
+          <w:iCs/>
+          <w:color w:val="010202"/>
+          <w:spacing w:val="1"/>
+          <w:sz w:val="10"/>
+          <w:szCs w:val="10"/>
         </w:rPr>
       </w:pPr>
       <w:r>
@@ -208,62 +237,7 @@
           <w:sz w:val="21"/>
           <w:szCs w:val="21"/>
         </w:rPr>
-        <w:t>Y</w:t>
-      </w:r>
-      <w:r>
-        <w:rPr>
-          <w:rFonts w:ascii="Garamond" w:eastAsia="Garamond" w:hAnsi="Garamond" w:cs="Times New Roman"/>
-          <w:b/>
-          <w:color w:val="010202"/>
-          <w:spacing w:val="1"/>
-          <w:sz w:val="21"/>
-          <w:szCs w:val="21"/>
-        </w:rPr>
-        <w:t>a</w:t>
-      </w:r>
-      <w:r>
-        <w:rPr>
-          <w:rFonts w:ascii="Garamond" w:eastAsia="Garamond" w:hAnsi="Garamond" w:cs="Times New Roman"/>
-          <w:b/>
-          <w:color w:val="010202"/>
-          <w:spacing w:val="3"/>
-          <w:sz w:val="21"/>
-          <w:szCs w:val="21"/>
-        </w:rPr>
-        <w:t>l</w:t>
-      </w:r>
-      <w:r>
-        <w:rPr>
-          <w:rFonts w:ascii="Garamond" w:eastAsia="Garamond" w:hAnsi="Garamond" w:cs="Times New Roman"/>
-          <w:b/>
-          <w:color w:val="010202"/>
-          <w:sz w:val="21"/>
-          <w:szCs w:val="21"/>
-        </w:rPr>
-        <w:t>e</w:t>
-      </w:r>
-      <w:r>
-        <w:rPr>
-          <w:rFonts w:ascii="Garamond" w:eastAsia="Garamond" w:hAnsi="Garamond" w:cs="Times New Roman"/>
-          <w:b/>
-          <w:color w:val="010202"/>
-          <w:spacing w:val="27"/>
-          <w:sz w:val="21"/>
-          <w:szCs w:val="21"/>
-        </w:rPr>
-        <w:t xml:space="preserve"> </w:t>
-      </w:r>
-      <w:r>
-        <w:rPr>
-          <w:rFonts w:ascii="Garamond" w:eastAsia="Garamond" w:hAnsi="Garamond" w:cs="Times New Roman"/>
-          <w:b/>
-          <w:color w:val="010202"/>
-          <w:spacing w:val="1"/>
-          <w:w w:val="109"/>
-          <w:sz w:val="21"/>
-          <w:szCs w:val="21"/>
-        </w:rPr>
-        <w:t>Un</w:t>
+        <w:t>U.C. Berkeley, Berkeley, CA</w:t>
       </w:r>
       <w:r>
         <w:rPr>
@@ -271,23 +245,10 @@
           <w:b/>
           <w:color w:val="010202"/>
           <w:spacing w:val="-1"/>
-          <w:w w:val="109"/>
-          <w:sz w:val="21"/>
-          <w:szCs w:val="21"/>
-        </w:rPr>
-        <w:t>i</w:t>
-      </w:r>
-      <w:r>
-        <w:rPr>
-          <w:rFonts w:ascii="Garamond" w:eastAsia="Garamond" w:hAnsi="Garamond" w:cs="Times New Roman"/>
-          <w:b/>
-          <w:color w:val="010202"/>
-          <w:spacing w:val="5"/>
-          <w:w w:val="109"/>
-          <w:sz w:val="21"/>
-          <w:szCs w:val="21"/>
-        </w:rPr>
-        <w:t>v</w:t>
+          <w:sz w:val="21"/>
+          <w:szCs w:val="21"/>
+        </w:rPr>
+        <w:tab/>
       </w:r>
       <w:r>
         <w:rPr>
@@ -295,93 +256,10 @@
           <w:b/>
           <w:color w:val="010202"/>
           <w:spacing w:val="-1"/>
-          <w:w w:val="109"/>
-          <w:sz w:val="21"/>
-          <w:szCs w:val="21"/>
-        </w:rPr>
-        <w:t>e</w:t>
-      </w:r>
-      <w:r>
-        <w:rPr>
-          <w:rFonts w:ascii="Garamond" w:eastAsia="Garamond" w:hAnsi="Garamond" w:cs="Times New Roman"/>
-          <w:b/>
-          <w:color w:val="010202"/>
-          <w:spacing w:val="1"/>
-          <w:w w:val="109"/>
-          <w:sz w:val="21"/>
-          <w:szCs w:val="21"/>
-        </w:rPr>
-        <w:t>r</w:t>
-      </w:r>
-      <w:r>
-        <w:rPr>
-          <w:rFonts w:ascii="Garamond" w:eastAsia="Garamond" w:hAnsi="Garamond" w:cs="Times New Roman"/>
-          <w:b/>
-          <w:color w:val="010202"/>
-          <w:w w:val="109"/>
-          <w:sz w:val="21"/>
-          <w:szCs w:val="21"/>
-        </w:rPr>
-        <w:t>s</w:t>
-      </w:r>
-      <w:r>
-        <w:rPr>
-          <w:rFonts w:ascii="Garamond" w:eastAsia="Garamond" w:hAnsi="Garamond" w:cs="Times New Roman"/>
-          <w:b/>
-          <w:color w:val="010202"/>
-          <w:spacing w:val="3"/>
-          <w:w w:val="109"/>
-          <w:sz w:val="21"/>
-          <w:szCs w:val="21"/>
-        </w:rPr>
-        <w:t>i</w:t>
-      </w:r>
-      <w:r>
-        <w:rPr>
-          <w:rFonts w:ascii="Garamond" w:eastAsia="Garamond" w:hAnsi="Garamond" w:cs="Times New Roman"/>
-          <w:b/>
-          <w:color w:val="010202"/>
-          <w:spacing w:val="-2"/>
-          <w:w w:val="109"/>
-          <w:sz w:val="21"/>
-          <w:szCs w:val="21"/>
-        </w:rPr>
-        <w:t>t</w:t>
-      </w:r>
-      <w:r>
-        <w:rPr>
-          <w:rFonts w:ascii="Garamond" w:eastAsia="Garamond" w:hAnsi="Garamond" w:cs="Times New Roman"/>
-          <w:b/>
-          <w:color w:val="010202"/>
-          <w:spacing w:val="3"/>
-          <w:w w:val="109"/>
-          <w:sz w:val="21"/>
-          <w:szCs w:val="21"/>
-        </w:rPr>
-        <w:t>y</w:t>
-      </w:r>
-      <w:r>
-        <w:rPr>
-          <w:rFonts w:ascii="Garamond" w:eastAsia="Garamond" w:hAnsi="Garamond" w:cs="Times New Roman"/>
-          <w:b/>
-          <w:color w:val="010202"/>
-          <w:w w:val="109"/>
-          <w:sz w:val="21"/>
-          <w:szCs w:val="21"/>
-        </w:rPr>
-        <w:t>,</w:t>
-      </w:r>
-      <w:r>
-        <w:rPr>
-          <w:rFonts w:ascii="Garamond" w:eastAsia="Garamond" w:hAnsi="Garamond" w:cs="Times New Roman"/>
-          <w:b/>
-          <w:color w:val="010202"/>
-          <w:spacing w:val="1"/>
-          <w:w w:val="109"/>
-          <w:sz w:val="21"/>
-          <w:szCs w:val="21"/>
-        </w:rPr>
-        <w:t xml:space="preserve"> </w:t>
+          <w:sz w:val="21"/>
+          <w:szCs w:val="21"/>
+        </w:rPr>
+        <w:tab/>
       </w:r>
       <w:r>
         <w:rPr>
@@ -392,50 +270,7 @@
           <w:sz w:val="21"/>
           <w:szCs w:val="21"/>
         </w:rPr>
-        <w:t>N</w:t>
-      </w:r>
-      <w:r>
-        <w:rPr>
-          <w:rFonts w:ascii="Garamond" w:eastAsia="Garamond" w:hAnsi="Garamond" w:cs="Times New Roman"/>
-          <w:b/>
-          <w:color w:val="010202"/>
-          <w:sz w:val="21"/>
-          <w:szCs w:val="21"/>
-        </w:rPr>
-        <w:t>ew</w:t>
-      </w:r>
-      <w:r>
-        <w:rPr>
-          <w:rFonts w:ascii="Garamond" w:eastAsia="Garamond" w:hAnsi="Garamond" w:cs="Times New Roman"/>
-          <w:b/>
-          <w:color w:val="010202"/>
-          <w:spacing w:val="3"/>
-          <w:sz w:val="21"/>
-          <w:szCs w:val="21"/>
-        </w:rPr>
-        <w:t xml:space="preserve"> </w:t>
-      </w:r>
-      <w:r>
-        <w:rPr>
-          <w:rFonts w:ascii="Garamond" w:eastAsia="Garamond" w:hAnsi="Garamond" w:cs="Times New Roman"/>
-          <w:b/>
-          <w:color w:val="010202"/>
-          <w:spacing w:val="5"/>
-          <w:sz w:val="21"/>
-          <w:szCs w:val="21"/>
-        </w:rPr>
-        <w:t>H</w:t>
-      </w:r>
-      <w:r>
-        <w:rPr>
-          <w:rFonts w:ascii="Garamond" w:eastAsia="Garamond" w:hAnsi="Garamond" w:cs="Times New Roman"/>
-          <w:b/>
-          <w:color w:val="010202"/>
-          <w:spacing w:val="2"/>
-          <w:sz w:val="21"/>
-          <w:szCs w:val="21"/>
-        </w:rPr>
-        <w:t>a</w:t>
+        <w:tab/>
       </w:r>
       <w:r>
         <w:rPr>
@@ -446,204 +281,7 @@
           <w:sz w:val="21"/>
           <w:szCs w:val="21"/>
         </w:rPr>
-        <w:t>v</w:t>
-      </w:r>
-      <w:r>
-        <w:rPr>
-          <w:rFonts w:ascii="Garamond" w:eastAsia="Garamond" w:hAnsi="Garamond" w:cs="Times New Roman"/>
-          <w:b/>
-          <w:color w:val="010202"/>
-          <w:sz w:val="21"/>
-          <w:szCs w:val="21"/>
-        </w:rPr>
-        <w:t>e</w:t>
-      </w:r>
-      <w:r>
-        <w:rPr>
-          <w:rFonts w:ascii="Garamond" w:eastAsia="Garamond" w:hAnsi="Garamond" w:cs="Times New Roman"/>
-          <w:b/>
-          <w:color w:val="010202"/>
-          <w:spacing w:val="4"/>
-          <w:sz w:val="21"/>
-          <w:szCs w:val="21"/>
-        </w:rPr>
-        <w:t>n</w:t>
-      </w:r>
-      <w:r>
-        <w:rPr>
-          <w:rFonts w:ascii="Garamond" w:eastAsia="Garamond" w:hAnsi="Garamond" w:cs="Times New Roman"/>
-          <w:b/>
-          <w:color w:val="010202"/>
-          <w:sz w:val="21"/>
-          <w:szCs w:val="21"/>
-        </w:rPr>
-        <w:t xml:space="preserve">, </w:t>
-      </w:r>
-      <w:r>
-        <w:rPr>
-          <w:rFonts w:ascii="Garamond" w:eastAsia="Garamond" w:hAnsi="Garamond" w:cs="Times New Roman"/>
-          <w:b/>
-          <w:color w:val="010202"/>
-          <w:spacing w:val="3"/>
-          <w:sz w:val="21"/>
-          <w:szCs w:val="21"/>
-        </w:rPr>
-        <w:t>C</w:t>
-      </w:r>
-      <w:r>
-        <w:rPr>
-          <w:rFonts w:ascii="Garamond" w:eastAsia="Garamond" w:hAnsi="Garamond" w:cs="Times New Roman"/>
-          <w:b/>
-          <w:color w:val="010202"/>
-          <w:sz w:val="21"/>
-          <w:szCs w:val="21"/>
-        </w:rPr>
-        <w:t>T</w:t>
-      </w:r>
-      <w:r>
-        <w:rPr>
-          <w:rFonts w:ascii="Garamond" w:eastAsia="Garamond" w:hAnsi="Garamond" w:cs="Times New Roman"/>
-          <w:b/>
-          <w:color w:val="010202"/>
-          <w:sz w:val="21"/>
-          <w:szCs w:val="21"/>
-        </w:rPr>
-        <w:t xml:space="preserve"> </w:t>
-      </w:r>
-      <w:r>
-        <w:rPr>
-          <w:rFonts w:ascii="Garamond" w:eastAsia="Garamond" w:hAnsi="Garamond" w:cs="Times New Roman"/>
-          <w:b/>
-          <w:color w:val="010202"/>
-          <w:sz w:val="21"/>
-          <w:szCs w:val="21"/>
-        </w:rPr>
-        <w:tab/>
-      </w:r>
-      <w:r>
-        <w:rPr>
-          <w:rFonts w:ascii="Garamond" w:eastAsia="Garamond" w:hAnsi="Garamond" w:cs="Times New Roman"/>
-          <w:b/>
-          <w:color w:val="010202"/>
-          <w:sz w:val="21"/>
-          <w:szCs w:val="21"/>
-        </w:rPr>
-        <w:tab/>
-      </w:r>
-      <w:r>
-        <w:rPr>
-          <w:rFonts w:ascii="Garamond" w:eastAsia="Garamond" w:hAnsi="Garamond" w:cs="Times New Roman"/>
-          <w:b/>
-          <w:color w:val="010202"/>
-          <w:sz w:val="21"/>
-          <w:szCs w:val="21"/>
-        </w:rPr>
-        <w:tab/>
-      </w:r>
-      <w:r>
-        <w:rPr>
-          <w:rFonts w:ascii="Garamond" w:eastAsia="Garamond" w:hAnsi="Garamond" w:cs="Times New Roman"/>
-          <w:b/>
-          <w:color w:val="010202"/>
-          <w:sz w:val="21"/>
-          <w:szCs w:val="21"/>
-        </w:rPr>
-        <w:tab/>
-      </w:r>
-      <w:r>
-        <w:rPr>
-          <w:rFonts w:ascii="Garamond" w:eastAsia="Garamond" w:hAnsi="Garamond" w:cs="Times New Roman"/>
-          <w:b/>
-          <w:color w:val="010202"/>
-          <w:sz w:val="21"/>
-          <w:szCs w:val="21"/>
-        </w:rPr>
-        <w:tab/>
-      </w:r>
-      <w:r>
-        <w:rPr>
-          <w:rFonts w:ascii="Garamond" w:eastAsia="Garamond" w:hAnsi="Garamond" w:cs="Times New Roman"/>
-          <w:b/>
-          <w:color w:val="010202"/>
-          <w:sz w:val="21"/>
-          <w:szCs w:val="21"/>
-        </w:rPr>
-        <w:tab/>
-      </w:r>
-      <w:r>
-        <w:rPr>
-          <w:rFonts w:ascii="Garamond" w:eastAsia="Garamond" w:hAnsi="Garamond" w:cs="Times New Roman"/>
-          <w:b/>
-          <w:color w:val="010202"/>
-          <w:sz w:val="21"/>
-          <w:szCs w:val="21"/>
-        </w:rPr>
-        <w:tab/>
-        <w:t xml:space="preserve"> </w:t>
-      </w:r>
-      <w:r>
-        <w:rPr>
-          <w:rFonts w:ascii="Garamond" w:eastAsia="Garamond" w:hAnsi="Garamond" w:cs="Times New Roman"/>
-          <w:b/>
-          <w:color w:val="010202"/>
-          <w:sz w:val="21"/>
-          <w:szCs w:val="21"/>
-        </w:rPr>
-        <w:tab/>
-      </w:r>
-      <w:r>
-        <w:rPr>
-          <w:rFonts w:ascii="Garamond" w:eastAsia="Garamond" w:hAnsi="Garamond" w:cs="Times New Roman"/>
-          <w:b/>
-          <w:color w:val="010202"/>
-          <w:sz w:val="21"/>
-          <w:szCs w:val="21"/>
-        </w:rPr>
-        <w:tab/>
-        <w:t xml:space="preserve">           </w:t>
-      </w:r>
-      <w:r>
-        <w:rPr>
-          <w:rFonts w:ascii="Garamond" w:eastAsia="Garamond" w:hAnsi="Garamond" w:cs="Times New Roman"/>
-          <w:b/>
-          <w:color w:val="010202"/>
-          <w:spacing w:val="4"/>
-          <w:sz w:val="21"/>
-          <w:szCs w:val="21"/>
-        </w:rPr>
-        <w:t>M</w:t>
-      </w:r>
-      <w:r>
-        <w:rPr>
-          <w:rFonts w:ascii="Garamond" w:eastAsia="Garamond" w:hAnsi="Garamond" w:cs="Times New Roman"/>
-          <w:b/>
-          <w:color w:val="010202"/>
-          <w:spacing w:val="-2"/>
-          <w:sz w:val="21"/>
-          <w:szCs w:val="21"/>
-        </w:rPr>
-        <w:t>a</w:t>
-      </w:r>
-      <w:r>
-        <w:rPr>
-          <w:rFonts w:ascii="Garamond" w:eastAsia="Garamond" w:hAnsi="Garamond" w:cs="Times New Roman"/>
-          <w:b/>
-          <w:color w:val="010202"/>
-          <w:sz w:val="21"/>
-          <w:szCs w:val="21"/>
-        </w:rPr>
-        <w:t>y</w:t>
-      </w:r>
-      <w:r>
-        <w:rPr>
-          <w:rFonts w:ascii="Garamond" w:eastAsia="Garamond" w:hAnsi="Garamond" w:cs="Times New Roman"/>
-          <w:b/>
-          <w:color w:val="010202"/>
-          <w:spacing w:val="5"/>
-          <w:sz w:val="21"/>
-          <w:szCs w:val="21"/>
-        </w:rPr>
-        <w:t xml:space="preserve"> </w:t>
+        <w:tab/>
       </w:r>
       <w:r>
         <w:rPr>
@@ -654,18 +292,74 @@
           <w:sz w:val="21"/>
           <w:szCs w:val="21"/>
         </w:rPr>
-        <w:t>2</w:t>
-      </w:r>
-      <w:r>
-        <w:rPr>
-          <w:rFonts w:ascii="Garamond" w:eastAsia="Garamond" w:hAnsi="Garamond" w:cs="Times New Roman"/>
-          <w:b/>
-          <w:color w:val="010202"/>
-          <w:spacing w:val="3"/>
-          <w:sz w:val="21"/>
-          <w:szCs w:val="21"/>
-        </w:rPr>
-        <w:t>022</w:t>
+        <w:tab/>
+      </w:r>
+      <w:r>
+        <w:rPr>
+          <w:rFonts w:ascii="Garamond" w:eastAsia="Garamond" w:hAnsi="Garamond" w:cs="Times New Roman"/>
+          <w:b/>
+          <w:color w:val="010202"/>
+          <w:spacing w:val="-1"/>
+          <w:sz w:val="21"/>
+          <w:szCs w:val="21"/>
+        </w:rPr>
+        <w:tab/>
+      </w:r>
+      <w:r>
+        <w:rPr>
+          <w:rFonts w:ascii="Garamond" w:eastAsia="Garamond" w:hAnsi="Garamond" w:cs="Times New Roman"/>
+          <w:b/>
+          <w:color w:val="010202"/>
+          <w:spacing w:val="-1"/>
+          <w:sz w:val="21"/>
+          <w:szCs w:val="21"/>
+        </w:rPr>
+        <w:tab/>
+      </w:r>
+      <w:r>
+        <w:rPr>
+          <w:rFonts w:ascii="Garamond" w:eastAsia="Garamond" w:hAnsi="Garamond" w:cs="Times New Roman"/>
+          <w:b/>
+          <w:color w:val="010202"/>
+          <w:spacing w:val="-1"/>
+          <w:sz w:val="21"/>
+          <w:szCs w:val="21"/>
+        </w:rPr>
+        <w:tab/>
+      </w:r>
+      <w:r>
+        <w:rPr>
+          <w:rFonts w:ascii="Garamond" w:eastAsia="Garamond" w:hAnsi="Garamond" w:cs="Times New Roman"/>
+          <w:b/>
+          <w:color w:val="010202"/>
+          <w:spacing w:val="-1"/>
+          <w:sz w:val="21"/>
+          <w:szCs w:val="21"/>
+        </w:rPr>
+        <w:tab/>
+      </w:r>
+      <w:r>
+        <w:rPr>
+          <w:rFonts w:ascii="Garamond" w:eastAsia="Garamond" w:hAnsi="Garamond" w:cs="Times New Roman"/>
+          <w:b/>
+          <w:color w:val="010202"/>
+          <w:spacing w:val="-1"/>
+          <w:sz w:val="21"/>
+          <w:szCs w:val="21"/>
+        </w:rPr>
+        <w:tab/>
+      </w:r>
+      <w:r>
+        <w:rPr>
+          <w:rFonts w:ascii="Garamond" w:eastAsia="Garamond" w:hAnsi="Garamond" w:cs="Times New Roman"/>
+          <w:b/>
+          <w:color w:val="010202"/>
+          <w:spacing w:val="-1"/>
+          <w:sz w:val="21"/>
+          <w:szCs w:val="21"/>
+        </w:rPr>
+        <w:tab/>
+        <w:t>Present</w:t>
       </w:r>
     </w:p>
     <w:p>
@@ -673,250 +367,18 @@
         <w:tabs>
           <w:tab w:val="left" w:pos="1080"/>
         </w:tabs>
-        <w:rPr>
-          <w:rFonts w:ascii="Garamond" w:eastAsia="Garamond" w:hAnsi="Garamond" w:cs="Times New Roman"/>
-          <w:color w:val="010202"/>
-          <w:sz w:val="21"/>
-          <w:szCs w:val="21"/>
-        </w:rPr>
-      </w:pPr>
-      <w:r>
-        <w:rPr>
-          <w:rFonts w:ascii="Garamond" w:eastAsia="Garamond" w:hAnsi="Garamond" w:cs="Times New Roman"/>
-          <w:color w:val="010202"/>
-          <w:spacing w:val="2"/>
-          <w:sz w:val="21"/>
-          <w:szCs w:val="21"/>
-        </w:rPr>
-        <w:t>B</w:t>
-      </w:r>
-      <w:r>
-        <w:rPr>
-          <w:rFonts w:ascii="Garamond" w:eastAsia="Garamond" w:hAnsi="Garamond" w:cs="Times New Roman"/>
-          <w:color w:val="010202"/>
-          <w:spacing w:val="-2"/>
-          <w:sz w:val="21"/>
-          <w:szCs w:val="21"/>
-        </w:rPr>
-        <w:t>a</w:t>
-      </w:r>
-      <w:r>
-        <w:rPr>
-          <w:rFonts w:ascii="Garamond" w:eastAsia="Garamond" w:hAnsi="Garamond" w:cs="Times New Roman"/>
-          <w:color w:val="010202"/>
-          <w:sz w:val="21"/>
-          <w:szCs w:val="21"/>
-        </w:rPr>
-        <w:t>che</w:t>
-      </w:r>
-      <w:r>
-        <w:rPr>
-          <w:rFonts w:ascii="Garamond" w:eastAsia="Garamond" w:hAnsi="Garamond" w:cs="Times New Roman"/>
-          <w:color w:val="010202"/>
-          <w:spacing w:val="4"/>
-          <w:sz w:val="21"/>
-          <w:szCs w:val="21"/>
-        </w:rPr>
-        <w:t>l</w:t>
-      </w:r>
-      <w:r>
-        <w:rPr>
-          <w:rFonts w:ascii="Garamond" w:eastAsia="Garamond" w:hAnsi="Garamond" w:cs="Times New Roman"/>
-          <w:color w:val="010202"/>
-          <w:sz w:val="21"/>
-          <w:szCs w:val="21"/>
-        </w:rPr>
-        <w:t>or</w:t>
-      </w:r>
-      <w:r>
-        <w:rPr>
-          <w:rFonts w:ascii="Garamond" w:eastAsia="Garamond" w:hAnsi="Garamond" w:cs="Times New Roman"/>
-          <w:color w:val="010202"/>
-          <w:spacing w:val="4"/>
-          <w:sz w:val="21"/>
-          <w:szCs w:val="21"/>
-        </w:rPr>
-        <w:t xml:space="preserve"> </w:t>
-      </w:r>
-      <w:r>
-        <w:rPr>
-          <w:rFonts w:ascii="Garamond" w:eastAsia="Garamond" w:hAnsi="Garamond" w:cs="Times New Roman"/>
-          <w:color w:val="010202"/>
-          <w:sz w:val="21"/>
-          <w:szCs w:val="21"/>
-        </w:rPr>
-        <w:t>of</w:t>
-      </w:r>
-      <w:r>
-        <w:rPr>
-          <w:rFonts w:ascii="Garamond" w:eastAsia="Garamond" w:hAnsi="Garamond" w:cs="Times New Roman"/>
-          <w:color w:val="010202"/>
-          <w:spacing w:val="2"/>
-          <w:sz w:val="21"/>
-          <w:szCs w:val="21"/>
-        </w:rPr>
-        <w:t xml:space="preserve"> </w:t>
-      </w:r>
-      <w:r>
-        <w:rPr>
-          <w:rFonts w:ascii="Garamond" w:eastAsia="Garamond" w:hAnsi="Garamond" w:cs="Times New Roman"/>
-          <w:color w:val="010202"/>
-          <w:spacing w:val="3"/>
-          <w:sz w:val="21"/>
-          <w:szCs w:val="21"/>
-        </w:rPr>
-        <w:t>A</w:t>
-      </w:r>
-      <w:r>
-        <w:rPr>
-          <w:rFonts w:ascii="Garamond" w:eastAsia="Garamond" w:hAnsi="Garamond" w:cs="Times New Roman"/>
-          <w:color w:val="010202"/>
-          <w:spacing w:val="-1"/>
-          <w:sz w:val="21"/>
-          <w:szCs w:val="21"/>
-        </w:rPr>
-        <w:t>r</w:t>
-      </w:r>
-      <w:r>
-        <w:rPr>
-          <w:rFonts w:ascii="Garamond" w:eastAsia="Garamond" w:hAnsi="Garamond" w:cs="Times New Roman"/>
-          <w:color w:val="010202"/>
-          <w:spacing w:val="2"/>
-          <w:sz w:val="21"/>
-          <w:szCs w:val="21"/>
-        </w:rPr>
-        <w:t>t</w:t>
-      </w:r>
-      <w:r>
-        <w:rPr>
-          <w:rFonts w:ascii="Garamond" w:eastAsia="Garamond" w:hAnsi="Garamond" w:cs="Times New Roman"/>
-          <w:color w:val="010202"/>
-          <w:sz w:val="21"/>
-          <w:szCs w:val="21"/>
-        </w:rPr>
-        <w:t>s</w:t>
-      </w:r>
-      <w:r>
-        <w:rPr>
-          <w:rFonts w:ascii="Garamond" w:eastAsia="Garamond" w:hAnsi="Garamond" w:cs="Times New Roman"/>
-          <w:color w:val="010202"/>
-          <w:spacing w:val="2"/>
-          <w:sz w:val="21"/>
-          <w:szCs w:val="21"/>
-        </w:rPr>
-        <w:t xml:space="preserve"> </w:t>
-      </w:r>
-      <w:r>
-        <w:rPr>
-          <w:rFonts w:ascii="Garamond" w:eastAsia="Garamond" w:hAnsi="Garamond" w:cs="Times New Roman"/>
-          <w:color w:val="010202"/>
-          <w:sz w:val="21"/>
-          <w:szCs w:val="21"/>
-        </w:rPr>
-        <w:t>in</w:t>
-      </w:r>
-      <w:r>
-        <w:rPr>
-          <w:rFonts w:ascii="Garamond" w:eastAsia="Garamond" w:hAnsi="Garamond" w:cs="Times New Roman"/>
-          <w:color w:val="010202"/>
-          <w:spacing w:val="2"/>
-          <w:sz w:val="21"/>
-          <w:szCs w:val="21"/>
-        </w:rPr>
-        <w:t xml:space="preserve"> Economics</w:t>
-      </w:r>
-      <w:r>
-        <w:rPr>
-          <w:rFonts w:ascii="Garamond" w:eastAsia="Garamond" w:hAnsi="Garamond" w:cs="Times New Roman"/>
-          <w:color w:val="010202"/>
-          <w:spacing w:val="2"/>
-          <w:sz w:val="21"/>
-          <w:szCs w:val="21"/>
-        </w:rPr>
-        <w:t xml:space="preserve"> and Mathematics</w:t>
-      </w:r>
-      <w:r>
-        <w:rPr>
-          <w:rFonts w:ascii="Garamond" w:eastAsia="Garamond" w:hAnsi="Garamond" w:cs="Times New Roman"/>
-          <w:i/>
-          <w:iCs/>
-          <w:color w:val="010202"/>
-          <w:spacing w:val="2"/>
-          <w:sz w:val="21"/>
-          <w:szCs w:val="21"/>
-        </w:rPr>
-        <w:t xml:space="preserve"> (Distinction)</w:t>
-      </w:r>
-      <w:r>
-        <w:rPr>
-          <w:rFonts w:ascii="Garamond" w:eastAsia="Garamond" w:hAnsi="Garamond" w:cs="Times New Roman"/>
-          <w:i/>
-          <w:iCs/>
-          <w:color w:val="010202"/>
-          <w:spacing w:val="2"/>
-          <w:sz w:val="21"/>
-          <w:szCs w:val="21"/>
-        </w:rPr>
-        <w:t xml:space="preserve"> </w:t>
-      </w:r>
-      <w:r>
-        <w:rPr>
-          <w:rFonts w:ascii="Garamond" w:eastAsia="Garamond" w:hAnsi="Garamond" w:cs="Times New Roman"/>
-          <w:i/>
-          <w:iCs/>
-          <w:color w:val="010202"/>
-          <w:spacing w:val="2"/>
-          <w:sz w:val="21"/>
-          <w:szCs w:val="21"/>
-        </w:rPr>
-        <w:tab/>
-      </w:r>
-      <w:r>
-        <w:rPr>
-          <w:rFonts w:ascii="Garamond" w:eastAsia="Garamond" w:hAnsi="Garamond" w:cs="Times New Roman"/>
-          <w:i/>
-          <w:iCs/>
-          <w:color w:val="010202"/>
-          <w:spacing w:val="2"/>
-          <w:sz w:val="21"/>
-          <w:szCs w:val="21"/>
-        </w:rPr>
-        <w:tab/>
-      </w:r>
-      <w:r>
-        <w:rPr>
-          <w:rFonts w:ascii="Garamond" w:eastAsia="Garamond" w:hAnsi="Garamond" w:cs="Times New Roman"/>
-          <w:i/>
-          <w:iCs/>
-          <w:color w:val="010202"/>
-          <w:spacing w:val="2"/>
-          <w:sz w:val="21"/>
-          <w:szCs w:val="21"/>
-        </w:rPr>
-        <w:tab/>
-      </w:r>
-      <w:r>
-        <w:rPr>
-          <w:rFonts w:ascii="Garamond" w:eastAsia="Garamond" w:hAnsi="Garamond" w:cs="Times New Roman"/>
-          <w:i/>
-          <w:iCs/>
-          <w:color w:val="010202"/>
-          <w:spacing w:val="2"/>
-          <w:sz w:val="21"/>
-          <w:szCs w:val="21"/>
-        </w:rPr>
-        <w:tab/>
-      </w:r>
-      <w:r>
-        <w:rPr>
-          <w:rFonts w:ascii="Garamond" w:eastAsia="Garamond" w:hAnsi="Garamond" w:cs="Times New Roman"/>
-          <w:color w:val="010202"/>
-          <w:spacing w:val="2"/>
-          <w:sz w:val="21"/>
-          <w:szCs w:val="21"/>
-        </w:rPr>
-        <w:t xml:space="preserve">           </w:t>
-      </w:r>
+        <w:spacing w:before="5"/>
+        <w:rPr>
+          <w:rFonts w:ascii="Garamond" w:eastAsia="Garamond" w:hAnsi="Garamond" w:cs="Times New Roman"/>
+          <w:b/>
+          <w:bCs/>
+          <w:iCs/>
+          <w:color w:val="010202"/>
+          <w:spacing w:val="1"/>
+          <w:sz w:val="10"/>
+          <w:szCs w:val="10"/>
+        </w:rPr>
+      </w:pPr>
     </w:p>
     <w:p>
       <w:pPr>
@@ -925,21 +387,630 @@
         </w:tabs>
         <w:rPr>
           <w:rFonts w:ascii="Garamond" w:eastAsia="Garamond" w:hAnsi="Garamond" w:cs="Times New Roman"/>
-          <w:color w:val="010202"/>
-          <w:sz w:val="21"/>
-          <w:szCs w:val="21"/>
-        </w:rPr>
-      </w:pPr>
+          <w:b/>
+          <w:sz w:val="21"/>
+          <w:szCs w:val="21"/>
+        </w:rPr>
+      </w:pPr>
+      <w:r>
+        <w:rPr>
+          <w:rFonts w:ascii="Garamond" w:eastAsia="Garamond" w:hAnsi="Garamond" w:cs="Times New Roman"/>
+          <w:b/>
+          <w:color w:val="010202"/>
+          <w:spacing w:val="-1"/>
+          <w:sz w:val="21"/>
+          <w:szCs w:val="21"/>
+        </w:rPr>
+        <w:t>Y</w:t>
+      </w:r>
+      <w:r>
+        <w:rPr>
+          <w:rFonts w:ascii="Garamond" w:eastAsia="Garamond" w:hAnsi="Garamond" w:cs="Times New Roman"/>
+          <w:b/>
+          <w:color w:val="010202"/>
+          <w:spacing w:val="1"/>
+          <w:sz w:val="21"/>
+          <w:szCs w:val="21"/>
+        </w:rPr>
+        <w:t>a</w:t>
+      </w:r>
+      <w:r>
+        <w:rPr>
+          <w:rFonts w:ascii="Garamond" w:eastAsia="Garamond" w:hAnsi="Garamond" w:cs="Times New Roman"/>
+          <w:b/>
+          <w:color w:val="010202"/>
+          <w:spacing w:val="3"/>
+          <w:sz w:val="21"/>
+          <w:szCs w:val="21"/>
+        </w:rPr>
+        <w:t>l</w:t>
+      </w:r>
+      <w:r>
+        <w:rPr>
+          <w:rFonts w:ascii="Garamond" w:eastAsia="Garamond" w:hAnsi="Garamond" w:cs="Times New Roman"/>
+          <w:b/>
+          <w:color w:val="010202"/>
+          <w:sz w:val="21"/>
+          <w:szCs w:val="21"/>
+        </w:rPr>
+        <w:t>e</w:t>
+      </w:r>
+      <w:r>
+        <w:rPr>
+          <w:rFonts w:ascii="Garamond" w:eastAsia="Garamond" w:hAnsi="Garamond" w:cs="Times New Roman"/>
+          <w:b/>
+          <w:color w:val="010202"/>
+          <w:spacing w:val="27"/>
+          <w:sz w:val="21"/>
+          <w:szCs w:val="21"/>
+        </w:rPr>
+        <w:t xml:space="preserve"> </w:t>
+      </w:r>
+      <w:r>
+        <w:rPr>
+          <w:rFonts w:ascii="Garamond" w:eastAsia="Garamond" w:hAnsi="Garamond" w:cs="Times New Roman"/>
+          <w:b/>
+          <w:color w:val="010202"/>
+          <w:spacing w:val="1"/>
+          <w:w w:val="109"/>
+          <w:sz w:val="21"/>
+          <w:szCs w:val="21"/>
+        </w:rPr>
+        <w:t>Un</w:t>
+      </w:r>
+      <w:r>
+        <w:rPr>
+          <w:rFonts w:ascii="Garamond" w:eastAsia="Garamond" w:hAnsi="Garamond" w:cs="Times New Roman"/>
+          <w:b/>
+          <w:color w:val="010202"/>
+          <w:spacing w:val="-1"/>
+          <w:w w:val="109"/>
+          <w:sz w:val="21"/>
+          <w:szCs w:val="21"/>
+        </w:rPr>
+        <w:t>i</w:t>
+      </w:r>
+      <w:r>
+        <w:rPr>
+          <w:rFonts w:ascii="Garamond" w:eastAsia="Garamond" w:hAnsi="Garamond" w:cs="Times New Roman"/>
+          <w:b/>
+          <w:color w:val="010202"/>
+          <w:spacing w:val="5"/>
+          <w:w w:val="109"/>
+          <w:sz w:val="21"/>
+          <w:szCs w:val="21"/>
+        </w:rPr>
+        <w:t>v</w:t>
+      </w:r>
+      <w:r>
+        <w:rPr>
+          <w:rFonts w:ascii="Garamond" w:eastAsia="Garamond" w:hAnsi="Garamond" w:cs="Times New Roman"/>
+          <w:b/>
+          <w:color w:val="010202"/>
+          <w:spacing w:val="-1"/>
+          <w:w w:val="109"/>
+          <w:sz w:val="21"/>
+          <w:szCs w:val="21"/>
+        </w:rPr>
+        <w:t>e</w:t>
+      </w:r>
+      <w:r>
+        <w:rPr>
+          <w:rFonts w:ascii="Garamond" w:eastAsia="Garamond" w:hAnsi="Garamond" w:cs="Times New Roman"/>
+          <w:b/>
+          <w:color w:val="010202"/>
+          <w:spacing w:val="1"/>
+          <w:w w:val="109"/>
+          <w:sz w:val="21"/>
+          <w:szCs w:val="21"/>
+        </w:rPr>
+        <w:t>r</w:t>
+      </w:r>
+      <w:r>
+        <w:rPr>
+          <w:rFonts w:ascii="Garamond" w:eastAsia="Garamond" w:hAnsi="Garamond" w:cs="Times New Roman"/>
+          <w:b/>
+          <w:color w:val="010202"/>
+          <w:w w:val="109"/>
+          <w:sz w:val="21"/>
+          <w:szCs w:val="21"/>
+        </w:rPr>
+        <w:t>s</w:t>
+      </w:r>
+      <w:r>
+        <w:rPr>
+          <w:rFonts w:ascii="Garamond" w:eastAsia="Garamond" w:hAnsi="Garamond" w:cs="Times New Roman"/>
+          <w:b/>
+          <w:color w:val="010202"/>
+          <w:spacing w:val="3"/>
+          <w:w w:val="109"/>
+          <w:sz w:val="21"/>
+          <w:szCs w:val="21"/>
+        </w:rPr>
+        <w:t>i</w:t>
+      </w:r>
+      <w:r>
+        <w:rPr>
+          <w:rFonts w:ascii="Garamond" w:eastAsia="Garamond" w:hAnsi="Garamond" w:cs="Times New Roman"/>
+          <w:b/>
+          <w:color w:val="010202"/>
+          <w:spacing w:val="-2"/>
+          <w:w w:val="109"/>
+          <w:sz w:val="21"/>
+          <w:szCs w:val="21"/>
+        </w:rPr>
+        <w:t>t</w:t>
+      </w:r>
+      <w:r>
+        <w:rPr>
+          <w:rFonts w:ascii="Garamond" w:eastAsia="Garamond" w:hAnsi="Garamond" w:cs="Times New Roman"/>
+          <w:b/>
+          <w:color w:val="010202"/>
+          <w:spacing w:val="3"/>
+          <w:w w:val="109"/>
+          <w:sz w:val="21"/>
+          <w:szCs w:val="21"/>
+        </w:rPr>
+        <w:t>y</w:t>
+      </w:r>
+      <w:r>
+        <w:rPr>
+          <w:rFonts w:ascii="Garamond" w:eastAsia="Garamond" w:hAnsi="Garamond" w:cs="Times New Roman"/>
+          <w:b/>
+          <w:color w:val="010202"/>
+          <w:w w:val="109"/>
+          <w:sz w:val="21"/>
+          <w:szCs w:val="21"/>
+        </w:rPr>
+        <w:t>,</w:t>
+      </w:r>
+      <w:r>
+        <w:rPr>
+          <w:rFonts w:ascii="Garamond" w:eastAsia="Garamond" w:hAnsi="Garamond" w:cs="Times New Roman"/>
+          <w:b/>
+          <w:color w:val="010202"/>
+          <w:spacing w:val="1"/>
+          <w:w w:val="109"/>
+          <w:sz w:val="21"/>
+          <w:szCs w:val="21"/>
+        </w:rPr>
+        <w:t xml:space="preserve"> </w:t>
+      </w:r>
+      <w:r>
+        <w:rPr>
+          <w:rFonts w:ascii="Garamond" w:eastAsia="Garamond" w:hAnsi="Garamond" w:cs="Times New Roman"/>
+          <w:b/>
+          <w:color w:val="010202"/>
+          <w:spacing w:val="-1"/>
+          <w:sz w:val="21"/>
+          <w:szCs w:val="21"/>
+        </w:rPr>
+        <w:t>N</w:t>
+      </w:r>
+      <w:r>
+        <w:rPr>
+          <w:rFonts w:ascii="Garamond" w:eastAsia="Garamond" w:hAnsi="Garamond" w:cs="Times New Roman"/>
+          <w:b/>
+          <w:color w:val="010202"/>
+          <w:sz w:val="21"/>
+          <w:szCs w:val="21"/>
+        </w:rPr>
+        <w:t>ew</w:t>
+      </w:r>
+      <w:r>
+        <w:rPr>
+          <w:rFonts w:ascii="Garamond" w:eastAsia="Garamond" w:hAnsi="Garamond" w:cs="Times New Roman"/>
+          <w:b/>
+          <w:color w:val="010202"/>
+          <w:spacing w:val="3"/>
+          <w:sz w:val="21"/>
+          <w:szCs w:val="21"/>
+        </w:rPr>
+        <w:t xml:space="preserve"> </w:t>
+      </w:r>
+      <w:r>
+        <w:rPr>
+          <w:rFonts w:ascii="Garamond" w:eastAsia="Garamond" w:hAnsi="Garamond" w:cs="Times New Roman"/>
+          <w:b/>
+          <w:color w:val="010202"/>
+          <w:spacing w:val="5"/>
+          <w:sz w:val="21"/>
+          <w:szCs w:val="21"/>
+        </w:rPr>
+        <w:t>H</w:t>
+      </w:r>
+      <w:r>
+        <w:rPr>
+          <w:rFonts w:ascii="Garamond" w:eastAsia="Garamond" w:hAnsi="Garamond" w:cs="Times New Roman"/>
+          <w:b/>
+          <w:color w:val="010202"/>
+          <w:spacing w:val="2"/>
+          <w:sz w:val="21"/>
+          <w:szCs w:val="21"/>
+        </w:rPr>
+        <w:t>a</w:t>
+      </w:r>
+      <w:r>
+        <w:rPr>
+          <w:rFonts w:ascii="Garamond" w:eastAsia="Garamond" w:hAnsi="Garamond" w:cs="Times New Roman"/>
+          <w:b/>
+          <w:color w:val="010202"/>
+          <w:spacing w:val="-1"/>
+          <w:sz w:val="21"/>
+          <w:szCs w:val="21"/>
+        </w:rPr>
+        <w:t>v</w:t>
+      </w:r>
+      <w:r>
+        <w:rPr>
+          <w:rFonts w:ascii="Garamond" w:eastAsia="Garamond" w:hAnsi="Garamond" w:cs="Times New Roman"/>
+          <w:b/>
+          <w:color w:val="010202"/>
+          <w:sz w:val="21"/>
+          <w:szCs w:val="21"/>
+        </w:rPr>
+        <w:t>e</w:t>
+      </w:r>
+      <w:r>
+        <w:rPr>
+          <w:rFonts w:ascii="Garamond" w:eastAsia="Garamond" w:hAnsi="Garamond" w:cs="Times New Roman"/>
+          <w:b/>
+          <w:color w:val="010202"/>
+          <w:spacing w:val="4"/>
+          <w:sz w:val="21"/>
+          <w:szCs w:val="21"/>
+        </w:rPr>
+        <w:t>n</w:t>
+      </w:r>
+      <w:r>
+        <w:rPr>
+          <w:rFonts w:ascii="Garamond" w:eastAsia="Garamond" w:hAnsi="Garamond" w:cs="Times New Roman"/>
+          <w:b/>
+          <w:color w:val="010202"/>
+          <w:sz w:val="21"/>
+          <w:szCs w:val="21"/>
+        </w:rPr>
+        <w:t xml:space="preserve">, </w:t>
+      </w:r>
+      <w:r>
+        <w:rPr>
+          <w:rFonts w:ascii="Garamond" w:eastAsia="Garamond" w:hAnsi="Garamond" w:cs="Times New Roman"/>
+          <w:b/>
+          <w:color w:val="010202"/>
+          <w:spacing w:val="3"/>
+          <w:sz w:val="21"/>
+          <w:szCs w:val="21"/>
+        </w:rPr>
+        <w:t>C</w:t>
+      </w:r>
+      <w:r>
+        <w:rPr>
+          <w:rFonts w:ascii="Garamond" w:eastAsia="Garamond" w:hAnsi="Garamond" w:cs="Times New Roman"/>
+          <w:b/>
+          <w:color w:val="010202"/>
+          <w:sz w:val="21"/>
+          <w:szCs w:val="21"/>
+        </w:rPr>
+        <w:t>T</w:t>
+      </w:r>
+      <w:r>
+        <w:rPr>
+          <w:rFonts w:ascii="Garamond" w:eastAsia="Garamond" w:hAnsi="Garamond" w:cs="Times New Roman"/>
+          <w:b/>
+          <w:color w:val="010202"/>
+          <w:sz w:val="21"/>
+          <w:szCs w:val="21"/>
+        </w:rPr>
+        <w:t xml:space="preserve"> </w:t>
+      </w:r>
+      <w:r>
+        <w:rPr>
+          <w:rFonts w:ascii="Garamond" w:eastAsia="Garamond" w:hAnsi="Garamond" w:cs="Times New Roman"/>
+          <w:b/>
+          <w:color w:val="010202"/>
+          <w:sz w:val="21"/>
+          <w:szCs w:val="21"/>
+        </w:rPr>
+        <w:tab/>
+      </w:r>
+      <w:r>
+        <w:rPr>
+          <w:rFonts w:ascii="Garamond" w:eastAsia="Garamond" w:hAnsi="Garamond" w:cs="Times New Roman"/>
+          <w:b/>
+          <w:color w:val="010202"/>
+          <w:sz w:val="21"/>
+          <w:szCs w:val="21"/>
+        </w:rPr>
+        <w:tab/>
+      </w:r>
+      <w:r>
+        <w:rPr>
+          <w:rFonts w:ascii="Garamond" w:eastAsia="Garamond" w:hAnsi="Garamond" w:cs="Times New Roman"/>
+          <w:b/>
+          <w:color w:val="010202"/>
+          <w:sz w:val="21"/>
+          <w:szCs w:val="21"/>
+        </w:rPr>
+        <w:tab/>
+      </w:r>
+      <w:r>
+        <w:rPr>
+          <w:rFonts w:ascii="Garamond" w:eastAsia="Garamond" w:hAnsi="Garamond" w:cs="Times New Roman"/>
+          <w:b/>
+          <w:color w:val="010202"/>
+          <w:sz w:val="21"/>
+          <w:szCs w:val="21"/>
+        </w:rPr>
+        <w:tab/>
+      </w:r>
+      <w:r>
+        <w:rPr>
+          <w:rFonts w:ascii="Garamond" w:eastAsia="Garamond" w:hAnsi="Garamond" w:cs="Times New Roman"/>
+          <w:b/>
+          <w:color w:val="010202"/>
+          <w:sz w:val="21"/>
+          <w:szCs w:val="21"/>
+        </w:rPr>
+        <w:tab/>
+      </w:r>
+      <w:r>
+        <w:rPr>
+          <w:rFonts w:ascii="Garamond" w:eastAsia="Garamond" w:hAnsi="Garamond" w:cs="Times New Roman"/>
+          <w:b/>
+          <w:color w:val="010202"/>
+          <w:sz w:val="21"/>
+          <w:szCs w:val="21"/>
+        </w:rPr>
+        <w:tab/>
+      </w:r>
+      <w:r>
+        <w:rPr>
+          <w:rFonts w:ascii="Garamond" w:eastAsia="Garamond" w:hAnsi="Garamond" w:cs="Times New Roman"/>
+          <w:b/>
+          <w:color w:val="010202"/>
+          <w:sz w:val="21"/>
+          <w:szCs w:val="21"/>
+        </w:rPr>
+        <w:tab/>
+        <w:t xml:space="preserve"> </w:t>
+      </w:r>
+      <w:r>
+        <w:rPr>
+          <w:rFonts w:ascii="Garamond" w:eastAsia="Garamond" w:hAnsi="Garamond" w:cs="Times New Roman"/>
+          <w:b/>
+          <w:color w:val="010202"/>
+          <w:sz w:val="21"/>
+          <w:szCs w:val="21"/>
+        </w:rPr>
+        <w:tab/>
+      </w:r>
+      <w:r>
+        <w:rPr>
+          <w:rFonts w:ascii="Garamond" w:eastAsia="Garamond" w:hAnsi="Garamond" w:cs="Times New Roman"/>
+          <w:b/>
+          <w:color w:val="010202"/>
+          <w:sz w:val="21"/>
+          <w:szCs w:val="21"/>
+        </w:rPr>
+        <w:tab/>
+        <w:t xml:space="preserve">        </w:t>
+      </w:r>
+      <w:r>
+        <w:rPr>
+          <w:rFonts w:ascii="Garamond" w:eastAsia="Garamond" w:hAnsi="Garamond" w:cs="Times New Roman"/>
+          <w:b/>
+          <w:color w:val="010202"/>
+          <w:sz w:val="21"/>
+          <w:szCs w:val="21"/>
+        </w:rPr>
+        <w:t xml:space="preserve"> 2018 –</w:t>
+      </w:r>
+      <w:r>
+        <w:rPr>
+          <w:rFonts w:ascii="Garamond" w:eastAsia="Garamond" w:hAnsi="Garamond" w:cs="Times New Roman"/>
+          <w:b/>
+          <w:color w:val="010202"/>
+          <w:spacing w:val="-1"/>
+          <w:sz w:val="21"/>
+          <w:szCs w:val="21"/>
+        </w:rPr>
+        <w:t>2</w:t>
+      </w:r>
+      <w:r>
+        <w:rPr>
+          <w:rFonts w:ascii="Garamond" w:eastAsia="Garamond" w:hAnsi="Garamond" w:cs="Times New Roman"/>
+          <w:b/>
+          <w:color w:val="010202"/>
+          <w:spacing w:val="3"/>
+          <w:sz w:val="21"/>
+          <w:szCs w:val="21"/>
+        </w:rPr>
+        <w:t>022</w:t>
+      </w:r>
+    </w:p>
+    <w:p>
+      <w:pPr>
+        <w:tabs>
+          <w:tab w:val="left" w:pos="1080"/>
+        </w:tabs>
+        <w:spacing w:before="5"/>
+        <w:rPr>
+          <w:rFonts w:ascii="Garamond" w:eastAsia="Garamond" w:hAnsi="Garamond" w:cs="Times New Roman"/>
+          <w:b/>
+          <w:bCs/>
+          <w:iCs/>
+          <w:color w:val="010202"/>
+          <w:spacing w:val="1"/>
+          <w:sz w:val="10"/>
+          <w:szCs w:val="10"/>
+        </w:rPr>
+      </w:pPr>
+      <w:r>
+        <w:rPr>
+          <w:rFonts w:ascii="Garamond" w:eastAsia="Garamond" w:hAnsi="Garamond" w:cs="Times New Roman"/>
+          <w:color w:val="010202"/>
+          <w:spacing w:val="2"/>
+          <w:sz w:val="21"/>
+          <w:szCs w:val="21"/>
+        </w:rPr>
+        <w:t>B</w:t>
+      </w:r>
+      <w:r>
+        <w:rPr>
+          <w:rFonts w:ascii="Garamond" w:eastAsia="Garamond" w:hAnsi="Garamond" w:cs="Times New Roman"/>
+          <w:color w:val="010202"/>
+          <w:spacing w:val="-2"/>
+          <w:sz w:val="21"/>
+          <w:szCs w:val="21"/>
+        </w:rPr>
+        <w:t>a</w:t>
+      </w:r>
+      <w:r>
+        <w:rPr>
+          <w:rFonts w:ascii="Garamond" w:eastAsia="Garamond" w:hAnsi="Garamond" w:cs="Times New Roman"/>
+          <w:color w:val="010202"/>
+          <w:sz w:val="21"/>
+          <w:szCs w:val="21"/>
+        </w:rPr>
+        <w:t>che</w:t>
+      </w:r>
+      <w:r>
+        <w:rPr>
+          <w:rFonts w:ascii="Garamond" w:eastAsia="Garamond" w:hAnsi="Garamond" w:cs="Times New Roman"/>
+          <w:color w:val="010202"/>
+          <w:spacing w:val="4"/>
+          <w:sz w:val="21"/>
+          <w:szCs w:val="21"/>
+        </w:rPr>
+        <w:t>l</w:t>
+      </w:r>
+      <w:r>
+        <w:rPr>
+          <w:rFonts w:ascii="Garamond" w:eastAsia="Garamond" w:hAnsi="Garamond" w:cs="Times New Roman"/>
+          <w:color w:val="010202"/>
+          <w:sz w:val="21"/>
+          <w:szCs w:val="21"/>
+        </w:rPr>
+        <w:t>or</w:t>
+      </w:r>
+      <w:r>
+        <w:rPr>
+          <w:rFonts w:ascii="Garamond" w:eastAsia="Garamond" w:hAnsi="Garamond" w:cs="Times New Roman"/>
+          <w:color w:val="010202"/>
+          <w:spacing w:val="4"/>
+          <w:sz w:val="21"/>
+          <w:szCs w:val="21"/>
+        </w:rPr>
+        <w:t xml:space="preserve"> </w:t>
+      </w:r>
+      <w:r>
+        <w:rPr>
+          <w:rFonts w:ascii="Garamond" w:eastAsia="Garamond" w:hAnsi="Garamond" w:cs="Times New Roman"/>
+          <w:color w:val="010202"/>
+          <w:sz w:val="21"/>
+          <w:szCs w:val="21"/>
+        </w:rPr>
+        <w:t>of</w:t>
+      </w:r>
+      <w:r>
+        <w:rPr>
+          <w:rFonts w:ascii="Garamond" w:eastAsia="Garamond" w:hAnsi="Garamond" w:cs="Times New Roman"/>
+          <w:color w:val="010202"/>
+          <w:spacing w:val="2"/>
+          <w:sz w:val="21"/>
+          <w:szCs w:val="21"/>
+        </w:rPr>
+        <w:t xml:space="preserve"> </w:t>
+      </w:r>
+      <w:r>
+        <w:rPr>
+          <w:rFonts w:ascii="Garamond" w:eastAsia="Garamond" w:hAnsi="Garamond" w:cs="Times New Roman"/>
+          <w:color w:val="010202"/>
+          <w:spacing w:val="3"/>
+          <w:sz w:val="21"/>
+          <w:szCs w:val="21"/>
+        </w:rPr>
+        <w:t>A</w:t>
+      </w:r>
+      <w:r>
+        <w:rPr>
+          <w:rFonts w:ascii="Garamond" w:eastAsia="Garamond" w:hAnsi="Garamond" w:cs="Times New Roman"/>
+          <w:color w:val="010202"/>
+          <w:spacing w:val="-1"/>
+          <w:sz w:val="21"/>
+          <w:szCs w:val="21"/>
+        </w:rPr>
+        <w:t>r</w:t>
+      </w:r>
+      <w:r>
+        <w:rPr>
+          <w:rFonts w:ascii="Garamond" w:eastAsia="Garamond" w:hAnsi="Garamond" w:cs="Times New Roman"/>
+          <w:color w:val="010202"/>
+          <w:spacing w:val="2"/>
+          <w:sz w:val="21"/>
+          <w:szCs w:val="21"/>
+        </w:rPr>
+        <w:t>t</w:t>
+      </w:r>
+      <w:r>
+        <w:rPr>
+          <w:rFonts w:ascii="Garamond" w:eastAsia="Garamond" w:hAnsi="Garamond" w:cs="Times New Roman"/>
+          <w:color w:val="010202"/>
+          <w:sz w:val="21"/>
+          <w:szCs w:val="21"/>
+        </w:rPr>
+        <w:t>s</w:t>
+      </w:r>
+      <w:r>
+        <w:rPr>
+          <w:rFonts w:ascii="Garamond" w:eastAsia="Garamond" w:hAnsi="Garamond" w:cs="Times New Roman"/>
+          <w:color w:val="010202"/>
+          <w:spacing w:val="2"/>
+          <w:sz w:val="21"/>
+          <w:szCs w:val="21"/>
+        </w:rPr>
+        <w:t xml:space="preserve"> </w:t>
+      </w:r>
+      <w:r>
+        <w:rPr>
+          <w:rFonts w:ascii="Garamond" w:eastAsia="Garamond" w:hAnsi="Garamond" w:cs="Times New Roman"/>
+          <w:color w:val="010202"/>
+          <w:sz w:val="21"/>
+          <w:szCs w:val="21"/>
+        </w:rPr>
+        <w:t>in</w:t>
+      </w:r>
+      <w:r>
+        <w:rPr>
+          <w:rFonts w:ascii="Garamond" w:eastAsia="Garamond" w:hAnsi="Garamond" w:cs="Times New Roman"/>
+          <w:color w:val="010202"/>
+          <w:spacing w:val="2"/>
+          <w:sz w:val="21"/>
+          <w:szCs w:val="21"/>
+        </w:rPr>
+        <w:t xml:space="preserve"> Economics</w:t>
+      </w:r>
+      <w:r>
+        <w:rPr>
+          <w:rFonts w:ascii="Garamond" w:eastAsia="Garamond" w:hAnsi="Garamond" w:cs="Times New Roman"/>
+          <w:color w:val="010202"/>
+          <w:spacing w:val="2"/>
+          <w:sz w:val="21"/>
+          <w:szCs w:val="21"/>
+        </w:rPr>
+        <w:t xml:space="preserve"> and Mathematics</w:t>
+      </w:r>
       <w:r>
         <w:rPr>
           <w:rFonts w:ascii="Garamond" w:eastAsia="Garamond" w:hAnsi="Garamond" w:cs="Times New Roman"/>
           <w:i/>
           <w:iCs/>
           <w:color w:val="010202"/>
-          <w:sz w:val="21"/>
-          <w:szCs w:val="21"/>
-        </w:rPr>
-        <w:t xml:space="preserve">Postgraduate </w:t>
+          <w:spacing w:val="2"/>
+          <w:sz w:val="21"/>
+          <w:szCs w:val="21"/>
+        </w:rPr>
+        <w:t xml:space="preserve"> (Distinction)</w:t>
       </w:r>
       <w:r>
         <w:rPr>
@@ -947,10 +1018,11 @@
           <w:i/>
           <w:iCs/>
           <w:color w:val="010202"/>
-          <w:sz w:val="21"/>
-          <w:szCs w:val="21"/>
-        </w:rPr>
-        <w:t>coursework</w:t>
+          <w:spacing w:val="2"/>
+          <w:sz w:val="21"/>
+          <w:szCs w:val="21"/>
+        </w:rPr>
+        <w:t xml:space="preserve"> </w:t>
       </w:r>
       <w:r>
         <w:rPr>
@@ -958,46 +1030,57 @@
           <w:i/>
           <w:iCs/>
           <w:color w:val="010202"/>
-          <w:sz w:val="21"/>
-          <w:szCs w:val="21"/>
-        </w:rPr>
-        <w:t>:</w:t>
-      </w:r>
-      <w:r>
-        <w:rPr>
-          <w:rFonts w:ascii="Garamond" w:eastAsia="Garamond" w:hAnsi="Garamond" w:cs="Times New Roman"/>
-          <w:color w:val="010202"/>
-          <w:sz w:val="21"/>
-          <w:szCs w:val="21"/>
-        </w:rPr>
-        <w:t xml:space="preserve"> Advanced Probability</w:t>
-      </w:r>
-      <w:r>
-        <w:rPr>
-          <w:rFonts w:ascii="Garamond" w:eastAsia="Garamond" w:hAnsi="Garamond" w:cs="Times New Roman"/>
-          <w:color w:val="010202"/>
-          <w:sz w:val="21"/>
-          <w:szCs w:val="21"/>
-        </w:rPr>
-        <w:tab/>
-      </w:r>
-      <w:r>
-        <w:rPr>
-          <w:rFonts w:ascii="Garamond" w:eastAsia="Garamond" w:hAnsi="Garamond" w:cs="Times New Roman"/>
-          <w:color w:val="010202"/>
-          <w:sz w:val="21"/>
-          <w:szCs w:val="21"/>
-        </w:rPr>
-        <w:tab/>
-      </w:r>
-      <w:r>
-        <w:rPr>
-          <w:rFonts w:ascii="Garamond" w:eastAsia="Garamond" w:hAnsi="Garamond" w:cs="Times New Roman"/>
-          <w:color w:val="010202"/>
-          <w:sz w:val="21"/>
-          <w:szCs w:val="21"/>
-        </w:rPr>
-        <w:tab/>
+          <w:spacing w:val="2"/>
+          <w:sz w:val="21"/>
+          <w:szCs w:val="21"/>
+        </w:rPr>
+        <w:tab/>
+      </w:r>
+      <w:r>
+        <w:rPr>
+          <w:rFonts w:ascii="Garamond" w:eastAsia="Garamond" w:hAnsi="Garamond" w:cs="Times New Roman"/>
+          <w:i/>
+          <w:iCs/>
+          <w:color w:val="010202"/>
+          <w:spacing w:val="2"/>
+          <w:sz w:val="21"/>
+          <w:szCs w:val="21"/>
+        </w:rPr>
+        <w:tab/>
+      </w:r>
+      <w:r>
+        <w:rPr>
+          <w:rFonts w:ascii="Garamond" w:eastAsia="Garamond" w:hAnsi="Garamond" w:cs="Times New Roman"/>
+          <w:i/>
+          <w:iCs/>
+          <w:color w:val="010202"/>
+          <w:spacing w:val="2"/>
+          <w:sz w:val="21"/>
+          <w:szCs w:val="21"/>
+        </w:rPr>
+        <w:tab/>
+      </w:r>
+      <w:r>
+        <w:rPr>
+          <w:rFonts w:ascii="Garamond" w:eastAsia="Garamond" w:hAnsi="Garamond" w:cs="Times New Roman"/>
+          <w:i/>
+          <w:iCs/>
+          <w:color w:val="010202"/>
+          <w:spacing w:val="2"/>
+          <w:sz w:val="21"/>
+          <w:szCs w:val="21"/>
+        </w:rPr>
+        <w:tab/>
+      </w:r>
+      <w:r>
+        <w:rPr>
+          <w:rFonts w:ascii="Garamond" w:eastAsia="Garamond" w:hAnsi="Garamond" w:cs="Times New Roman"/>
+          <w:color w:val="010202"/>
+          <w:spacing w:val="2"/>
+          <w:sz w:val="21"/>
+          <w:szCs w:val="21"/>
+        </w:rPr>
+        <w:t xml:space="preserve">          </w:t>
       </w:r>
       <w:r>
         <w:rPr>
@@ -1044,25 +1127,32 @@
         </w:rPr>
         <w:t xml:space="preserve">    </w:t>
       </w:r>
-      <w:r>
-        <w:rPr>
-          <w:rFonts w:ascii="Garamond" w:eastAsia="Garamond" w:hAnsi="Garamond" w:cs="Times New Roman"/>
-          <w:color w:val="010202"/>
-          <w:sz w:val="21"/>
-          <w:szCs w:val="21"/>
-        </w:rPr>
-        <w:tab/>
-        <w:t xml:space="preserve">      </w:t>
-      </w:r>
-      <w:r>
-        <w:rPr>
-          <w:rFonts w:ascii="Garamond" w:eastAsia="Garamond" w:hAnsi="Garamond" w:cs="Times New Roman"/>
-          <w:color w:val="010202"/>
-          <w:sz w:val="21"/>
-          <w:szCs w:val="21"/>
-        </w:rPr>
-        <w:tab/>
-        <w:t xml:space="preserve">   </w:t>
+    </w:p>
+    <w:p>
+      <w:pPr>
+        <w:tabs>
+          <w:tab w:val="left" w:pos="1080"/>
+        </w:tabs>
+        <w:spacing w:before="5"/>
+        <w:rPr>
+          <w:rFonts w:ascii="Garamond" w:eastAsia="Garamond" w:hAnsi="Garamond" w:cs="Times New Roman"/>
+          <w:b/>
+          <w:bCs/>
+          <w:iCs/>
+          <w:color w:val="010202"/>
+          <w:spacing w:val="1"/>
+          <w:sz w:val="10"/>
+          <w:szCs w:val="10"/>
+        </w:rPr>
+      </w:pPr>
+      <w:r>
+        <w:rPr>
+          <w:rFonts w:ascii="Garamond" w:eastAsia="Garamond" w:hAnsi="Garamond" w:cs="Times New Roman"/>
+          <w:color w:val="010202"/>
+          <w:sz w:val="21"/>
+          <w:szCs w:val="21"/>
+        </w:rPr>
+        <w:t xml:space="preserve"> </w:t>
       </w:r>
     </w:p>
     <w:p>
@@ -1289,15 +1379,6 @@
         <w:rPr>
           <w:rFonts w:ascii="Garamond" w:eastAsia="Garamond" w:hAnsi="Garamond" w:cs="Times New Roman"/>
           <w:color w:val="010202"/>
-          <w:sz w:val="21"/>
-          <w:szCs w:val="21"/>
-        </w:rPr>
-        <w:t>,</w:t>
-      </w:r>
-      <w:r>
-        <w:rPr>
-          <w:rFonts w:ascii="Garamond" w:eastAsia="Garamond" w:hAnsi="Garamond" w:cs="Times New Roman"/>
-          <w:color w:val="010202"/>
           <w:spacing w:val="3"/>
           <w:sz w:val="21"/>
           <w:szCs w:val="21"/>
@@ -1423,113 +1504,6 @@
           <w:szCs w:val="21"/>
         </w:rPr>
         <w:tab/>
-      </w:r>
-    </w:p>
-    <w:p>
-      <w:pPr>
-        <w:tabs>
-          <w:tab w:val="left" w:pos="1080"/>
-        </w:tabs>
-        <w:rPr>
-          <w:rFonts w:ascii="Garamond" w:eastAsia="Garamond" w:hAnsi="Garamond" w:cs="Times New Roman"/>
-          <w:color w:val="010202"/>
-          <w:spacing w:val="1"/>
-          <w:sz w:val="21"/>
-          <w:szCs w:val="21"/>
-        </w:rPr>
-      </w:pPr>
-      <w:r>
-        <w:rPr>
-          <w:rFonts w:ascii="Garamond" w:eastAsia="Garamond" w:hAnsi="Garamond" w:cs="Times New Roman"/>
-          <w:i/>
-          <w:iCs/>
-          <w:color w:val="010202"/>
-          <w:spacing w:val="1"/>
-          <w:sz w:val="21"/>
-          <w:szCs w:val="21"/>
-        </w:rPr>
-        <w:t>Coursework:</w:t>
-      </w:r>
-      <w:r>
-        <w:rPr>
-          <w:rFonts w:ascii="Garamond" w:eastAsia="Garamond" w:hAnsi="Garamond" w:cs="Times New Roman"/>
-          <w:i/>
-          <w:color w:val="010202"/>
-          <w:spacing w:val="1"/>
-          <w:sz w:val="21"/>
-          <w:szCs w:val="21"/>
-        </w:rPr>
-        <w:t xml:space="preserve"> </w:t>
-      </w:r>
-      <w:r>
-        <w:rPr>
-          <w:rFonts w:ascii="Garamond" w:eastAsia="Garamond" w:hAnsi="Garamond" w:cs="Times New Roman"/>
-          <w:color w:val="010202"/>
-          <w:spacing w:val="1"/>
-          <w:sz w:val="21"/>
-          <w:szCs w:val="21"/>
-        </w:rPr>
-        <w:t>Financial Markets and the Global Economy</w:t>
-      </w:r>
-      <w:r>
-        <w:rPr>
-          <w:rFonts w:ascii="Garamond" w:eastAsia="Garamond" w:hAnsi="Garamond" w:cs="Times New Roman"/>
-          <w:color w:val="010202"/>
-          <w:spacing w:val="1"/>
-          <w:sz w:val="21"/>
-          <w:szCs w:val="21"/>
-        </w:rPr>
-        <w:t xml:space="preserve"> (A-)</w:t>
-      </w:r>
-      <w:r>
-        <w:rPr>
-          <w:rFonts w:ascii="Garamond" w:eastAsia="Garamond" w:hAnsi="Garamond" w:cs="Times New Roman"/>
-          <w:color w:val="010202"/>
-          <w:spacing w:val="1"/>
-          <w:sz w:val="21"/>
-          <w:szCs w:val="21"/>
-        </w:rPr>
-        <w:t xml:space="preserve">, </w:t>
-      </w:r>
-      <w:r>
-        <w:rPr>
-          <w:rFonts w:ascii="Garamond" w:eastAsia="Garamond" w:hAnsi="Garamond" w:cs="Times New Roman"/>
-          <w:color w:val="010202"/>
-          <w:spacing w:val="1"/>
-          <w:sz w:val="21"/>
-          <w:szCs w:val="21"/>
-        </w:rPr>
-        <w:t xml:space="preserve">Introduction to </w:t>
-      </w:r>
-      <w:r>
-        <w:rPr>
-          <w:rFonts w:ascii="Garamond" w:eastAsia="Garamond" w:hAnsi="Garamond" w:cs="Times New Roman"/>
-          <w:color w:val="010202"/>
-          <w:spacing w:val="1"/>
-          <w:sz w:val="21"/>
-          <w:szCs w:val="21"/>
-        </w:rPr>
-        <w:t>Behavioral Economics</w:t>
-      </w:r>
-      <w:r>
-        <w:rPr>
-          <w:rFonts w:ascii="Garamond" w:eastAsia="Garamond" w:hAnsi="Garamond" w:cs="Times New Roman"/>
-          <w:color w:val="010202"/>
-          <w:spacing w:val="1"/>
-          <w:sz w:val="21"/>
-          <w:szCs w:val="21"/>
-        </w:rPr>
-        <w:t xml:space="preserve"> </w:t>
-      </w:r>
-      <w:r>
-        <w:rPr>
-          <w:rFonts w:ascii="Garamond" w:eastAsia="Garamond" w:hAnsi="Garamond" w:cs="Times New Roman"/>
-          <w:color w:val="010202"/>
-          <w:spacing w:val="1"/>
-          <w:sz w:val="21"/>
-          <w:szCs w:val="21"/>
-        </w:rPr>
-        <w:t>(A)</w:t>
       </w:r>
     </w:p>
     <w:p>
@@ -1963,7 +1937,55 @@
           <w:sz w:val="20"/>
           <w:szCs w:val="20"/>
         </w:rPr>
-        <w:t xml:space="preserve"> trade models (two-good two-country neoclassical, Eaton and Kortum, Caliendo and Parro) and implemented the solution </w:t>
+        <w:t xml:space="preserve"> trade models (two-good two-country neoclassical, Eaton and </w:t>
+      </w:r>
+      <w:proofErr w:type="spellStart"/>
+      <w:r>
+        <w:rPr>
+          <w:rFonts w:ascii="Garamond" w:eastAsia="Garamond" w:hAnsi="Garamond" w:cs="Times New Roman"/>
+          <w:bCs/>
+          <w:color w:val="010202"/>
+          <w:spacing w:val="1"/>
+          <w:sz w:val="20"/>
+          <w:szCs w:val="20"/>
+        </w:rPr>
+        <w:t>Kortum</w:t>
+      </w:r>
+      <w:proofErr w:type="spellEnd"/>
+      <w:r>
+        <w:rPr>
+          <w:rFonts w:ascii="Garamond" w:eastAsia="Garamond" w:hAnsi="Garamond" w:cs="Times New Roman"/>
+          <w:bCs/>
+          <w:color w:val="010202"/>
+          <w:spacing w:val="1"/>
+          <w:sz w:val="20"/>
+          <w:szCs w:val="20"/>
+        </w:rPr>
+        <w:t xml:space="preserve">, Caliendo and </w:t>
+      </w:r>
+      <w:proofErr w:type="spellStart"/>
+      <w:r>
+        <w:rPr>
+          <w:rFonts w:ascii="Garamond" w:eastAsia="Garamond" w:hAnsi="Garamond" w:cs="Times New Roman"/>
+          <w:bCs/>
+          <w:color w:val="010202"/>
+          <w:spacing w:val="1"/>
+          <w:sz w:val="20"/>
+          <w:szCs w:val="20"/>
+        </w:rPr>
+        <w:t>Parro</w:t>
+      </w:r>
+      <w:proofErr w:type="spellEnd"/>
+      <w:r>
+        <w:rPr>
+          <w:rFonts w:ascii="Garamond" w:eastAsia="Garamond" w:hAnsi="Garamond" w:cs="Times New Roman"/>
+          <w:bCs/>
+          <w:color w:val="010202"/>
+          <w:spacing w:val="1"/>
+          <w:sz w:val="20"/>
+          <w:szCs w:val="20"/>
+        </w:rPr>
+        <w:t xml:space="preserve">) and implemented the solution </w:t>
       </w:r>
       <w:r>
         <w:rPr>
@@ -2099,7 +2121,31 @@
           <w:sz w:val="20"/>
           <w:szCs w:val="20"/>
         </w:rPr>
-        <w:t xml:space="preserve">Worked with the Inter-American Development Bank (IDB) to extend the Caliendo and Parro (2015) framework to include effects from climate change and multiple tax </w:t>
+        <w:t xml:space="preserve">Worked with the Inter-American Development Bank (IDB) to extend the Caliendo and </w:t>
+      </w:r>
+      <w:proofErr w:type="spellStart"/>
+      <w:r>
+        <w:rPr>
+          <w:rFonts w:ascii="Garamond" w:eastAsia="Garamond" w:hAnsi="Garamond" w:cs="Times New Roman"/>
+          <w:bCs/>
+          <w:color w:val="010202"/>
+          <w:spacing w:val="1"/>
+          <w:sz w:val="20"/>
+          <w:szCs w:val="20"/>
+        </w:rPr>
+        <w:t>Parro</w:t>
+      </w:r>
+      <w:proofErr w:type="spellEnd"/>
+      <w:r>
+        <w:rPr>
+          <w:rFonts w:ascii="Garamond" w:eastAsia="Garamond" w:hAnsi="Garamond" w:cs="Times New Roman"/>
+          <w:bCs/>
+          <w:color w:val="010202"/>
+          <w:spacing w:val="1"/>
+          <w:sz w:val="20"/>
+          <w:szCs w:val="20"/>
+        </w:rPr>
+        <w:t xml:space="preserve"> (2015) framework to include effects from climate change and multiple tax </w:t>
       </w:r>
       <w:r>
         <w:rPr>
@@ -2317,7 +2363,31 @@
           <w:sz w:val="20"/>
           <w:szCs w:val="20"/>
         </w:rPr>
-        <w:t xml:space="preserve">Linearized Caliendo and Parro (2015) to approximate a closer initial guess in wages given counterfactual changes to tariffs prior to implementing in the nonlinear model to improve efficiency. </w:t>
+        <w:t xml:space="preserve">Linearized Caliendo and </w:t>
+      </w:r>
+      <w:proofErr w:type="spellStart"/>
+      <w:r>
+        <w:rPr>
+          <w:rFonts w:ascii="Garamond" w:eastAsia="Garamond" w:hAnsi="Garamond" w:cs="Times New Roman"/>
+          <w:bCs/>
+          <w:color w:val="010202"/>
+          <w:spacing w:val="1"/>
+          <w:sz w:val="20"/>
+          <w:szCs w:val="20"/>
+        </w:rPr>
+        <w:t>Parro</w:t>
+      </w:r>
+      <w:proofErr w:type="spellEnd"/>
+      <w:r>
+        <w:rPr>
+          <w:rFonts w:ascii="Garamond" w:eastAsia="Garamond" w:hAnsi="Garamond" w:cs="Times New Roman"/>
+          <w:bCs/>
+          <w:color w:val="010202"/>
+          <w:spacing w:val="1"/>
+          <w:sz w:val="20"/>
+          <w:szCs w:val="20"/>
+        </w:rPr>
+        <w:t xml:space="preserve"> (2015) to approximate a closer initial guess in wages given counterfactual changes to tariffs prior to implementing in the nonlinear model to improve efficiency. </w:t>
       </w:r>
     </w:p>
     <w:p>
@@ -2524,7 +2594,31 @@
           <w:sz w:val="20"/>
           <w:szCs w:val="20"/>
         </w:rPr>
-        <w:t>Wrote a script to aggregate the tariff data from Caliendo-Feenstra-Romalis-Taylor (CFRT) from the product classification SITC Rev. 4 to ISIC Rev. 3 and ISIC Rev. 4 using the trade weighted average</w:t>
+        <w:t>Wrote a script to aggregate the tariff data from Caliendo-Feenstra-</w:t>
+      </w:r>
+      <w:proofErr w:type="spellStart"/>
+      <w:r>
+        <w:rPr>
+          <w:rFonts w:ascii="Garamond" w:eastAsia="Garamond" w:hAnsi="Garamond" w:cs="Times New Roman"/>
+          <w:bCs/>
+          <w:color w:val="010202"/>
+          <w:spacing w:val="1"/>
+          <w:sz w:val="20"/>
+          <w:szCs w:val="20"/>
+        </w:rPr>
+        <w:t>Romalis</w:t>
+      </w:r>
+      <w:proofErr w:type="spellEnd"/>
+      <w:r>
+        <w:rPr>
+          <w:rFonts w:ascii="Garamond" w:eastAsia="Garamond" w:hAnsi="Garamond" w:cs="Times New Roman"/>
+          <w:bCs/>
+          <w:color w:val="010202"/>
+          <w:spacing w:val="1"/>
+          <w:sz w:val="20"/>
+          <w:szCs w:val="20"/>
+        </w:rPr>
+        <w:t>-Taylor (CFRT) from the product classification SITC Rev. 4 to ISIC Rev. 3 and ISIC Rev. 4 using the trade weighted average</w:t>
       </w:r>
       <w:r>
         <w:rPr>
@@ -2591,7 +2685,31 @@
           <w:sz w:val="20"/>
           <w:szCs w:val="20"/>
         </w:rPr>
-        <w:t xml:space="preserve"> Caliendo and Parro (2015) and translated the MATLAB script to Python to create an interactive interface for </w:t>
+        <w:t xml:space="preserve"> Caliendo and </w:t>
+      </w:r>
+      <w:proofErr w:type="spellStart"/>
+      <w:r>
+        <w:rPr>
+          <w:rFonts w:ascii="Garamond" w:eastAsia="Garamond" w:hAnsi="Garamond" w:cs="Times New Roman"/>
+          <w:bCs/>
+          <w:color w:val="010202"/>
+          <w:spacing w:val="1"/>
+          <w:sz w:val="20"/>
+          <w:szCs w:val="20"/>
+        </w:rPr>
+        <w:t>Parro</w:t>
+      </w:r>
+      <w:proofErr w:type="spellEnd"/>
+      <w:r>
+        <w:rPr>
+          <w:rFonts w:ascii="Garamond" w:eastAsia="Garamond" w:hAnsi="Garamond" w:cs="Times New Roman"/>
+          <w:bCs/>
+          <w:color w:val="010202"/>
+          <w:spacing w:val="1"/>
+          <w:sz w:val="20"/>
+          <w:szCs w:val="20"/>
+        </w:rPr>
+        <w:t xml:space="preserve"> (2015) and translated the MATLAB script to Python to create an interactive interface for </w:t>
       </w:r>
       <w:r>
         <w:rPr>
@@ -3458,8 +3576,45 @@
           <w:sz w:val="20"/>
           <w:szCs w:val="20"/>
         </w:rPr>
-        <w:t xml:space="preserve"> Mushfiq Mobarak</w:t>
-      </w:r>
+        <w:t xml:space="preserve"> </w:t>
+      </w:r>
+      <w:proofErr w:type="spellStart"/>
+      <w:r>
+        <w:rPr>
+          <w:rFonts w:ascii="Garamond" w:eastAsia="Garamond" w:hAnsi="Garamond" w:cs="Times New Roman"/>
+          <w:i/>
+          <w:color w:val="010202"/>
+          <w:spacing w:val="1"/>
+          <w:sz w:val="20"/>
+          <w:szCs w:val="20"/>
+        </w:rPr>
+        <w:t>Mushfiq</w:t>
+      </w:r>
+      <w:proofErr w:type="spellEnd"/>
+      <w:r>
+        <w:rPr>
+          <w:rFonts w:ascii="Garamond" w:eastAsia="Garamond" w:hAnsi="Garamond" w:cs="Times New Roman"/>
+          <w:i/>
+          <w:color w:val="010202"/>
+          <w:spacing w:val="1"/>
+          <w:sz w:val="20"/>
+          <w:szCs w:val="20"/>
+        </w:rPr>
+        <w:t xml:space="preserve"> </w:t>
+      </w:r>
+      <w:proofErr w:type="spellStart"/>
+      <w:r>
+        <w:rPr>
+          <w:rFonts w:ascii="Garamond" w:eastAsia="Garamond" w:hAnsi="Garamond" w:cs="Times New Roman"/>
+          <w:i/>
+          <w:color w:val="010202"/>
+          <w:spacing w:val="1"/>
+          <w:sz w:val="20"/>
+          <w:szCs w:val="20"/>
+        </w:rPr>
+        <w:t>Mobarak</w:t>
+      </w:r>
+      <w:proofErr w:type="spellEnd"/>
     </w:p>
     <w:p>
       <w:pPr>
@@ -3959,99 +4114,99 @@
           <w:sz w:val="20"/>
           <w:szCs w:val="20"/>
         </w:rPr>
-        <w:t xml:space="preserve">Trade, Taxation, and the Environment: </w:t>
-      </w:r>
-      <w:r>
-        <w:rPr>
-          <w:rFonts w:ascii="Garamond" w:eastAsia="Garamond" w:hAnsi="Garamond" w:cs="Times New Roman"/>
-          <w:b/>
-          <w:bCs/>
-          <w:iCs/>
-          <w:color w:val="010202"/>
-          <w:spacing w:val="1"/>
-          <w:sz w:val="20"/>
-          <w:szCs w:val="20"/>
-        </w:rPr>
-        <w:t>Evaluating</w:t>
-      </w:r>
-      <w:r>
-        <w:rPr>
-          <w:rFonts w:ascii="Garamond" w:eastAsia="Garamond" w:hAnsi="Garamond" w:cs="Times New Roman"/>
-          <w:b/>
-          <w:bCs/>
-          <w:iCs/>
-          <w:color w:val="010202"/>
-          <w:spacing w:val="1"/>
-          <w:sz w:val="20"/>
-          <w:szCs w:val="20"/>
-        </w:rPr>
-        <w:t xml:space="preserve"> the Economic Impact on Households</w:t>
-      </w:r>
-      <w:r>
-        <w:rPr>
-          <w:rFonts w:ascii="Garamond" w:eastAsia="Garamond" w:hAnsi="Garamond" w:cs="Times New Roman"/>
-          <w:b/>
-          <w:bCs/>
-          <w:iCs/>
-          <w:color w:val="010202"/>
-          <w:spacing w:val="1"/>
-          <w:sz w:val="20"/>
-          <w:szCs w:val="20"/>
-        </w:rPr>
-        <w:t>”</w:t>
-      </w:r>
-      <w:r>
-        <w:rPr>
-          <w:rFonts w:ascii="Garamond" w:eastAsia="Garamond" w:hAnsi="Garamond" w:cs="Times New Roman"/>
-          <w:b/>
-          <w:bCs/>
-          <w:iCs/>
-          <w:color w:val="010202"/>
-          <w:spacing w:val="1"/>
-          <w:sz w:val="20"/>
-          <w:szCs w:val="20"/>
-        </w:rPr>
-        <w:tab/>
-      </w:r>
-      <w:r>
-        <w:rPr>
-          <w:rFonts w:ascii="Garamond" w:eastAsia="Garamond" w:hAnsi="Garamond" w:cs="Times New Roman"/>
-          <w:b/>
-          <w:bCs/>
-          <w:iCs/>
-          <w:color w:val="010202"/>
-          <w:spacing w:val="1"/>
-          <w:sz w:val="20"/>
-          <w:szCs w:val="20"/>
-        </w:rPr>
-        <w:tab/>
-      </w:r>
-      <w:r>
-        <w:rPr>
-          <w:rFonts w:ascii="Garamond" w:eastAsia="Garamond" w:hAnsi="Garamond" w:cs="Times New Roman"/>
-          <w:b/>
-          <w:bCs/>
-          <w:iCs/>
-          <w:color w:val="010202"/>
-          <w:spacing w:val="1"/>
-          <w:sz w:val="20"/>
-          <w:szCs w:val="20"/>
-        </w:rPr>
-        <w:tab/>
-      </w:r>
-      <w:r>
-        <w:rPr>
-          <w:rFonts w:ascii="Garamond" w:eastAsia="Garamond" w:hAnsi="Garamond" w:cs="Times New Roman"/>
-          <w:b/>
-          <w:bCs/>
-          <w:iCs/>
-          <w:color w:val="010202"/>
-          <w:spacing w:val="1"/>
-          <w:sz w:val="20"/>
-          <w:szCs w:val="20"/>
-        </w:rPr>
-        <w:tab/>
-        <w:t xml:space="preserve">      2023</w:t>
+        <w:t>Voluntary Emission Restraints in Developing</w:t>
+      </w:r>
+      <w:r>
+        <w:rPr>
+          <w:rFonts w:ascii="Garamond" w:eastAsia="Garamond" w:hAnsi="Garamond" w:cs="Times New Roman"/>
+          <w:b/>
+          <w:bCs/>
+          <w:iCs/>
+          <w:color w:val="010202"/>
+          <w:spacing w:val="1"/>
+          <w:sz w:val="20"/>
+          <w:szCs w:val="20"/>
+        </w:rPr>
+        <w:t xml:space="preserve"> </w:t>
+      </w:r>
+      <w:r>
+        <w:rPr>
+          <w:rFonts w:ascii="Garamond" w:eastAsia="Garamond" w:hAnsi="Garamond" w:cs="Times New Roman"/>
+          <w:b/>
+          <w:bCs/>
+          <w:iCs/>
+          <w:color w:val="010202"/>
+          <w:spacing w:val="1"/>
+          <w:sz w:val="20"/>
+          <w:szCs w:val="20"/>
+        </w:rPr>
+        <w:t>Economies: The Role of Trade Policy</w:t>
+      </w:r>
+      <w:r>
+        <w:rPr>
+          <w:rFonts w:ascii="Garamond" w:eastAsia="Garamond" w:hAnsi="Garamond" w:cs="Times New Roman"/>
+          <w:b/>
+          <w:bCs/>
+          <w:iCs/>
+          <w:color w:val="010202"/>
+          <w:spacing w:val="1"/>
+          <w:sz w:val="20"/>
+          <w:szCs w:val="20"/>
+        </w:rPr>
+        <w:t xml:space="preserve">” </w:t>
+      </w:r>
+      <w:r>
+        <w:rPr>
+          <w:rFonts w:ascii="Garamond" w:eastAsia="Garamond" w:hAnsi="Garamond" w:cs="Times New Roman"/>
+          <w:b/>
+          <w:bCs/>
+          <w:iCs/>
+          <w:color w:val="010202"/>
+          <w:spacing w:val="1"/>
+          <w:sz w:val="20"/>
+          <w:szCs w:val="20"/>
+        </w:rPr>
+        <w:tab/>
+      </w:r>
+      <w:r>
+        <w:rPr>
+          <w:rFonts w:ascii="Garamond" w:eastAsia="Garamond" w:hAnsi="Garamond" w:cs="Times New Roman"/>
+          <w:b/>
+          <w:bCs/>
+          <w:iCs/>
+          <w:color w:val="010202"/>
+          <w:spacing w:val="1"/>
+          <w:sz w:val="20"/>
+          <w:szCs w:val="20"/>
+        </w:rPr>
+        <w:tab/>
+      </w:r>
+      <w:r>
+        <w:rPr>
+          <w:rFonts w:ascii="Garamond" w:eastAsia="Garamond" w:hAnsi="Garamond" w:cs="Times New Roman"/>
+          <w:b/>
+          <w:bCs/>
+          <w:iCs/>
+          <w:color w:val="010202"/>
+          <w:spacing w:val="1"/>
+          <w:sz w:val="20"/>
+          <w:szCs w:val="20"/>
+        </w:rPr>
+        <w:tab/>
+      </w:r>
+      <w:r>
+        <w:rPr>
+          <w:rFonts w:ascii="Garamond" w:eastAsia="Garamond" w:hAnsi="Garamond" w:cs="Times New Roman"/>
+          <w:b/>
+          <w:bCs/>
+          <w:iCs/>
+          <w:color w:val="010202"/>
+          <w:spacing w:val="1"/>
+          <w:sz w:val="20"/>
+          <w:szCs w:val="20"/>
+        </w:rPr>
+        <w:tab/>
+        <w:t xml:space="preserve">      2024</w:t>
       </w:r>
     </w:p>
     <w:p>
@@ -4062,23 +4217,85 @@
         <w:spacing w:before="5"/>
         <w:rPr>
           <w:rFonts w:ascii="Garamond" w:eastAsia="Garamond" w:hAnsi="Garamond" w:cs="Times New Roman"/>
-          <w:iCs/>
-          <w:color w:val="010202"/>
-          <w:spacing w:val="1"/>
-          <w:sz w:val="20"/>
-          <w:szCs w:val="20"/>
-        </w:rPr>
-      </w:pPr>
-      <w:r>
-        <w:rPr>
-          <w:rFonts w:ascii="Garamond" w:eastAsia="Garamond" w:hAnsi="Garamond" w:cs="Times New Roman"/>
-          <w:iCs/>
-          <w:color w:val="010202"/>
-          <w:spacing w:val="1"/>
-          <w:sz w:val="20"/>
-          <w:szCs w:val="20"/>
-        </w:rPr>
-        <w:t>This paper shows that the environmental bias that exists in trade policy not only extends to domestic tax policy, but also places a heavier burden on consumers. In estimating the revenues collected per tons of CO2 emissions, taxes on final good consumption overwhelmingly exceeds tariffs, taxes on production, and taxes on intermediate good consumption. Using existing general equilibrium trade models, I derive a general welfare decomposition to evaluate the implications of using different tax mechanisms for mitigating carbon emissions as well as addressing the discrepancies between taxes faced by producers versus those faced by consumers. My findings reveal that the current tax structure is suboptimal, and US households would gain by increasing production taxes while simultaneously reducing consumption taxes on certain dirty sectors like petroleum. Gains in real income are also met with reductions in global emissions which opens the door for further research on the interplay between domestic and international carbon tax policy.</w:t>
+          <w:b/>
+          <w:bCs/>
+          <w:iCs/>
+          <w:color w:val="010202"/>
+          <w:spacing w:val="1"/>
+          <w:sz w:val="20"/>
+          <w:szCs w:val="20"/>
+        </w:rPr>
+      </w:pPr>
+      <w:r>
+        <w:rPr>
+          <w:rFonts w:ascii="Garamond" w:eastAsia="Garamond" w:hAnsi="Garamond" w:cs="Times New Roman"/>
+          <w:iCs/>
+          <w:color w:val="010202"/>
+          <w:spacing w:val="1"/>
+          <w:sz w:val="20"/>
+          <w:szCs w:val="20"/>
+        </w:rPr>
+        <w:t xml:space="preserve">(with Lorenzo Caliendo, Marcelo </w:t>
+      </w:r>
+      <w:proofErr w:type="spellStart"/>
+      <w:r>
+        <w:rPr>
+          <w:rFonts w:ascii="Garamond" w:eastAsia="Garamond" w:hAnsi="Garamond" w:cs="Times New Roman"/>
+          <w:iCs/>
+          <w:color w:val="010202"/>
+          <w:spacing w:val="1"/>
+          <w:sz w:val="20"/>
+          <w:szCs w:val="20"/>
+        </w:rPr>
+        <w:t>Dolabella</w:t>
+      </w:r>
+      <w:proofErr w:type="spellEnd"/>
+      <w:r>
+        <w:rPr>
+          <w:rFonts w:ascii="Garamond" w:eastAsia="Garamond" w:hAnsi="Garamond" w:cs="Times New Roman"/>
+          <w:iCs/>
+          <w:color w:val="010202"/>
+          <w:spacing w:val="1"/>
+          <w:sz w:val="20"/>
+          <w:szCs w:val="20"/>
+        </w:rPr>
+        <w:t xml:space="preserve">, Mauricio Moreira, and Fernando </w:t>
+      </w:r>
+      <w:proofErr w:type="spellStart"/>
+      <w:r>
+        <w:rPr>
+          <w:rFonts w:ascii="Garamond" w:eastAsia="Garamond" w:hAnsi="Garamond" w:cs="Times New Roman"/>
+          <w:iCs/>
+          <w:color w:val="010202"/>
+          <w:spacing w:val="1"/>
+          <w:sz w:val="20"/>
+          <w:szCs w:val="20"/>
+        </w:rPr>
+        <w:t>Parro</w:t>
+      </w:r>
+      <w:proofErr w:type="spellEnd"/>
+      <w:r>
+        <w:rPr>
+          <w:rFonts w:ascii="Garamond" w:eastAsia="Garamond" w:hAnsi="Garamond" w:cs="Times New Roman"/>
+          <w:iCs/>
+          <w:color w:val="010202"/>
+          <w:spacing w:val="1"/>
+          <w:sz w:val="20"/>
+          <w:szCs w:val="20"/>
+        </w:rPr>
+        <w:t>)</w:t>
+      </w:r>
+      <w:r>
+        <w:rPr>
+          <w:rFonts w:ascii="Garamond" w:eastAsia="Garamond" w:hAnsi="Garamond" w:cs="Times New Roman"/>
+          <w:iCs/>
+          <w:color w:val="010202"/>
+          <w:spacing w:val="1"/>
+          <w:sz w:val="20"/>
+          <w:szCs w:val="20"/>
+        </w:rPr>
+        <w:tab/>
+        <w:t xml:space="preserve">                    </w:t>
       </w:r>
     </w:p>
     <w:p>
@@ -4089,6 +4306,8 @@
         <w:spacing w:before="5"/>
         <w:rPr>
           <w:rFonts w:ascii="Garamond" w:eastAsia="Garamond" w:hAnsi="Garamond" w:cs="Times New Roman"/>
+          <w:b/>
+          <w:bCs/>
           <w:iCs/>
           <w:color w:val="010202"/>
           <w:spacing w:val="1"/>
@@ -4096,6 +4315,569 @@
           <w:szCs w:val="10"/>
         </w:rPr>
       </w:pPr>
+      <w:r>
+        <w:rPr>
+          <w:rFonts w:ascii="Garamond" w:eastAsia="Garamond" w:hAnsi="Garamond" w:cs="Times New Roman"/>
+          <w:iCs/>
+          <w:color w:val="010202"/>
+          <w:spacing w:val="1"/>
+          <w:sz w:val="20"/>
+          <w:szCs w:val="20"/>
+        </w:rPr>
+        <w:t>We study the role of trade policy in one of the most pressing climate policy challenges that developing countries face: meeting voluntary</w:t>
+      </w:r>
+      <w:r>
+        <w:rPr>
+          <w:rFonts w:ascii="Garamond" w:eastAsia="Garamond" w:hAnsi="Garamond" w:cs="Times New Roman"/>
+          <w:iCs/>
+          <w:color w:val="010202"/>
+          <w:spacing w:val="1"/>
+          <w:sz w:val="20"/>
+          <w:szCs w:val="20"/>
+        </w:rPr>
+        <w:t xml:space="preserve"> </w:t>
+      </w:r>
+      <w:r>
+        <w:rPr>
+          <w:rFonts w:ascii="Garamond" w:eastAsia="Garamond" w:hAnsi="Garamond" w:cs="Times New Roman"/>
+          <w:iCs/>
+          <w:color w:val="010202"/>
+          <w:spacing w:val="1"/>
+          <w:sz w:val="20"/>
+          <w:szCs w:val="20"/>
+        </w:rPr>
+        <w:t>emission restraints (VERs).</w:t>
+      </w:r>
+      <w:r>
+        <w:rPr>
+          <w:rFonts w:ascii="Garamond" w:eastAsia="Garamond" w:hAnsi="Garamond" w:cs="Times New Roman"/>
+          <w:iCs/>
+          <w:color w:val="010202"/>
+          <w:spacing w:val="1"/>
+          <w:sz w:val="20"/>
+          <w:szCs w:val="20"/>
+        </w:rPr>
+        <w:t xml:space="preserve"> </w:t>
+      </w:r>
+      <w:r>
+        <w:rPr>
+          <w:rFonts w:ascii="Garamond" w:eastAsia="Garamond" w:hAnsi="Garamond" w:cs="Times New Roman"/>
+          <w:iCs/>
+          <w:color w:val="010202"/>
+          <w:spacing w:val="1"/>
+          <w:sz w:val="20"/>
+          <w:szCs w:val="20"/>
+        </w:rPr>
+        <w:t>To do so, we develop a new general equilibrium trade model that extends Caliendo</w:t>
+      </w:r>
+      <w:r>
+        <w:rPr>
+          <w:rFonts w:ascii="Garamond" w:eastAsia="Garamond" w:hAnsi="Garamond" w:cs="Times New Roman"/>
+          <w:iCs/>
+          <w:color w:val="010202"/>
+          <w:spacing w:val="1"/>
+          <w:sz w:val="20"/>
+          <w:szCs w:val="20"/>
+        </w:rPr>
+        <w:t xml:space="preserve"> </w:t>
+      </w:r>
+      <w:r>
+        <w:rPr>
+          <w:rFonts w:ascii="Garamond" w:eastAsia="Garamond" w:hAnsi="Garamond" w:cs="Times New Roman"/>
+          <w:iCs/>
+          <w:color w:val="010202"/>
+          <w:spacing w:val="1"/>
+          <w:sz w:val="20"/>
+          <w:szCs w:val="20"/>
+        </w:rPr>
+        <w:t xml:space="preserve">and </w:t>
+      </w:r>
+      <w:proofErr w:type="spellStart"/>
+      <w:r>
+        <w:rPr>
+          <w:rFonts w:ascii="Garamond" w:eastAsia="Garamond" w:hAnsi="Garamond" w:cs="Times New Roman"/>
+          <w:iCs/>
+          <w:color w:val="010202"/>
+          <w:spacing w:val="1"/>
+          <w:sz w:val="20"/>
+          <w:szCs w:val="20"/>
+        </w:rPr>
+        <w:t>Parro</w:t>
+      </w:r>
+      <w:proofErr w:type="spellEnd"/>
+      <w:r>
+        <w:rPr>
+          <w:rFonts w:ascii="Garamond" w:eastAsia="Garamond" w:hAnsi="Garamond" w:cs="Times New Roman"/>
+          <w:iCs/>
+          <w:color w:val="010202"/>
+          <w:spacing w:val="1"/>
+          <w:sz w:val="20"/>
+          <w:szCs w:val="20"/>
+        </w:rPr>
+        <w:t xml:space="preserve"> (2015) in three</w:t>
+      </w:r>
+      <w:r>
+        <w:rPr>
+          <w:rFonts w:ascii="Garamond" w:eastAsia="Garamond" w:hAnsi="Garamond" w:cs="Times New Roman"/>
+          <w:iCs/>
+          <w:color w:val="010202"/>
+          <w:spacing w:val="1"/>
+          <w:sz w:val="20"/>
+          <w:szCs w:val="20"/>
+        </w:rPr>
+        <w:t xml:space="preserve"> </w:t>
+      </w:r>
+      <w:r>
+        <w:rPr>
+          <w:rFonts w:ascii="Garamond" w:eastAsia="Garamond" w:hAnsi="Garamond" w:cs="Times New Roman"/>
+          <w:iCs/>
+          <w:color w:val="010202"/>
+          <w:spacing w:val="1"/>
+          <w:sz w:val="20"/>
+          <w:szCs w:val="20"/>
+        </w:rPr>
+        <w:t>dimensions. First, we model extractive sectors that feature a</w:t>
+      </w:r>
+      <w:r>
+        <w:rPr>
+          <w:rFonts w:ascii="Garamond" w:eastAsia="Garamond" w:hAnsi="Garamond" w:cs="Times New Roman"/>
+          <w:iCs/>
+          <w:color w:val="010202"/>
+          <w:spacing w:val="1"/>
+          <w:sz w:val="20"/>
+          <w:szCs w:val="20"/>
+        </w:rPr>
+        <w:t xml:space="preserve"> </w:t>
+      </w:r>
+      <w:r>
+        <w:rPr>
+          <w:rFonts w:ascii="Garamond" w:eastAsia="Garamond" w:hAnsi="Garamond" w:cs="Times New Roman"/>
+          <w:iCs/>
+          <w:color w:val="010202"/>
+          <w:spacing w:val="1"/>
+          <w:sz w:val="20"/>
+          <w:szCs w:val="20"/>
+        </w:rPr>
+        <w:t>continuum of producers with heterogeneous productivity, demanding labor,</w:t>
+      </w:r>
+      <w:r>
+        <w:rPr>
+          <w:rFonts w:ascii="Garamond" w:eastAsia="Garamond" w:hAnsi="Garamond" w:cs="Times New Roman"/>
+          <w:iCs/>
+          <w:color w:val="010202"/>
+          <w:spacing w:val="1"/>
+          <w:sz w:val="20"/>
+          <w:szCs w:val="20"/>
+        </w:rPr>
+        <w:t xml:space="preserve"> </w:t>
+      </w:r>
+      <w:r>
+        <w:rPr>
+          <w:rFonts w:ascii="Garamond" w:eastAsia="Garamond" w:hAnsi="Garamond" w:cs="Times New Roman"/>
+          <w:iCs/>
+          <w:color w:val="010202"/>
+          <w:spacing w:val="1"/>
+          <w:sz w:val="20"/>
+          <w:szCs w:val="20"/>
+        </w:rPr>
+        <w:t>dirty natural resources, and intermediate goods from all industries. Second, we consider that</w:t>
+      </w:r>
+      <w:r>
+        <w:rPr>
+          <w:rFonts w:ascii="Garamond" w:eastAsia="Garamond" w:hAnsi="Garamond" w:cs="Times New Roman"/>
+          <w:iCs/>
+          <w:color w:val="010202"/>
+          <w:spacing w:val="1"/>
+          <w:sz w:val="20"/>
+          <w:szCs w:val="20"/>
+        </w:rPr>
+        <w:t xml:space="preserve"> </w:t>
+      </w:r>
+      <w:r>
+        <w:rPr>
+          <w:rFonts w:ascii="Garamond" w:eastAsia="Garamond" w:hAnsi="Garamond" w:cs="Times New Roman"/>
+          <w:iCs/>
+          <w:color w:val="010202"/>
+          <w:spacing w:val="1"/>
+          <w:sz w:val="20"/>
+          <w:szCs w:val="20"/>
+        </w:rPr>
+        <w:t>production generates different amounts of</w:t>
+      </w:r>
+      <w:r>
+        <w:rPr>
+          <w:rFonts w:ascii="Garamond" w:eastAsia="Garamond" w:hAnsi="Garamond" w:cs="Times New Roman"/>
+          <w:iCs/>
+          <w:color w:val="010202"/>
+          <w:spacing w:val="1"/>
+          <w:sz w:val="20"/>
+          <w:szCs w:val="20"/>
+        </w:rPr>
+        <w:t xml:space="preserve"> </w:t>
+      </w:r>
+      <w:r>
+        <w:rPr>
+          <w:rFonts w:ascii="Garamond" w:eastAsia="Garamond" w:hAnsi="Garamond" w:cs="Times New Roman"/>
+          <w:iCs/>
+          <w:color w:val="010202"/>
+          <w:spacing w:val="1"/>
+          <w:sz w:val="20"/>
+          <w:szCs w:val="20"/>
+        </w:rPr>
+        <w:t>emissions across sectors and countries, and</w:t>
+      </w:r>
+      <w:r>
+        <w:rPr>
+          <w:rFonts w:ascii="Garamond" w:eastAsia="Garamond" w:hAnsi="Garamond" w:cs="Times New Roman"/>
+          <w:iCs/>
+          <w:color w:val="010202"/>
+          <w:spacing w:val="1"/>
+          <w:sz w:val="20"/>
+          <w:szCs w:val="20"/>
+        </w:rPr>
+        <w:t xml:space="preserve"> </w:t>
+      </w:r>
+      <w:r>
+        <w:rPr>
+          <w:rFonts w:ascii="Garamond" w:eastAsia="Garamond" w:hAnsi="Garamond" w:cs="Times New Roman"/>
+          <w:iCs/>
+          <w:color w:val="010202"/>
+          <w:spacing w:val="1"/>
+          <w:sz w:val="20"/>
+          <w:szCs w:val="20"/>
+        </w:rPr>
+        <w:t>households experience disutility from carbon emissions, modeled as a pure externality</w:t>
+      </w:r>
+      <w:r>
+        <w:rPr>
+          <w:rFonts w:ascii="Garamond" w:eastAsia="Garamond" w:hAnsi="Garamond" w:cs="Times New Roman"/>
+          <w:iCs/>
+          <w:color w:val="010202"/>
+          <w:spacing w:val="1"/>
+          <w:sz w:val="20"/>
+          <w:szCs w:val="20"/>
+        </w:rPr>
+        <w:t xml:space="preserve"> </w:t>
+      </w:r>
+      <w:r>
+        <w:rPr>
+          <w:rFonts w:ascii="Garamond" w:eastAsia="Garamond" w:hAnsi="Garamond" w:cs="Times New Roman"/>
+          <w:iCs/>
+          <w:color w:val="010202"/>
+          <w:spacing w:val="1"/>
+          <w:sz w:val="20"/>
+          <w:szCs w:val="20"/>
+        </w:rPr>
+        <w:t>as in Shapiro (2021). Third, we model a general set of taxes along the value chain—on</w:t>
+      </w:r>
+      <w:r>
+        <w:rPr>
+          <w:rFonts w:ascii="Garamond" w:eastAsia="Garamond" w:hAnsi="Garamond" w:cs="Times New Roman"/>
+          <w:iCs/>
+          <w:color w:val="010202"/>
+          <w:spacing w:val="1"/>
+          <w:sz w:val="20"/>
+          <w:szCs w:val="20"/>
+        </w:rPr>
+        <w:t xml:space="preserve"> </w:t>
+      </w:r>
+      <w:r>
+        <w:rPr>
+          <w:rFonts w:ascii="Garamond" w:eastAsia="Garamond" w:hAnsi="Garamond" w:cs="Times New Roman"/>
+          <w:iCs/>
+          <w:color w:val="010202"/>
+          <w:spacing w:val="1"/>
+          <w:sz w:val="20"/>
+          <w:szCs w:val="20"/>
+        </w:rPr>
+        <w:t>production, intermediate and final consumption, and on</w:t>
+      </w:r>
+      <w:r>
+        <w:rPr>
+          <w:rFonts w:ascii="Garamond" w:eastAsia="Garamond" w:hAnsi="Garamond" w:cs="Times New Roman"/>
+          <w:iCs/>
+          <w:color w:val="010202"/>
+          <w:spacing w:val="1"/>
+          <w:sz w:val="20"/>
+          <w:szCs w:val="20"/>
+        </w:rPr>
+        <w:t xml:space="preserve"> </w:t>
+      </w:r>
+      <w:r>
+        <w:rPr>
+          <w:rFonts w:ascii="Garamond" w:eastAsia="Garamond" w:hAnsi="Garamond" w:cs="Times New Roman"/>
+          <w:iCs/>
+          <w:color w:val="010202"/>
+          <w:spacing w:val="1"/>
+          <w:sz w:val="20"/>
+          <w:szCs w:val="20"/>
+        </w:rPr>
+        <w:t>labor—which allows for different options of carbon taxes and tariffs that impact emissions and other outcomes</w:t>
+      </w:r>
+      <w:r>
+        <w:rPr>
+          <w:rFonts w:ascii="Garamond" w:eastAsia="Garamond" w:hAnsi="Garamond" w:cs="Times New Roman"/>
+          <w:iCs/>
+          <w:color w:val="010202"/>
+          <w:spacing w:val="1"/>
+          <w:sz w:val="20"/>
+          <w:szCs w:val="20"/>
+        </w:rPr>
+        <w:t xml:space="preserve"> </w:t>
+      </w:r>
+      <w:r>
+        <w:rPr>
+          <w:rFonts w:ascii="Garamond" w:eastAsia="Garamond" w:hAnsi="Garamond" w:cs="Times New Roman"/>
+          <w:iCs/>
+          <w:color w:val="010202"/>
+          <w:spacing w:val="1"/>
+          <w:sz w:val="20"/>
+          <w:szCs w:val="20"/>
+        </w:rPr>
+        <w:t>in general equilibrium. In our quantitative analysis, we focus on two groups of policies: those that are in the traditional realm of trade policy, related to tariff reform</w:t>
+      </w:r>
+      <w:r>
+        <w:rPr>
+          <w:rFonts w:ascii="Garamond" w:eastAsia="Garamond" w:hAnsi="Garamond" w:cs="Times New Roman"/>
+          <w:iCs/>
+          <w:color w:val="010202"/>
+          <w:spacing w:val="1"/>
+          <w:sz w:val="20"/>
+          <w:szCs w:val="20"/>
+        </w:rPr>
+        <w:t xml:space="preserve"> </w:t>
+      </w:r>
+      <w:r>
+        <w:rPr>
+          <w:rFonts w:ascii="Garamond" w:eastAsia="Garamond" w:hAnsi="Garamond" w:cs="Times New Roman"/>
+          <w:iCs/>
+          <w:color w:val="010202"/>
+          <w:spacing w:val="1"/>
+          <w:sz w:val="20"/>
+          <w:szCs w:val="20"/>
+        </w:rPr>
+        <w:t>and potential emission biases; and those that combine a Pigouvian carbon tax with</w:t>
+      </w:r>
+      <w:r>
+        <w:rPr>
+          <w:rFonts w:ascii="Garamond" w:eastAsia="Garamond" w:hAnsi="Garamond" w:cs="Times New Roman"/>
+          <w:iCs/>
+          <w:color w:val="010202"/>
+          <w:spacing w:val="1"/>
+          <w:sz w:val="20"/>
+          <w:szCs w:val="20"/>
+        </w:rPr>
+        <w:t xml:space="preserve"> </w:t>
+      </w:r>
+      <w:r>
+        <w:rPr>
+          <w:rFonts w:ascii="Garamond" w:eastAsia="Garamond" w:hAnsi="Garamond" w:cs="Times New Roman"/>
+          <w:iCs/>
+          <w:color w:val="010202"/>
+          <w:spacing w:val="1"/>
+          <w:sz w:val="20"/>
+          <w:szCs w:val="20"/>
+        </w:rPr>
+        <w:t>border adjustments. Our main findings point to a</w:t>
+      </w:r>
+      <w:r>
+        <w:rPr>
+          <w:rFonts w:ascii="Garamond" w:eastAsia="Garamond" w:hAnsi="Garamond" w:cs="Times New Roman"/>
+          <w:iCs/>
+          <w:color w:val="010202"/>
+          <w:spacing w:val="1"/>
+          <w:sz w:val="20"/>
+          <w:szCs w:val="20"/>
+        </w:rPr>
+        <w:t xml:space="preserve"> </w:t>
+      </w:r>
+      <w:r>
+        <w:rPr>
+          <w:rFonts w:ascii="Garamond" w:eastAsia="Garamond" w:hAnsi="Garamond" w:cs="Times New Roman"/>
+          <w:iCs/>
+          <w:color w:val="010202"/>
+          <w:spacing w:val="1"/>
+          <w:sz w:val="20"/>
+          <w:szCs w:val="20"/>
+        </w:rPr>
+        <w:t>questionable role of trade policy as a</w:t>
+      </w:r>
+      <w:r>
+        <w:rPr>
+          <w:rFonts w:ascii="Garamond" w:eastAsia="Garamond" w:hAnsi="Garamond" w:cs="Times New Roman"/>
+          <w:iCs/>
+          <w:color w:val="010202"/>
+          <w:spacing w:val="1"/>
+          <w:sz w:val="20"/>
+          <w:szCs w:val="20"/>
+        </w:rPr>
+        <w:t xml:space="preserve"> </w:t>
+      </w:r>
+      <w:r>
+        <w:rPr>
+          <w:rFonts w:ascii="Garamond" w:eastAsia="Garamond" w:hAnsi="Garamond" w:cs="Times New Roman"/>
+          <w:iCs/>
+          <w:color w:val="010202"/>
+          <w:spacing w:val="1"/>
+          <w:sz w:val="20"/>
+          <w:szCs w:val="20"/>
+        </w:rPr>
+        <w:t>climate policy in developing economies. Although it is effective in mitigating emission</w:t>
+      </w:r>
+      <w:r>
+        <w:rPr>
+          <w:rFonts w:ascii="Garamond" w:eastAsia="Garamond" w:hAnsi="Garamond" w:cs="Times New Roman"/>
+          <w:iCs/>
+          <w:color w:val="010202"/>
+          <w:spacing w:val="1"/>
+          <w:sz w:val="20"/>
+          <w:szCs w:val="20"/>
+        </w:rPr>
+        <w:t xml:space="preserve"> </w:t>
+      </w:r>
+      <w:r>
+        <w:rPr>
+          <w:rFonts w:ascii="Garamond" w:eastAsia="Garamond" w:hAnsi="Garamond" w:cs="Times New Roman"/>
+          <w:iCs/>
+          <w:color w:val="010202"/>
+          <w:spacing w:val="1"/>
+          <w:sz w:val="20"/>
+          <w:szCs w:val="20"/>
+        </w:rPr>
+        <w:t>leakages, such leakages are small in magnitude, and border adjustment tariffs have collateral effects in terms of trade declines, and in many countries,</w:t>
+      </w:r>
+      <w:r>
+        <w:rPr>
+          <w:rFonts w:ascii="Garamond" w:eastAsia="Garamond" w:hAnsi="Garamond" w:cs="Times New Roman"/>
+          <w:iCs/>
+          <w:color w:val="010202"/>
+          <w:spacing w:val="1"/>
+          <w:sz w:val="20"/>
+          <w:szCs w:val="20"/>
+        </w:rPr>
+        <w:t xml:space="preserve"> </w:t>
+      </w:r>
+      <w:r>
+        <w:rPr>
+          <w:rFonts w:ascii="Garamond" w:eastAsia="Garamond" w:hAnsi="Garamond" w:cs="Times New Roman"/>
+          <w:iCs/>
+          <w:color w:val="010202"/>
+          <w:spacing w:val="1"/>
+          <w:sz w:val="20"/>
+          <w:szCs w:val="20"/>
+        </w:rPr>
+        <w:t>welfare losses. These</w:t>
+      </w:r>
+      <w:r>
+        <w:rPr>
+          <w:rFonts w:ascii="Garamond" w:eastAsia="Garamond" w:hAnsi="Garamond" w:cs="Times New Roman"/>
+          <w:iCs/>
+          <w:color w:val="010202"/>
+          <w:spacing w:val="1"/>
+          <w:sz w:val="20"/>
+          <w:szCs w:val="20"/>
+        </w:rPr>
+        <w:t xml:space="preserve"> </w:t>
+      </w:r>
+      <w:r>
+        <w:rPr>
+          <w:rFonts w:ascii="Garamond" w:eastAsia="Garamond" w:hAnsi="Garamond" w:cs="Times New Roman"/>
+          <w:iCs/>
+          <w:color w:val="010202"/>
+          <w:spacing w:val="1"/>
+          <w:sz w:val="20"/>
+          <w:szCs w:val="20"/>
+        </w:rPr>
+        <w:t>findings contrast with the implications of climate policy in large economies, where</w:t>
+      </w:r>
+      <w:r>
+        <w:rPr>
+          <w:rFonts w:ascii="Garamond" w:eastAsia="Garamond" w:hAnsi="Garamond" w:cs="Times New Roman"/>
+          <w:iCs/>
+          <w:color w:val="010202"/>
+          <w:spacing w:val="1"/>
+          <w:sz w:val="20"/>
+          <w:szCs w:val="20"/>
+        </w:rPr>
+        <w:t xml:space="preserve"> </w:t>
+      </w:r>
+      <w:r>
+        <w:rPr>
+          <w:rFonts w:ascii="Garamond" w:eastAsia="Garamond" w:hAnsi="Garamond" w:cs="Times New Roman"/>
+          <w:iCs/>
+          <w:color w:val="010202"/>
+          <w:spacing w:val="1"/>
+          <w:sz w:val="20"/>
+          <w:szCs w:val="20"/>
+        </w:rPr>
+        <w:t>emission leakages are much more</w:t>
+      </w:r>
+      <w:r>
+        <w:rPr>
+          <w:rFonts w:ascii="Garamond" w:eastAsia="Garamond" w:hAnsi="Garamond" w:cs="Times New Roman"/>
+          <w:iCs/>
+          <w:color w:val="010202"/>
+          <w:spacing w:val="1"/>
+          <w:sz w:val="20"/>
+          <w:szCs w:val="20"/>
+        </w:rPr>
+        <w:t xml:space="preserve"> </w:t>
+      </w:r>
+      <w:r>
+        <w:rPr>
+          <w:rFonts w:ascii="Garamond" w:eastAsia="Garamond" w:hAnsi="Garamond" w:cs="Times New Roman"/>
+          <w:iCs/>
+          <w:color w:val="010202"/>
+          <w:spacing w:val="1"/>
+          <w:sz w:val="20"/>
+          <w:szCs w:val="20"/>
+        </w:rPr>
+        <w:t>significant and the impact on trade less costly. Our</w:t>
+      </w:r>
+      <w:r>
+        <w:rPr>
+          <w:rFonts w:ascii="Garamond" w:eastAsia="Garamond" w:hAnsi="Garamond" w:cs="Times New Roman"/>
+          <w:iCs/>
+          <w:color w:val="010202"/>
+          <w:spacing w:val="1"/>
+          <w:sz w:val="20"/>
+          <w:szCs w:val="20"/>
+        </w:rPr>
+        <w:t xml:space="preserve"> </w:t>
+      </w:r>
+      <w:r>
+        <w:rPr>
+          <w:rFonts w:ascii="Garamond" w:eastAsia="Garamond" w:hAnsi="Garamond" w:cs="Times New Roman"/>
+          <w:iCs/>
+          <w:color w:val="010202"/>
+          <w:spacing w:val="1"/>
+          <w:sz w:val="20"/>
+          <w:szCs w:val="20"/>
+        </w:rPr>
+        <w:t>main results also indicate that carbon taxes and tariffs will not be enough for most</w:t>
+      </w:r>
+      <w:r>
+        <w:rPr>
+          <w:rFonts w:ascii="Garamond" w:eastAsia="Garamond" w:hAnsi="Garamond" w:cs="Times New Roman"/>
+          <w:iCs/>
+          <w:color w:val="010202"/>
+          <w:spacing w:val="1"/>
+          <w:sz w:val="20"/>
+          <w:szCs w:val="20"/>
+        </w:rPr>
+        <w:t xml:space="preserve"> </w:t>
+      </w:r>
+      <w:r>
+        <w:rPr>
+          <w:rFonts w:ascii="Garamond" w:eastAsia="Garamond" w:hAnsi="Garamond" w:cs="Times New Roman"/>
+          <w:iCs/>
+          <w:color w:val="010202"/>
+          <w:spacing w:val="1"/>
+          <w:sz w:val="20"/>
+          <w:szCs w:val="20"/>
+        </w:rPr>
+        <w:t>developing countries to meet their net-zero emission targets dictated by the VERs.</w:t>
+      </w:r>
     </w:p>
     <w:p>
       <w:pPr>
@@ -4110,141 +4892,10 @@
           <w:iCs/>
           <w:color w:val="010202"/>
           <w:spacing w:val="1"/>
-          <w:sz w:val="20"/>
-          <w:szCs w:val="20"/>
-        </w:rPr>
-      </w:pPr>
-      <w:r>
-        <w:rPr>
-          <w:rFonts w:ascii="Garamond" w:eastAsia="Garamond" w:hAnsi="Garamond" w:cs="Times New Roman"/>
-          <w:b/>
-          <w:bCs/>
-          <w:iCs/>
-          <w:color w:val="010202"/>
-          <w:spacing w:val="1"/>
-          <w:sz w:val="20"/>
-          <w:szCs w:val="20"/>
-        </w:rPr>
-        <w:t>“</w:t>
-      </w:r>
-      <w:r>
-        <w:rPr>
-          <w:rFonts w:ascii="Garamond" w:eastAsia="Garamond" w:hAnsi="Garamond" w:cs="Times New Roman"/>
-          <w:b/>
-          <w:bCs/>
-          <w:iCs/>
-          <w:color w:val="010202"/>
-          <w:spacing w:val="1"/>
-          <w:sz w:val="20"/>
-          <w:szCs w:val="20"/>
-        </w:rPr>
-        <w:t>Taxing Carbon and Trade Policy Dilemmas. A General Equilibrium Approach</w:t>
-      </w:r>
-      <w:r>
-        <w:rPr>
-          <w:rFonts w:ascii="Garamond" w:eastAsia="Garamond" w:hAnsi="Garamond" w:cs="Times New Roman"/>
-          <w:b/>
-          <w:bCs/>
-          <w:iCs/>
-          <w:color w:val="010202"/>
-          <w:spacing w:val="1"/>
-          <w:sz w:val="20"/>
-          <w:szCs w:val="20"/>
-        </w:rPr>
-        <w:t xml:space="preserve">” </w:t>
-      </w:r>
-      <w:r>
-        <w:rPr>
-          <w:rFonts w:ascii="Garamond" w:eastAsia="Garamond" w:hAnsi="Garamond" w:cs="Times New Roman"/>
-          <w:b/>
-          <w:bCs/>
-          <w:iCs/>
-          <w:color w:val="010202"/>
-          <w:spacing w:val="1"/>
-          <w:sz w:val="20"/>
-          <w:szCs w:val="20"/>
-        </w:rPr>
-        <w:tab/>
-      </w:r>
-      <w:r>
-        <w:rPr>
-          <w:rFonts w:ascii="Garamond" w:eastAsia="Garamond" w:hAnsi="Garamond" w:cs="Times New Roman"/>
-          <w:b/>
-          <w:bCs/>
-          <w:iCs/>
-          <w:color w:val="010202"/>
-          <w:spacing w:val="1"/>
-          <w:sz w:val="20"/>
-          <w:szCs w:val="20"/>
-        </w:rPr>
-        <w:tab/>
-      </w:r>
-      <w:r>
-        <w:rPr>
-          <w:rFonts w:ascii="Garamond" w:eastAsia="Garamond" w:hAnsi="Garamond" w:cs="Times New Roman"/>
-          <w:b/>
-          <w:bCs/>
-          <w:iCs/>
-          <w:color w:val="010202"/>
-          <w:spacing w:val="1"/>
-          <w:sz w:val="20"/>
-          <w:szCs w:val="20"/>
-        </w:rPr>
-        <w:tab/>
-      </w:r>
-      <w:r>
-        <w:rPr>
-          <w:rFonts w:ascii="Garamond" w:eastAsia="Garamond" w:hAnsi="Garamond" w:cs="Times New Roman"/>
-          <w:b/>
-          <w:bCs/>
-          <w:iCs/>
-          <w:color w:val="010202"/>
-          <w:spacing w:val="1"/>
-          <w:sz w:val="20"/>
-          <w:szCs w:val="20"/>
-        </w:rPr>
-        <w:tab/>
-      </w:r>
-      <w:r>
-        <w:rPr>
-          <w:rFonts w:ascii="Garamond" w:eastAsia="Garamond" w:hAnsi="Garamond" w:cs="Times New Roman"/>
-          <w:b/>
-          <w:bCs/>
-          <w:iCs/>
-          <w:color w:val="010202"/>
-          <w:spacing w:val="1"/>
-          <w:sz w:val="20"/>
-          <w:szCs w:val="20"/>
-        </w:rPr>
-        <w:tab/>
-        <w:t xml:space="preserve">      </w:t>
-      </w:r>
-      <w:r>
-        <w:rPr>
-          <w:rFonts w:ascii="Garamond" w:eastAsia="Garamond" w:hAnsi="Garamond" w:cs="Times New Roman"/>
-          <w:b/>
-          <w:bCs/>
-          <w:iCs/>
-          <w:color w:val="010202"/>
-          <w:spacing w:val="1"/>
-          <w:sz w:val="20"/>
-          <w:szCs w:val="20"/>
-        </w:rPr>
-        <w:t>202</w:t>
-      </w:r>
-      <w:r>
-        <w:rPr>
-          <w:rFonts w:ascii="Garamond" w:eastAsia="Garamond" w:hAnsi="Garamond" w:cs="Times New Roman"/>
-          <w:b/>
-          <w:bCs/>
-          <w:iCs/>
-          <w:color w:val="010202"/>
-          <w:spacing w:val="1"/>
-          <w:sz w:val="20"/>
-          <w:szCs w:val="20"/>
-        </w:rPr>
-        <w:t>4</w:t>
-      </w:r>
+          <w:sz w:val="10"/>
+          <w:szCs w:val="10"/>
+        </w:rPr>
+      </w:pPr>
     </w:p>
     <w:p>
       <w:pPr>
@@ -4266,90 +4917,120 @@
       <w:r>
         <w:rPr>
           <w:rFonts w:ascii="Garamond" w:eastAsia="Garamond" w:hAnsi="Garamond" w:cs="Times New Roman"/>
-          <w:iCs/>
-          <w:color w:val="010202"/>
-          <w:spacing w:val="1"/>
-          <w:sz w:val="20"/>
-          <w:szCs w:val="20"/>
-        </w:rPr>
-        <w:t xml:space="preserve">(with </w:t>
-      </w:r>
-      <w:r>
-        <w:rPr>
-          <w:rFonts w:ascii="Garamond" w:eastAsia="Garamond" w:hAnsi="Garamond" w:cs="Times New Roman"/>
-          <w:iCs/>
-          <w:color w:val="010202"/>
-          <w:spacing w:val="1"/>
-          <w:sz w:val="20"/>
-          <w:szCs w:val="20"/>
-        </w:rPr>
-        <w:t xml:space="preserve">Lorenzo Caliendo, </w:t>
-      </w:r>
-      <w:r>
-        <w:rPr>
-          <w:rFonts w:ascii="Garamond" w:eastAsia="Garamond" w:hAnsi="Garamond" w:cs="Times New Roman"/>
-          <w:iCs/>
-          <w:color w:val="010202"/>
-          <w:spacing w:val="1"/>
-          <w:sz w:val="20"/>
-          <w:szCs w:val="20"/>
-        </w:rPr>
-        <w:t>Marcelo Dolabella</w:t>
-      </w:r>
-      <w:r>
-        <w:rPr>
-          <w:rFonts w:ascii="Garamond" w:eastAsia="Garamond" w:hAnsi="Garamond" w:cs="Times New Roman"/>
-          <w:iCs/>
-          <w:color w:val="010202"/>
-          <w:spacing w:val="1"/>
-          <w:sz w:val="20"/>
-          <w:szCs w:val="20"/>
-        </w:rPr>
-        <w:t>, Mauricio Moreira, and Fernando Parro</w:t>
-      </w:r>
-      <w:r>
-        <w:rPr>
-          <w:rFonts w:ascii="Garamond" w:eastAsia="Garamond" w:hAnsi="Garamond" w:cs="Times New Roman"/>
-          <w:iCs/>
-          <w:color w:val="010202"/>
-          <w:spacing w:val="1"/>
-          <w:sz w:val="20"/>
-          <w:szCs w:val="20"/>
-        </w:rPr>
-        <w:t>)</w:t>
-      </w:r>
-      <w:r>
-        <w:rPr>
-          <w:rFonts w:ascii="Garamond" w:eastAsia="Garamond" w:hAnsi="Garamond" w:cs="Times New Roman"/>
-          <w:iCs/>
-          <w:color w:val="010202"/>
-          <w:spacing w:val="1"/>
-          <w:sz w:val="20"/>
-          <w:szCs w:val="20"/>
-        </w:rPr>
-        <w:tab/>
-      </w:r>
-      <w:r>
-        <w:rPr>
-          <w:rFonts w:ascii="Garamond" w:eastAsia="Garamond" w:hAnsi="Garamond" w:cs="Times New Roman"/>
-          <w:iCs/>
-          <w:color w:val="010202"/>
-          <w:spacing w:val="1"/>
-          <w:sz w:val="20"/>
-          <w:szCs w:val="20"/>
-        </w:rPr>
-        <w:t xml:space="preserve">              </w:t>
-      </w:r>
-      <w:r>
-        <w:rPr>
-          <w:rFonts w:ascii="Garamond" w:eastAsia="Garamond" w:hAnsi="Garamond" w:cs="Times New Roman"/>
-          <w:iCs/>
-          <w:color w:val="010202"/>
-          <w:spacing w:val="1"/>
-          <w:sz w:val="20"/>
-          <w:szCs w:val="20"/>
-        </w:rPr>
-        <w:t xml:space="preserve">      </w:t>
+          <w:b/>
+          <w:bCs/>
+          <w:iCs/>
+          <w:color w:val="010202"/>
+          <w:spacing w:val="1"/>
+          <w:sz w:val="20"/>
+          <w:szCs w:val="20"/>
+        </w:rPr>
+        <w:t>“</w:t>
+      </w:r>
+      <w:r>
+        <w:rPr>
+          <w:rFonts w:ascii="Garamond" w:eastAsia="Garamond" w:hAnsi="Garamond" w:cs="Times New Roman"/>
+          <w:b/>
+          <w:bCs/>
+          <w:iCs/>
+          <w:color w:val="010202"/>
+          <w:spacing w:val="1"/>
+          <w:sz w:val="20"/>
+          <w:szCs w:val="20"/>
+        </w:rPr>
+        <w:t xml:space="preserve">Trade, Taxation, and the Environment: </w:t>
+      </w:r>
+      <w:r>
+        <w:rPr>
+          <w:rFonts w:ascii="Garamond" w:eastAsia="Garamond" w:hAnsi="Garamond" w:cs="Times New Roman"/>
+          <w:b/>
+          <w:bCs/>
+          <w:iCs/>
+          <w:color w:val="010202"/>
+          <w:spacing w:val="1"/>
+          <w:sz w:val="20"/>
+          <w:szCs w:val="20"/>
+        </w:rPr>
+        <w:t>Evaluating</w:t>
+      </w:r>
+      <w:r>
+        <w:rPr>
+          <w:rFonts w:ascii="Garamond" w:eastAsia="Garamond" w:hAnsi="Garamond" w:cs="Times New Roman"/>
+          <w:b/>
+          <w:bCs/>
+          <w:iCs/>
+          <w:color w:val="010202"/>
+          <w:spacing w:val="1"/>
+          <w:sz w:val="20"/>
+          <w:szCs w:val="20"/>
+        </w:rPr>
+        <w:t xml:space="preserve"> the Economic Impact on Households</w:t>
+      </w:r>
+      <w:r>
+        <w:rPr>
+          <w:rFonts w:ascii="Garamond" w:eastAsia="Garamond" w:hAnsi="Garamond" w:cs="Times New Roman"/>
+          <w:b/>
+          <w:bCs/>
+          <w:iCs/>
+          <w:color w:val="010202"/>
+          <w:spacing w:val="1"/>
+          <w:sz w:val="20"/>
+          <w:szCs w:val="20"/>
+        </w:rPr>
+        <w:t>”</w:t>
+      </w:r>
+      <w:r>
+        <w:rPr>
+          <w:rFonts w:ascii="Garamond" w:eastAsia="Garamond" w:hAnsi="Garamond" w:cs="Times New Roman"/>
+          <w:b/>
+          <w:bCs/>
+          <w:iCs/>
+          <w:color w:val="010202"/>
+          <w:spacing w:val="1"/>
+          <w:sz w:val="20"/>
+          <w:szCs w:val="20"/>
+        </w:rPr>
+        <w:tab/>
+      </w:r>
+      <w:r>
+        <w:rPr>
+          <w:rFonts w:ascii="Garamond" w:eastAsia="Garamond" w:hAnsi="Garamond" w:cs="Times New Roman"/>
+          <w:b/>
+          <w:bCs/>
+          <w:iCs/>
+          <w:color w:val="010202"/>
+          <w:spacing w:val="1"/>
+          <w:sz w:val="20"/>
+          <w:szCs w:val="20"/>
+        </w:rPr>
+        <w:tab/>
+      </w:r>
+      <w:r>
+        <w:rPr>
+          <w:rFonts w:ascii="Garamond" w:eastAsia="Garamond" w:hAnsi="Garamond" w:cs="Times New Roman"/>
+          <w:b/>
+          <w:bCs/>
+          <w:iCs/>
+          <w:color w:val="010202"/>
+          <w:spacing w:val="1"/>
+          <w:sz w:val="20"/>
+          <w:szCs w:val="20"/>
+        </w:rPr>
+        <w:tab/>
+      </w:r>
+      <w:r>
+        <w:rPr>
+          <w:rFonts w:ascii="Garamond" w:eastAsia="Garamond" w:hAnsi="Garamond" w:cs="Times New Roman"/>
+          <w:b/>
+          <w:bCs/>
+          <w:iCs/>
+          <w:color w:val="010202"/>
+          <w:spacing w:val="1"/>
+          <w:sz w:val="20"/>
+          <w:szCs w:val="20"/>
+        </w:rPr>
+        <w:tab/>
+        <w:t xml:space="preserve">      2023</w:t>
       </w:r>
     </w:p>
     <w:p>
@@ -4376,7 +5057,7 @@
           <w:sz w:val="20"/>
           <w:szCs w:val="20"/>
         </w:rPr>
-        <w:t>Abstract TBD</w:t>
+        <w:t>This paper shows that the environmental bias that exists in trade policy not only extends to domestic tax policy, but also places a heavier burden on consumers. In estimating the revenues collected per tons of CO2 emissions, taxes on final good consumption overwhelmingly exceeds tariffs, taxes on production, and taxes on intermediate good consumption. Using existing general equilibrium trade models, I derive a general welfare decomposition to evaluate the implications of using different tax mechanisms for mitigating carbon emissions as well as addressing the discrepancies between taxes faced by producers versus those faced by consumers. My findings reveal that the current tax structure is suboptimal, and US households would gain by increasing production taxes while simultaneously reducing consumption taxes on certain dirty sectors like petroleum. Gains in real income are also met with reductions in global emissions which opens the door for further research on the interplay between domestic and international carbon tax policy.</w:t>
       </w:r>
     </w:p>
     <w:p>
@@ -4981,7 +5662,79 @@
           <w:sz w:val="20"/>
           <w:szCs w:val="20"/>
         </w:rPr>
-        <w:t>(Bown, Caliendo, Parro, Staiger, Sykes)</w:t>
+        <w:t>(</w:t>
+      </w:r>
+      <w:proofErr w:type="spellStart"/>
+      <w:r>
+        <w:rPr>
+          <w:rFonts w:ascii="Garamond" w:eastAsia="Garamond" w:hAnsi="Garamond" w:cs="Times New Roman"/>
+          <w:iCs/>
+          <w:color w:val="010202"/>
+          <w:spacing w:val="1"/>
+          <w:sz w:val="20"/>
+          <w:szCs w:val="20"/>
+        </w:rPr>
+        <w:t>Bown</w:t>
+      </w:r>
+      <w:proofErr w:type="spellEnd"/>
+      <w:r>
+        <w:rPr>
+          <w:rFonts w:ascii="Garamond" w:eastAsia="Garamond" w:hAnsi="Garamond" w:cs="Times New Roman"/>
+          <w:iCs/>
+          <w:color w:val="010202"/>
+          <w:spacing w:val="1"/>
+          <w:sz w:val="20"/>
+          <w:szCs w:val="20"/>
+        </w:rPr>
+        <w:t xml:space="preserve">, Caliendo, </w:t>
+      </w:r>
+      <w:proofErr w:type="spellStart"/>
+      <w:r>
+        <w:rPr>
+          <w:rFonts w:ascii="Garamond" w:eastAsia="Garamond" w:hAnsi="Garamond" w:cs="Times New Roman"/>
+          <w:iCs/>
+          <w:color w:val="010202"/>
+          <w:spacing w:val="1"/>
+          <w:sz w:val="20"/>
+          <w:szCs w:val="20"/>
+        </w:rPr>
+        <w:t>Parro</w:t>
+      </w:r>
+      <w:proofErr w:type="spellEnd"/>
+      <w:r>
+        <w:rPr>
+          <w:rFonts w:ascii="Garamond" w:eastAsia="Garamond" w:hAnsi="Garamond" w:cs="Times New Roman"/>
+          <w:iCs/>
+          <w:color w:val="010202"/>
+          <w:spacing w:val="1"/>
+          <w:sz w:val="20"/>
+          <w:szCs w:val="20"/>
+        </w:rPr>
+        <w:t xml:space="preserve">, </w:t>
+      </w:r>
+      <w:proofErr w:type="spellStart"/>
+      <w:r>
+        <w:rPr>
+          <w:rFonts w:ascii="Garamond" w:eastAsia="Garamond" w:hAnsi="Garamond" w:cs="Times New Roman"/>
+          <w:iCs/>
+          <w:color w:val="010202"/>
+          <w:spacing w:val="1"/>
+          <w:sz w:val="20"/>
+          <w:szCs w:val="20"/>
+        </w:rPr>
+        <w:t>Staiger</w:t>
+      </w:r>
+      <w:proofErr w:type="spellEnd"/>
+      <w:r>
+        <w:rPr>
+          <w:rFonts w:ascii="Garamond" w:eastAsia="Garamond" w:hAnsi="Garamond" w:cs="Times New Roman"/>
+          <w:iCs/>
+          <w:color w:val="010202"/>
+          <w:spacing w:val="1"/>
+          <w:sz w:val="20"/>
+          <w:szCs w:val="20"/>
+        </w:rPr>
+        <w:t>, Sykes)</w:t>
       </w:r>
       <w:r>
         <w:rPr>
@@ -5454,7 +6207,31 @@
           <w:sz w:val="20"/>
           <w:szCs w:val="20"/>
         </w:rPr>
-        <w:t xml:space="preserve"> (Cai, Caliendo, Parro, Xiang)</w:t>
+        <w:t xml:space="preserve"> (Cai, Caliendo, </w:t>
+      </w:r>
+      <w:proofErr w:type="spellStart"/>
+      <w:r>
+        <w:rPr>
+          <w:rFonts w:ascii="Garamond" w:eastAsia="Garamond" w:hAnsi="Garamond" w:cs="Times New Roman"/>
+          <w:iCs/>
+          <w:color w:val="010202"/>
+          <w:spacing w:val="1"/>
+          <w:sz w:val="20"/>
+          <w:szCs w:val="20"/>
+        </w:rPr>
+        <w:t>Parro</w:t>
+      </w:r>
+      <w:proofErr w:type="spellEnd"/>
+      <w:r>
+        <w:rPr>
+          <w:rFonts w:ascii="Garamond" w:eastAsia="Garamond" w:hAnsi="Garamond" w:cs="Times New Roman"/>
+          <w:iCs/>
+          <w:color w:val="010202"/>
+          <w:spacing w:val="1"/>
+          <w:sz w:val="20"/>
+          <w:szCs w:val="20"/>
+        </w:rPr>
+        <w:t>, Xiang)</w:t>
       </w:r>
       <w:r>
         <w:rPr>
@@ -5826,7 +6603,19 @@
           <w:sz w:val="20"/>
           <w:szCs w:val="20"/>
         </w:rPr>
-        <w:t>across space, idea diffusion, and capital accumulation play an important role in understanding the</w:t>
+        <w:t xml:space="preserve">across space, idea diffusion, and capital accumulation play an important role in </w:t>
+      </w:r>
+      <w:r>
+        <w:rPr>
+          <w:rFonts w:ascii="Garamond" w:eastAsia="Garamond" w:hAnsi="Garamond" w:cs="Times New Roman"/>
+          <w:iCs/>
+          <w:color w:val="010202"/>
+          <w:spacing w:val="1"/>
+          <w:sz w:val="20"/>
+          <w:szCs w:val="20"/>
+        </w:rPr>
+        <w:lastRenderedPageBreak/>
+        <w:t>understanding the</w:t>
       </w:r>
       <w:r>
         <w:rPr>
@@ -5954,7 +6743,21 @@
           <w:sz w:val="20"/>
           <w:szCs w:val="20"/>
         </w:rPr>
-        <w:t>Tariff Reductions, Heterogeneous Firms, and Welfare:  Theory and Evidence for the Last Two Decades</w:t>
+        <w:t xml:space="preserve">Tariff Reductions, Heterogeneous Firms, and Welfare:  Theory and Evidence for the Last Two </w:t>
+      </w:r>
+      <w:proofErr w:type="gramStart"/>
+      <w:r>
+        <w:rPr>
+          <w:rFonts w:ascii="Garamond" w:eastAsia="Garamond" w:hAnsi="Garamond" w:cs="Times New Roman"/>
+          <w:b/>
+          <w:bCs/>
+          <w:iCs/>
+          <w:color w:val="010202"/>
+          <w:spacing w:val="1"/>
+          <w:sz w:val="20"/>
+          <w:szCs w:val="20"/>
+        </w:rPr>
+        <w:t>Decades</w:t>
       </w:r>
       <w:r>
         <w:rPr>
@@ -5980,7 +6783,21 @@
           <w:sz w:val="20"/>
           <w:szCs w:val="20"/>
         </w:rPr>
-        <w:t xml:space="preserve">    </w:t>
+        <w:t xml:space="preserve">   </w:t>
+      </w:r>
+      <w:proofErr w:type="gramEnd"/>
+      <w:r>
+        <w:rPr>
+          <w:rFonts w:ascii="Garamond" w:eastAsia="Garamond" w:hAnsi="Garamond" w:cs="Times New Roman"/>
+          <w:b/>
+          <w:bCs/>
+          <w:iCs/>
+          <w:color w:val="010202"/>
+          <w:spacing w:val="1"/>
+          <w:sz w:val="20"/>
+          <w:szCs w:val="20"/>
+        </w:rPr>
+        <w:t xml:space="preserve"> </w:t>
       </w:r>
       <w:r>
         <w:rPr>
@@ -6036,7 +6853,31 @@
           <w:sz w:val="20"/>
           <w:szCs w:val="20"/>
         </w:rPr>
-        <w:t>(Caliendo, Feenstra, Romalis, Taylor)</w:t>
+        <w:t xml:space="preserve">(Caliendo, Feenstra, </w:t>
+      </w:r>
+      <w:proofErr w:type="spellStart"/>
+      <w:r>
+        <w:rPr>
+          <w:rFonts w:ascii="Garamond" w:eastAsia="Garamond" w:hAnsi="Garamond" w:cs="Times New Roman"/>
+          <w:iCs/>
+          <w:color w:val="010202"/>
+          <w:spacing w:val="1"/>
+          <w:sz w:val="20"/>
+          <w:szCs w:val="20"/>
+        </w:rPr>
+        <w:t>Romalis</w:t>
+      </w:r>
+      <w:proofErr w:type="spellEnd"/>
+      <w:r>
+        <w:rPr>
+          <w:rFonts w:ascii="Garamond" w:eastAsia="Garamond" w:hAnsi="Garamond" w:cs="Times New Roman"/>
+          <w:iCs/>
+          <w:color w:val="010202"/>
+          <w:spacing w:val="1"/>
+          <w:sz w:val="20"/>
+          <w:szCs w:val="20"/>
+        </w:rPr>
+        <w:t>, Taylor)</w:t>
       </w:r>
       <w:r>
         <w:rPr>
@@ -6429,16 +7270,29 @@
         </w:rPr>
         <w:t xml:space="preserve"> </w:t>
       </w:r>
-      <w:r>
-        <w:rPr>
-          <w:rFonts w:ascii="Garamond" w:eastAsia="Garamond" w:hAnsi="Garamond" w:cs="Times New Roman"/>
-          <w:iCs/>
-          <w:color w:val="010202"/>
-          <w:spacing w:val="1"/>
-          <w:sz w:val="20"/>
-          <w:szCs w:val="20"/>
-        </w:rPr>
-        <w:t>literature and</w:t>
+      <w:proofErr w:type="gramStart"/>
+      <w:r>
+        <w:rPr>
+          <w:rFonts w:ascii="Garamond" w:eastAsia="Garamond" w:hAnsi="Garamond" w:cs="Times New Roman"/>
+          <w:iCs/>
+          <w:color w:val="010202"/>
+          <w:spacing w:val="1"/>
+          <w:sz w:val="20"/>
+          <w:szCs w:val="20"/>
+        </w:rPr>
+        <w:t>literature</w:t>
+      </w:r>
+      <w:proofErr w:type="gramEnd"/>
+      <w:r>
+        <w:rPr>
+          <w:rFonts w:ascii="Garamond" w:eastAsia="Garamond" w:hAnsi="Garamond" w:cs="Times New Roman"/>
+          <w:iCs/>
+          <w:color w:val="010202"/>
+          <w:spacing w:val="1"/>
+          <w:sz w:val="20"/>
+          <w:szCs w:val="20"/>
+        </w:rPr>
+        <w:t xml:space="preserve"> and</w:t>
       </w:r>
       <w:r>
         <w:rPr>
@@ -6517,16 +7371,29 @@
         </w:rPr>
         <w:t xml:space="preserve"> </w:t>
       </w:r>
-      <w:r>
-        <w:rPr>
-          <w:rFonts w:ascii="Garamond" w:eastAsia="Garamond" w:hAnsi="Garamond" w:cs="Times New Roman"/>
-          <w:iCs/>
-          <w:color w:val="010202"/>
-          <w:spacing w:val="1"/>
-          <w:sz w:val="20"/>
-          <w:szCs w:val="20"/>
-        </w:rPr>
-        <w:t>Armington aggregation.</w:t>
+      <w:proofErr w:type="spellStart"/>
+      <w:r>
+        <w:rPr>
+          <w:rFonts w:ascii="Garamond" w:eastAsia="Garamond" w:hAnsi="Garamond" w:cs="Times New Roman"/>
+          <w:iCs/>
+          <w:color w:val="010202"/>
+          <w:spacing w:val="1"/>
+          <w:sz w:val="20"/>
+          <w:szCs w:val="20"/>
+        </w:rPr>
+        <w:t>Armington</w:t>
+      </w:r>
+      <w:proofErr w:type="spellEnd"/>
+      <w:r>
+        <w:rPr>
+          <w:rFonts w:ascii="Garamond" w:eastAsia="Garamond" w:hAnsi="Garamond" w:cs="Times New Roman"/>
+          <w:iCs/>
+          <w:color w:val="010202"/>
+          <w:spacing w:val="1"/>
+          <w:sz w:val="20"/>
+          <w:szCs w:val="20"/>
+        </w:rPr>
+        <w:t xml:space="preserve"> aggregation.</w:t>
       </w:r>
     </w:p>
     <w:p>
@@ -6575,7 +7442,6 @@
           <w:sz w:val="20"/>
           <w:szCs w:val="20"/>
         </w:rPr>
-        <w:lastRenderedPageBreak/>
         <w:t>“</w:t>
       </w:r>
       <w:r>
@@ -6682,7 +7548,31 @@
           <w:sz w:val="20"/>
           <w:szCs w:val="20"/>
         </w:rPr>
-        <w:t>(Caliendo, Feenstra, Romalis, Taylor)</w:t>
+        <w:t xml:space="preserve">(Caliendo, Feenstra, </w:t>
+      </w:r>
+      <w:proofErr w:type="spellStart"/>
+      <w:r>
+        <w:rPr>
+          <w:rFonts w:ascii="Garamond" w:eastAsia="Garamond" w:hAnsi="Garamond" w:cs="Times New Roman"/>
+          <w:iCs/>
+          <w:color w:val="010202"/>
+          <w:spacing w:val="1"/>
+          <w:sz w:val="20"/>
+          <w:szCs w:val="20"/>
+        </w:rPr>
+        <w:t>Romalis</w:t>
+      </w:r>
+      <w:proofErr w:type="spellEnd"/>
+      <w:r>
+        <w:rPr>
+          <w:rFonts w:ascii="Garamond" w:eastAsia="Garamond" w:hAnsi="Garamond" w:cs="Times New Roman"/>
+          <w:iCs/>
+          <w:color w:val="010202"/>
+          <w:spacing w:val="1"/>
+          <w:sz w:val="20"/>
+          <w:szCs w:val="20"/>
+        </w:rPr>
+        <w:t>, Taylor)</w:t>
       </w:r>
     </w:p>
     <w:p>
@@ -6797,7 +7687,31 @@
           <w:sz w:val="20"/>
           <w:szCs w:val="20"/>
         </w:rPr>
-        <w:t>two-sector small open economy, we find that the optimal tariff is lowered under nearly all parameter values considered, and can be</w:t>
+        <w:t xml:space="preserve">two-sector small open economy, we find that the optimal tariff is lowered under nearly all parameter values </w:t>
+      </w:r>
+      <w:proofErr w:type="gramStart"/>
+      <w:r>
+        <w:rPr>
+          <w:rFonts w:ascii="Garamond" w:eastAsia="Garamond" w:hAnsi="Garamond" w:cs="Times New Roman"/>
+          <w:iCs/>
+          <w:color w:val="010202"/>
+          <w:spacing w:val="1"/>
+          <w:sz w:val="20"/>
+          <w:szCs w:val="20"/>
+        </w:rPr>
+        <w:t>considered, and</w:t>
+      </w:r>
+      <w:proofErr w:type="gramEnd"/>
+      <w:r>
+        <w:rPr>
+          <w:rFonts w:ascii="Garamond" w:eastAsia="Garamond" w:hAnsi="Garamond" w:cs="Times New Roman"/>
+          <w:iCs/>
+          <w:color w:val="010202"/>
+          <w:spacing w:val="1"/>
+          <w:sz w:val="20"/>
+          <w:szCs w:val="20"/>
+        </w:rPr>
+        <w:t xml:space="preserve"> can be</w:t>
       </w:r>
       <w:r>
         <w:rPr>
@@ -6974,7 +7888,31 @@
           <w:sz w:val="20"/>
           <w:szCs w:val="20"/>
         </w:rPr>
-        <w:t>(Conwell, Eckert, Mobarak)</w:t>
+        <w:t xml:space="preserve">(Conwell, Eckert, </w:t>
+      </w:r>
+      <w:proofErr w:type="spellStart"/>
+      <w:r>
+        <w:rPr>
+          <w:rFonts w:ascii="Garamond" w:eastAsia="Garamond" w:hAnsi="Garamond" w:cs="Times New Roman"/>
+          <w:iCs/>
+          <w:color w:val="010202"/>
+          <w:spacing w:val="1"/>
+          <w:sz w:val="20"/>
+          <w:szCs w:val="20"/>
+        </w:rPr>
+        <w:t>Mobarak</w:t>
+      </w:r>
+      <w:proofErr w:type="spellEnd"/>
+      <w:r>
+        <w:rPr>
+          <w:rFonts w:ascii="Garamond" w:eastAsia="Garamond" w:hAnsi="Garamond" w:cs="Times New Roman"/>
+          <w:iCs/>
+          <w:color w:val="010202"/>
+          <w:spacing w:val="1"/>
+          <w:sz w:val="20"/>
+          <w:szCs w:val="20"/>
+        </w:rPr>
+        <w:t>)</w:t>
       </w:r>
     </w:p>
     <w:p>
@@ -8526,7 +9464,29 @@
           <w:sz w:val="21"/>
           <w:szCs w:val="21"/>
         </w:rPr>
-        <w:t xml:space="preserve">, LaTeX, Lyx </w:t>
+        <w:t xml:space="preserve">, LaTeX, </w:t>
+      </w:r>
+      <w:proofErr w:type="spellStart"/>
+      <w:r>
+        <w:rPr>
+          <w:rFonts w:ascii="Garamond" w:eastAsia="Garamond" w:hAnsi="Garamond" w:cs="Times New Roman"/>
+          <w:color w:val="010202"/>
+          <w:spacing w:val="1"/>
+          <w:sz w:val="21"/>
+          <w:szCs w:val="21"/>
+        </w:rPr>
+        <w:t>Lyx</w:t>
+      </w:r>
+      <w:proofErr w:type="spellEnd"/>
+      <w:r>
+        <w:rPr>
+          <w:rFonts w:ascii="Garamond" w:eastAsia="Garamond" w:hAnsi="Garamond" w:cs="Times New Roman"/>
+          <w:color w:val="010202"/>
+          <w:spacing w:val="1"/>
+          <w:sz w:val="21"/>
+          <w:szCs w:val="21"/>
+        </w:rPr>
+        <w:t xml:space="preserve"> </w:t>
       </w:r>
       <w:r>
         <w:rPr>

--- a/murillo-cv.docx
+++ b/murillo-cv.docx
@@ -1,6 +1,6 @@
 
 <file path=word/document.xml><?xml version="1.0" encoding="utf-8"?>
-<w:document xmlns:wpc="http://schemas.microsoft.com/office/word/2010/wordprocessingCanvas" xmlns:cx="http://schemas.microsoft.com/office/drawing/2014/chartex" xmlns:cx1="http://schemas.microsoft.com/office/drawing/2015/9/8/chartex" xmlns:cx2="http://schemas.microsoft.com/office/drawing/2015/10/21/chartex" xmlns:cx3="http://schemas.microsoft.com/office/drawing/2016/5/9/chartex" xmlns:cx4="http://schemas.microsoft.com/office/drawing/2016/5/10/chartex" xmlns:cx5="http://schemas.microsoft.com/office/drawing/2016/5/11/chartex" xmlns:cx6="http://schemas.microsoft.com/office/drawing/2016/5/12/chartex" xmlns:cx7="http://schemas.microsoft.com/office/drawing/2016/5/13/chartex" xmlns:cx8="http://schemas.microsoft.com/office/drawing/2016/5/14/chartex" xmlns:mc="http://schemas.openxmlformats.org/markup-compatibility/2006" xmlns:aink="http://schemas.microsoft.com/office/drawing/2016/ink" xmlns:am3d="http://schemas.microsoft.com/office/drawing/2017/model3d" xmlns:o="urn:schemas-microsoft-com:office:office" xmlns:oel="http://schemas.microsoft.com/office/2019/extlst" xmlns:r="http://schemas.openxmlformats.org/officeDocument/2006/relationships" xmlns:m="http://schemas.openxmlformats.org/officeDocument/2006/math" xmlns:v="urn:schemas-microsoft-com:vml" xmlns:wp14="http://schemas.microsoft.com/office/word/2010/wordprocessingDrawing" xmlns:wp="http://schemas.openxmlformats.org/drawingml/2006/wordprocessingDrawing" xmlns:w10="urn:schemas-microsoft-com:office:word" xmlns:w="http://schemas.openxmlformats.org/wordprocessingml/2006/main" xmlns:w14="http://schemas.microsoft.com/office/word/2010/wordml" xmlns:w15="http://schemas.microsoft.com/office/word/2012/wordml" xmlns:w16cex="http://schemas.microsoft.com/office/word/2018/wordml/cex" xmlns:w16cid="http://schemas.microsoft.com/office/word/2016/wordml/cid" xmlns:w16="http://schemas.microsoft.com/office/word/2018/wordml" xmlns:w16sdtdh="http://schemas.microsoft.com/office/word/2020/wordml/sdtdatahash" xmlns:w16se="http://schemas.microsoft.com/office/word/2015/wordml/symex" xmlns:wpg="http://schemas.microsoft.com/office/word/2010/wordprocessingGroup" xmlns:wpi="http://schemas.microsoft.com/office/word/2010/wordprocessingInk" xmlns:wne="http://schemas.microsoft.com/office/word/2006/wordml" xmlns:wps="http://schemas.microsoft.com/office/word/2010/wordprocessingShape" mc:Ignorable="w14 w15 w16se w16cid w16 w16cex w16sdtdh wp14">
+<w:document xmlns:wpc="http://schemas.microsoft.com/office/word/2010/wordprocessingCanvas" xmlns:cx="http://schemas.microsoft.com/office/drawing/2014/chartex" xmlns:cx1="http://schemas.microsoft.com/office/drawing/2015/9/8/chartex" xmlns:cx2="http://schemas.microsoft.com/office/drawing/2015/10/21/chartex" xmlns:cx3="http://schemas.microsoft.com/office/drawing/2016/5/9/chartex" xmlns:cx4="http://schemas.microsoft.com/office/drawing/2016/5/10/chartex" xmlns:cx5="http://schemas.microsoft.com/office/drawing/2016/5/11/chartex" xmlns:cx6="http://schemas.microsoft.com/office/drawing/2016/5/12/chartex" xmlns:cx7="http://schemas.microsoft.com/office/drawing/2016/5/13/chartex" xmlns:cx8="http://schemas.microsoft.com/office/drawing/2016/5/14/chartex" xmlns:mc="http://schemas.openxmlformats.org/markup-compatibility/2006" xmlns:aink="http://schemas.microsoft.com/office/drawing/2016/ink" xmlns:am3d="http://schemas.microsoft.com/office/drawing/2017/model3d" xmlns:o="urn:schemas-microsoft-com:office:office" xmlns:oel="http://schemas.microsoft.com/office/2019/extlst" xmlns:r="http://schemas.openxmlformats.org/officeDocument/2006/relationships" xmlns:m="http://schemas.openxmlformats.org/officeDocument/2006/math" xmlns:v="urn:schemas-microsoft-com:vml" xmlns:wp14="http://schemas.microsoft.com/office/word/2010/wordprocessingDrawing" xmlns:wp="http://schemas.openxmlformats.org/drawingml/2006/wordprocessingDrawing" xmlns:w10="urn:schemas-microsoft-com:office:word" xmlns:w="http://schemas.openxmlformats.org/wordprocessingml/2006/main" xmlns:w14="http://schemas.microsoft.com/office/word/2010/wordml" xmlns:w15="http://schemas.microsoft.com/office/word/2012/wordml" xmlns:w16cex="http://schemas.microsoft.com/office/word/2018/wordml/cex" xmlns:w16cid="http://schemas.microsoft.com/office/word/2016/wordml/cid" xmlns:w16="http://schemas.microsoft.com/office/word/2018/wordml" xmlns:w16du="http://schemas.microsoft.com/office/word/2023/wordml/word16du" xmlns:w16sdtdh="http://schemas.microsoft.com/office/word/2020/wordml/sdtdatahash" xmlns:w16se="http://schemas.microsoft.com/office/word/2015/wordml/symex" xmlns:wpg="http://schemas.microsoft.com/office/word/2010/wordprocessingGroup" xmlns:wpi="http://schemas.microsoft.com/office/word/2010/wordprocessingInk" xmlns:wne="http://schemas.microsoft.com/office/word/2006/wordml" xmlns:wps="http://schemas.microsoft.com/office/word/2010/wordprocessingShape" mc:Ignorable="w14 w15 w16se w16cid w16 w16cex w16sdtdh w16du wp14">
   <w:body>
     <w:p>
       <w:pPr>
@@ -33,43 +33,6 @@
           <w:szCs w:val="44"/>
         </w:rPr>
         <w:t xml:space="preserve"> </w:t>
-      </w:r>
-    </w:p>
-    <w:p>
-      <w:pPr>
-        <w:rPr>
-          <w:rFonts w:ascii="Garamond" w:hAnsi="Garamond"/>
-        </w:rPr>
-      </w:pPr>
-      <w:r>
-        <w:rPr>
-          <w:rFonts w:ascii="Garamond" w:hAnsi="Garamond"/>
-        </w:rPr>
-        <w:t>1613 Addison St</w:t>
-      </w:r>
-      <w:r>
-        <w:rPr>
-          <w:rFonts w:ascii="Garamond" w:hAnsi="Garamond"/>
-        </w:rPr>
-        <w:t xml:space="preserve">, </w:t>
-      </w:r>
-      <w:r>
-        <w:rPr>
-          <w:rFonts w:ascii="Garamond" w:hAnsi="Garamond"/>
-        </w:rPr>
-        <w:t>Berkeley</w:t>
-      </w:r>
-      <w:r>
-        <w:rPr>
-          <w:rFonts w:ascii="Garamond" w:hAnsi="Garamond"/>
-        </w:rPr>
-        <w:t xml:space="preserve">, </w:t>
-      </w:r>
-      <w:r>
-        <w:rPr>
-          <w:rFonts w:ascii="Garamond" w:hAnsi="Garamond"/>
-        </w:rPr>
-        <w:t>CA 94703</w:t>
       </w:r>
     </w:p>
     <w:p>
@@ -1937,55 +1900,7 @@
           <w:sz w:val="20"/>
           <w:szCs w:val="20"/>
         </w:rPr>
-        <w:t xml:space="preserve"> trade models (two-good two-country neoclassical, Eaton and </w:t>
-      </w:r>
-      <w:proofErr w:type="spellStart"/>
-      <w:r>
-        <w:rPr>
-          <w:rFonts w:ascii="Garamond" w:eastAsia="Garamond" w:hAnsi="Garamond" w:cs="Times New Roman"/>
-          <w:bCs/>
-          <w:color w:val="010202"/>
-          <w:spacing w:val="1"/>
-          <w:sz w:val="20"/>
-          <w:szCs w:val="20"/>
-        </w:rPr>
-        <w:t>Kortum</w:t>
-      </w:r>
-      <w:proofErr w:type="spellEnd"/>
-      <w:r>
-        <w:rPr>
-          <w:rFonts w:ascii="Garamond" w:eastAsia="Garamond" w:hAnsi="Garamond" w:cs="Times New Roman"/>
-          <w:bCs/>
-          <w:color w:val="010202"/>
-          <w:spacing w:val="1"/>
-          <w:sz w:val="20"/>
-          <w:szCs w:val="20"/>
-        </w:rPr>
-        <w:t xml:space="preserve">, Caliendo and </w:t>
-      </w:r>
-      <w:proofErr w:type="spellStart"/>
-      <w:r>
-        <w:rPr>
-          <w:rFonts w:ascii="Garamond" w:eastAsia="Garamond" w:hAnsi="Garamond" w:cs="Times New Roman"/>
-          <w:bCs/>
-          <w:color w:val="010202"/>
-          <w:spacing w:val="1"/>
-          <w:sz w:val="20"/>
-          <w:szCs w:val="20"/>
-        </w:rPr>
-        <w:t>Parro</w:t>
-      </w:r>
-      <w:proofErr w:type="spellEnd"/>
-      <w:r>
-        <w:rPr>
-          <w:rFonts w:ascii="Garamond" w:eastAsia="Garamond" w:hAnsi="Garamond" w:cs="Times New Roman"/>
-          <w:bCs/>
-          <w:color w:val="010202"/>
-          <w:spacing w:val="1"/>
-          <w:sz w:val="20"/>
-          <w:szCs w:val="20"/>
-        </w:rPr>
-        <w:t xml:space="preserve">) and implemented the solution </w:t>
+        <w:t xml:space="preserve"> trade models (two-good two-country neoclassical, Eaton and Kortum, Caliendo and Parro) and implemented the solution </w:t>
       </w:r>
       <w:r>
         <w:rPr>
@@ -2121,31 +2036,7 @@
           <w:sz w:val="20"/>
           <w:szCs w:val="20"/>
         </w:rPr>
-        <w:t xml:space="preserve">Worked with the Inter-American Development Bank (IDB) to extend the Caliendo and </w:t>
-      </w:r>
-      <w:proofErr w:type="spellStart"/>
-      <w:r>
-        <w:rPr>
-          <w:rFonts w:ascii="Garamond" w:eastAsia="Garamond" w:hAnsi="Garamond" w:cs="Times New Roman"/>
-          <w:bCs/>
-          <w:color w:val="010202"/>
-          <w:spacing w:val="1"/>
-          <w:sz w:val="20"/>
-          <w:szCs w:val="20"/>
-        </w:rPr>
-        <w:t>Parro</w:t>
-      </w:r>
-      <w:proofErr w:type="spellEnd"/>
-      <w:r>
-        <w:rPr>
-          <w:rFonts w:ascii="Garamond" w:eastAsia="Garamond" w:hAnsi="Garamond" w:cs="Times New Roman"/>
-          <w:bCs/>
-          <w:color w:val="010202"/>
-          <w:spacing w:val="1"/>
-          <w:sz w:val="20"/>
-          <w:szCs w:val="20"/>
-        </w:rPr>
-        <w:t xml:space="preserve"> (2015) framework to include effects from climate change and multiple tax </w:t>
+        <w:t xml:space="preserve">Worked with the Inter-American Development Bank (IDB) to extend the Caliendo and Parro (2015) framework to include effects from climate change and multiple tax </w:t>
       </w:r>
       <w:r>
         <w:rPr>
@@ -2363,31 +2254,7 @@
           <w:sz w:val="20"/>
           <w:szCs w:val="20"/>
         </w:rPr>
-        <w:t xml:space="preserve">Linearized Caliendo and </w:t>
-      </w:r>
-      <w:proofErr w:type="spellStart"/>
-      <w:r>
-        <w:rPr>
-          <w:rFonts w:ascii="Garamond" w:eastAsia="Garamond" w:hAnsi="Garamond" w:cs="Times New Roman"/>
-          <w:bCs/>
-          <w:color w:val="010202"/>
-          <w:spacing w:val="1"/>
-          <w:sz w:val="20"/>
-          <w:szCs w:val="20"/>
-        </w:rPr>
-        <w:t>Parro</w:t>
-      </w:r>
-      <w:proofErr w:type="spellEnd"/>
-      <w:r>
-        <w:rPr>
-          <w:rFonts w:ascii="Garamond" w:eastAsia="Garamond" w:hAnsi="Garamond" w:cs="Times New Roman"/>
-          <w:bCs/>
-          <w:color w:val="010202"/>
-          <w:spacing w:val="1"/>
-          <w:sz w:val="20"/>
-          <w:szCs w:val="20"/>
-        </w:rPr>
-        <w:t xml:space="preserve"> (2015) to approximate a closer initial guess in wages given counterfactual changes to tariffs prior to implementing in the nonlinear model to improve efficiency. </w:t>
+        <w:t xml:space="preserve">Linearized Caliendo and Parro (2015) to approximate a closer initial guess in wages given counterfactual changes to tariffs prior to implementing in the nonlinear model to improve efficiency. </w:t>
       </w:r>
     </w:p>
     <w:p>
@@ -2594,31 +2461,7 @@
           <w:sz w:val="20"/>
           <w:szCs w:val="20"/>
         </w:rPr>
-        <w:t>Wrote a script to aggregate the tariff data from Caliendo-Feenstra-</w:t>
-      </w:r>
-      <w:proofErr w:type="spellStart"/>
-      <w:r>
-        <w:rPr>
-          <w:rFonts w:ascii="Garamond" w:eastAsia="Garamond" w:hAnsi="Garamond" w:cs="Times New Roman"/>
-          <w:bCs/>
-          <w:color w:val="010202"/>
-          <w:spacing w:val="1"/>
-          <w:sz w:val="20"/>
-          <w:szCs w:val="20"/>
-        </w:rPr>
-        <w:t>Romalis</w:t>
-      </w:r>
-      <w:proofErr w:type="spellEnd"/>
-      <w:r>
-        <w:rPr>
-          <w:rFonts w:ascii="Garamond" w:eastAsia="Garamond" w:hAnsi="Garamond" w:cs="Times New Roman"/>
-          <w:bCs/>
-          <w:color w:val="010202"/>
-          <w:spacing w:val="1"/>
-          <w:sz w:val="20"/>
-          <w:szCs w:val="20"/>
-        </w:rPr>
-        <w:t>-Taylor (CFRT) from the product classification SITC Rev. 4 to ISIC Rev. 3 and ISIC Rev. 4 using the trade weighted average</w:t>
+        <w:t>Wrote a script to aggregate the tariff data from Caliendo-Feenstra-Romalis-Taylor (CFRT) from the product classification SITC Rev. 4 to ISIC Rev. 3 and ISIC Rev. 4 using the trade weighted average</w:t>
       </w:r>
       <w:r>
         <w:rPr>
@@ -2685,31 +2528,7 @@
           <w:sz w:val="20"/>
           <w:szCs w:val="20"/>
         </w:rPr>
-        <w:t xml:space="preserve"> Caliendo and </w:t>
-      </w:r>
-      <w:proofErr w:type="spellStart"/>
-      <w:r>
-        <w:rPr>
-          <w:rFonts w:ascii="Garamond" w:eastAsia="Garamond" w:hAnsi="Garamond" w:cs="Times New Roman"/>
-          <w:bCs/>
-          <w:color w:val="010202"/>
-          <w:spacing w:val="1"/>
-          <w:sz w:val="20"/>
-          <w:szCs w:val="20"/>
-        </w:rPr>
-        <w:t>Parro</w:t>
-      </w:r>
-      <w:proofErr w:type="spellEnd"/>
-      <w:r>
-        <w:rPr>
-          <w:rFonts w:ascii="Garamond" w:eastAsia="Garamond" w:hAnsi="Garamond" w:cs="Times New Roman"/>
-          <w:bCs/>
-          <w:color w:val="010202"/>
-          <w:spacing w:val="1"/>
-          <w:sz w:val="20"/>
-          <w:szCs w:val="20"/>
-        </w:rPr>
-        <w:t xml:space="preserve"> (2015) and translated the MATLAB script to Python to create an interactive interface for </w:t>
+        <w:t xml:space="preserve"> Caliendo and Parro (2015) and translated the MATLAB script to Python to create an interactive interface for </w:t>
       </w:r>
       <w:r>
         <w:rPr>
@@ -3576,45 +3395,8 @@
           <w:sz w:val="20"/>
           <w:szCs w:val="20"/>
         </w:rPr>
-        <w:t xml:space="preserve"> </w:t>
-      </w:r>
-      <w:proofErr w:type="spellStart"/>
-      <w:r>
-        <w:rPr>
-          <w:rFonts w:ascii="Garamond" w:eastAsia="Garamond" w:hAnsi="Garamond" w:cs="Times New Roman"/>
-          <w:i/>
-          <w:color w:val="010202"/>
-          <w:spacing w:val="1"/>
-          <w:sz w:val="20"/>
-          <w:szCs w:val="20"/>
-        </w:rPr>
-        <w:t>Mushfiq</w:t>
-      </w:r>
-      <w:proofErr w:type="spellEnd"/>
-      <w:r>
-        <w:rPr>
-          <w:rFonts w:ascii="Garamond" w:eastAsia="Garamond" w:hAnsi="Garamond" w:cs="Times New Roman"/>
-          <w:i/>
-          <w:color w:val="010202"/>
-          <w:spacing w:val="1"/>
-          <w:sz w:val="20"/>
-          <w:szCs w:val="20"/>
-        </w:rPr>
-        <w:t xml:space="preserve"> </w:t>
-      </w:r>
-      <w:proofErr w:type="spellStart"/>
-      <w:r>
-        <w:rPr>
-          <w:rFonts w:ascii="Garamond" w:eastAsia="Garamond" w:hAnsi="Garamond" w:cs="Times New Roman"/>
-          <w:i/>
-          <w:color w:val="010202"/>
-          <w:spacing w:val="1"/>
-          <w:sz w:val="20"/>
-          <w:szCs w:val="20"/>
-        </w:rPr>
-        <w:t>Mobarak</w:t>
-      </w:r>
-      <w:proofErr w:type="spellEnd"/>
+        <w:t xml:space="preserve"> Mushfiq Mobarak</w:t>
+      </w:r>
     </w:p>
     <w:p>
       <w:pPr>
@@ -3976,7 +3758,6 @@
           <w:color w:val="010202"/>
           <w:spacing w:val="-1"/>
         </w:rPr>
-        <w:lastRenderedPageBreak/>
         <mc:AlternateContent>
           <mc:Choice Requires="wps">
             <w:drawing>
@@ -4235,55 +4016,7 @@
           <w:sz w:val="20"/>
           <w:szCs w:val="20"/>
         </w:rPr>
-        <w:t xml:space="preserve">(with Lorenzo Caliendo, Marcelo </w:t>
-      </w:r>
-      <w:proofErr w:type="spellStart"/>
-      <w:r>
-        <w:rPr>
-          <w:rFonts w:ascii="Garamond" w:eastAsia="Garamond" w:hAnsi="Garamond" w:cs="Times New Roman"/>
-          <w:iCs/>
-          <w:color w:val="010202"/>
-          <w:spacing w:val="1"/>
-          <w:sz w:val="20"/>
-          <w:szCs w:val="20"/>
-        </w:rPr>
-        <w:t>Dolabella</w:t>
-      </w:r>
-      <w:proofErr w:type="spellEnd"/>
-      <w:r>
-        <w:rPr>
-          <w:rFonts w:ascii="Garamond" w:eastAsia="Garamond" w:hAnsi="Garamond" w:cs="Times New Roman"/>
-          <w:iCs/>
-          <w:color w:val="010202"/>
-          <w:spacing w:val="1"/>
-          <w:sz w:val="20"/>
-          <w:szCs w:val="20"/>
-        </w:rPr>
-        <w:t xml:space="preserve">, Mauricio Moreira, and Fernando </w:t>
-      </w:r>
-      <w:proofErr w:type="spellStart"/>
-      <w:r>
-        <w:rPr>
-          <w:rFonts w:ascii="Garamond" w:eastAsia="Garamond" w:hAnsi="Garamond" w:cs="Times New Roman"/>
-          <w:iCs/>
-          <w:color w:val="010202"/>
-          <w:spacing w:val="1"/>
-          <w:sz w:val="20"/>
-          <w:szCs w:val="20"/>
-        </w:rPr>
-        <w:t>Parro</w:t>
-      </w:r>
-      <w:proofErr w:type="spellEnd"/>
-      <w:r>
-        <w:rPr>
-          <w:rFonts w:ascii="Garamond" w:eastAsia="Garamond" w:hAnsi="Garamond" w:cs="Times New Roman"/>
-          <w:iCs/>
-          <w:color w:val="010202"/>
-          <w:spacing w:val="1"/>
-          <w:sz w:val="20"/>
-          <w:szCs w:val="20"/>
-        </w:rPr>
-        <w:t>)</w:t>
+        <w:t>(with Lorenzo Caliendo, Marcelo Dolabella, Mauricio Moreira, and Fernando Parro)</w:t>
       </w:r>
       <w:r>
         <w:rPr>
@@ -4390,31 +4123,7 @@
           <w:sz w:val="20"/>
           <w:szCs w:val="20"/>
         </w:rPr>
-        <w:t xml:space="preserve">and </w:t>
-      </w:r>
-      <w:proofErr w:type="spellStart"/>
-      <w:r>
-        <w:rPr>
-          <w:rFonts w:ascii="Garamond" w:eastAsia="Garamond" w:hAnsi="Garamond" w:cs="Times New Roman"/>
-          <w:iCs/>
-          <w:color w:val="010202"/>
-          <w:spacing w:val="1"/>
-          <w:sz w:val="20"/>
-          <w:szCs w:val="20"/>
-        </w:rPr>
-        <w:t>Parro</w:t>
-      </w:r>
-      <w:proofErr w:type="spellEnd"/>
-      <w:r>
-        <w:rPr>
-          <w:rFonts w:ascii="Garamond" w:eastAsia="Garamond" w:hAnsi="Garamond" w:cs="Times New Roman"/>
-          <w:iCs/>
-          <w:color w:val="010202"/>
-          <w:spacing w:val="1"/>
-          <w:sz w:val="20"/>
-          <w:szCs w:val="20"/>
-        </w:rPr>
-        <w:t xml:space="preserve"> (2015) in three</w:t>
+        <w:t>and Parro (2015) in three</w:t>
       </w:r>
       <w:r>
         <w:rPr>
@@ -5662,79 +5371,7 @@
           <w:sz w:val="20"/>
           <w:szCs w:val="20"/>
         </w:rPr>
-        <w:t>(</w:t>
-      </w:r>
-      <w:proofErr w:type="spellStart"/>
-      <w:r>
-        <w:rPr>
-          <w:rFonts w:ascii="Garamond" w:eastAsia="Garamond" w:hAnsi="Garamond" w:cs="Times New Roman"/>
-          <w:iCs/>
-          <w:color w:val="010202"/>
-          <w:spacing w:val="1"/>
-          <w:sz w:val="20"/>
-          <w:szCs w:val="20"/>
-        </w:rPr>
-        <w:t>Bown</w:t>
-      </w:r>
-      <w:proofErr w:type="spellEnd"/>
-      <w:r>
-        <w:rPr>
-          <w:rFonts w:ascii="Garamond" w:eastAsia="Garamond" w:hAnsi="Garamond" w:cs="Times New Roman"/>
-          <w:iCs/>
-          <w:color w:val="010202"/>
-          <w:spacing w:val="1"/>
-          <w:sz w:val="20"/>
-          <w:szCs w:val="20"/>
-        </w:rPr>
-        <w:t xml:space="preserve">, Caliendo, </w:t>
-      </w:r>
-      <w:proofErr w:type="spellStart"/>
-      <w:r>
-        <w:rPr>
-          <w:rFonts w:ascii="Garamond" w:eastAsia="Garamond" w:hAnsi="Garamond" w:cs="Times New Roman"/>
-          <w:iCs/>
-          <w:color w:val="010202"/>
-          <w:spacing w:val="1"/>
-          <w:sz w:val="20"/>
-          <w:szCs w:val="20"/>
-        </w:rPr>
-        <w:t>Parro</w:t>
-      </w:r>
-      <w:proofErr w:type="spellEnd"/>
-      <w:r>
-        <w:rPr>
-          <w:rFonts w:ascii="Garamond" w:eastAsia="Garamond" w:hAnsi="Garamond" w:cs="Times New Roman"/>
-          <w:iCs/>
-          <w:color w:val="010202"/>
-          <w:spacing w:val="1"/>
-          <w:sz w:val="20"/>
-          <w:szCs w:val="20"/>
-        </w:rPr>
-        <w:t xml:space="preserve">, </w:t>
-      </w:r>
-      <w:proofErr w:type="spellStart"/>
-      <w:r>
-        <w:rPr>
-          <w:rFonts w:ascii="Garamond" w:eastAsia="Garamond" w:hAnsi="Garamond" w:cs="Times New Roman"/>
-          <w:iCs/>
-          <w:color w:val="010202"/>
-          <w:spacing w:val="1"/>
-          <w:sz w:val="20"/>
-          <w:szCs w:val="20"/>
-        </w:rPr>
-        <w:t>Staiger</w:t>
-      </w:r>
-      <w:proofErr w:type="spellEnd"/>
-      <w:r>
-        <w:rPr>
-          <w:rFonts w:ascii="Garamond" w:eastAsia="Garamond" w:hAnsi="Garamond" w:cs="Times New Roman"/>
-          <w:iCs/>
-          <w:color w:val="010202"/>
-          <w:spacing w:val="1"/>
-          <w:sz w:val="20"/>
-          <w:szCs w:val="20"/>
-        </w:rPr>
-        <w:t>, Sykes)</w:t>
+        <w:t>(Bown, Caliendo, Parro, Staiger, Sykes)</w:t>
       </w:r>
       <w:r>
         <w:rPr>
@@ -6207,31 +5844,7 @@
           <w:sz w:val="20"/>
           <w:szCs w:val="20"/>
         </w:rPr>
-        <w:t xml:space="preserve"> (Cai, Caliendo, </w:t>
-      </w:r>
-      <w:proofErr w:type="spellStart"/>
-      <w:r>
-        <w:rPr>
-          <w:rFonts w:ascii="Garamond" w:eastAsia="Garamond" w:hAnsi="Garamond" w:cs="Times New Roman"/>
-          <w:iCs/>
-          <w:color w:val="010202"/>
-          <w:spacing w:val="1"/>
-          <w:sz w:val="20"/>
-          <w:szCs w:val="20"/>
-        </w:rPr>
-        <w:t>Parro</w:t>
-      </w:r>
-      <w:proofErr w:type="spellEnd"/>
-      <w:r>
-        <w:rPr>
-          <w:rFonts w:ascii="Garamond" w:eastAsia="Garamond" w:hAnsi="Garamond" w:cs="Times New Roman"/>
-          <w:iCs/>
-          <w:color w:val="010202"/>
-          <w:spacing w:val="1"/>
-          <w:sz w:val="20"/>
-          <w:szCs w:val="20"/>
-        </w:rPr>
-        <w:t>, Xiang)</w:t>
+        <w:t xml:space="preserve"> (Cai, Caliendo, Parro, Xiang)</w:t>
       </w:r>
       <w:r>
         <w:rPr>
@@ -6603,19 +6216,7 @@
           <w:sz w:val="20"/>
           <w:szCs w:val="20"/>
         </w:rPr>
-        <w:t xml:space="preserve">across space, idea diffusion, and capital accumulation play an important role in </w:t>
-      </w:r>
-      <w:r>
-        <w:rPr>
-          <w:rFonts w:ascii="Garamond" w:eastAsia="Garamond" w:hAnsi="Garamond" w:cs="Times New Roman"/>
-          <w:iCs/>
-          <w:color w:val="010202"/>
-          <w:spacing w:val="1"/>
-          <w:sz w:val="20"/>
-          <w:szCs w:val="20"/>
-        </w:rPr>
-        <w:lastRenderedPageBreak/>
-        <w:t>understanding the</w:t>
+        <w:t>across space, idea diffusion, and capital accumulation play an important role in understanding the</w:t>
       </w:r>
       <w:r>
         <w:rPr>
@@ -6730,6 +6331,7 @@
           <w:sz w:val="20"/>
           <w:szCs w:val="20"/>
         </w:rPr>
+        <w:lastRenderedPageBreak/>
         <w:t>“</w:t>
       </w:r>
       <w:r>
@@ -6743,21 +6345,7 @@
           <w:sz w:val="20"/>
           <w:szCs w:val="20"/>
         </w:rPr>
-        <w:t xml:space="preserve">Tariff Reductions, Heterogeneous Firms, and Welfare:  Theory and Evidence for the Last Two </w:t>
-      </w:r>
-      <w:proofErr w:type="gramStart"/>
-      <w:r>
-        <w:rPr>
-          <w:rFonts w:ascii="Garamond" w:eastAsia="Garamond" w:hAnsi="Garamond" w:cs="Times New Roman"/>
-          <w:b/>
-          <w:bCs/>
-          <w:iCs/>
-          <w:color w:val="010202"/>
-          <w:spacing w:val="1"/>
-          <w:sz w:val="20"/>
-          <w:szCs w:val="20"/>
-        </w:rPr>
-        <w:t>Decades</w:t>
+        <w:t>Tariff Reductions, Heterogeneous Firms, and Welfare:  Theory and Evidence for the Last Two Decades</w:t>
       </w:r>
       <w:r>
         <w:rPr>
@@ -6783,21 +6371,7 @@
           <w:sz w:val="20"/>
           <w:szCs w:val="20"/>
         </w:rPr>
-        <w:t xml:space="preserve">   </w:t>
-      </w:r>
-      <w:proofErr w:type="gramEnd"/>
-      <w:r>
-        <w:rPr>
-          <w:rFonts w:ascii="Garamond" w:eastAsia="Garamond" w:hAnsi="Garamond" w:cs="Times New Roman"/>
-          <w:b/>
-          <w:bCs/>
-          <w:iCs/>
-          <w:color w:val="010202"/>
-          <w:spacing w:val="1"/>
-          <w:sz w:val="20"/>
-          <w:szCs w:val="20"/>
-        </w:rPr>
-        <w:t xml:space="preserve"> </w:t>
+        <w:t xml:space="preserve">    </w:t>
       </w:r>
       <w:r>
         <w:rPr>
@@ -6853,31 +6427,7 @@
           <w:sz w:val="20"/>
           <w:szCs w:val="20"/>
         </w:rPr>
-        <w:t xml:space="preserve">(Caliendo, Feenstra, </w:t>
-      </w:r>
-      <w:proofErr w:type="spellStart"/>
-      <w:r>
-        <w:rPr>
-          <w:rFonts w:ascii="Garamond" w:eastAsia="Garamond" w:hAnsi="Garamond" w:cs="Times New Roman"/>
-          <w:iCs/>
-          <w:color w:val="010202"/>
-          <w:spacing w:val="1"/>
-          <w:sz w:val="20"/>
-          <w:szCs w:val="20"/>
-        </w:rPr>
-        <w:t>Romalis</w:t>
-      </w:r>
-      <w:proofErr w:type="spellEnd"/>
-      <w:r>
-        <w:rPr>
-          <w:rFonts w:ascii="Garamond" w:eastAsia="Garamond" w:hAnsi="Garamond" w:cs="Times New Roman"/>
-          <w:iCs/>
-          <w:color w:val="010202"/>
-          <w:spacing w:val="1"/>
-          <w:sz w:val="20"/>
-          <w:szCs w:val="20"/>
-        </w:rPr>
-        <w:t>, Taylor)</w:t>
+        <w:t>(Caliendo, Feenstra, Romalis, Taylor)</w:t>
       </w:r>
       <w:r>
         <w:rPr>
@@ -7270,29 +6820,16 @@
         </w:rPr>
         <w:t xml:space="preserve"> </w:t>
       </w:r>
-      <w:proofErr w:type="gramStart"/>
-      <w:r>
-        <w:rPr>
-          <w:rFonts w:ascii="Garamond" w:eastAsia="Garamond" w:hAnsi="Garamond" w:cs="Times New Roman"/>
-          <w:iCs/>
-          <w:color w:val="010202"/>
-          <w:spacing w:val="1"/>
-          <w:sz w:val="20"/>
-          <w:szCs w:val="20"/>
-        </w:rPr>
-        <w:t>literature</w:t>
-      </w:r>
-      <w:proofErr w:type="gramEnd"/>
-      <w:r>
-        <w:rPr>
-          <w:rFonts w:ascii="Garamond" w:eastAsia="Garamond" w:hAnsi="Garamond" w:cs="Times New Roman"/>
-          <w:iCs/>
-          <w:color w:val="010202"/>
-          <w:spacing w:val="1"/>
-          <w:sz w:val="20"/>
-          <w:szCs w:val="20"/>
-        </w:rPr>
-        <w:t xml:space="preserve"> and</w:t>
+      <w:r>
+        <w:rPr>
+          <w:rFonts w:ascii="Garamond" w:eastAsia="Garamond" w:hAnsi="Garamond" w:cs="Times New Roman"/>
+          <w:iCs/>
+          <w:color w:val="010202"/>
+          <w:spacing w:val="1"/>
+          <w:sz w:val="20"/>
+          <w:szCs w:val="20"/>
+        </w:rPr>
+        <w:t>literature and</w:t>
       </w:r>
       <w:r>
         <w:rPr>
@@ -7371,29 +6908,16 @@
         </w:rPr>
         <w:t xml:space="preserve"> </w:t>
       </w:r>
-      <w:proofErr w:type="spellStart"/>
-      <w:r>
-        <w:rPr>
-          <w:rFonts w:ascii="Garamond" w:eastAsia="Garamond" w:hAnsi="Garamond" w:cs="Times New Roman"/>
-          <w:iCs/>
-          <w:color w:val="010202"/>
-          <w:spacing w:val="1"/>
-          <w:sz w:val="20"/>
-          <w:szCs w:val="20"/>
-        </w:rPr>
-        <w:t>Armington</w:t>
-      </w:r>
-      <w:proofErr w:type="spellEnd"/>
-      <w:r>
-        <w:rPr>
-          <w:rFonts w:ascii="Garamond" w:eastAsia="Garamond" w:hAnsi="Garamond" w:cs="Times New Roman"/>
-          <w:iCs/>
-          <w:color w:val="010202"/>
-          <w:spacing w:val="1"/>
-          <w:sz w:val="20"/>
-          <w:szCs w:val="20"/>
-        </w:rPr>
-        <w:t xml:space="preserve"> aggregation.</w:t>
+      <w:r>
+        <w:rPr>
+          <w:rFonts w:ascii="Garamond" w:eastAsia="Garamond" w:hAnsi="Garamond" w:cs="Times New Roman"/>
+          <w:iCs/>
+          <w:color w:val="010202"/>
+          <w:spacing w:val="1"/>
+          <w:sz w:val="20"/>
+          <w:szCs w:val="20"/>
+        </w:rPr>
+        <w:t>Armington aggregation.</w:t>
       </w:r>
     </w:p>
     <w:p>
@@ -7548,31 +7072,7 @@
           <w:sz w:val="20"/>
           <w:szCs w:val="20"/>
         </w:rPr>
-        <w:t xml:space="preserve">(Caliendo, Feenstra, </w:t>
-      </w:r>
-      <w:proofErr w:type="spellStart"/>
-      <w:r>
-        <w:rPr>
-          <w:rFonts w:ascii="Garamond" w:eastAsia="Garamond" w:hAnsi="Garamond" w:cs="Times New Roman"/>
-          <w:iCs/>
-          <w:color w:val="010202"/>
-          <w:spacing w:val="1"/>
-          <w:sz w:val="20"/>
-          <w:szCs w:val="20"/>
-        </w:rPr>
-        <w:t>Romalis</w:t>
-      </w:r>
-      <w:proofErr w:type="spellEnd"/>
-      <w:r>
-        <w:rPr>
-          <w:rFonts w:ascii="Garamond" w:eastAsia="Garamond" w:hAnsi="Garamond" w:cs="Times New Roman"/>
-          <w:iCs/>
-          <w:color w:val="010202"/>
-          <w:spacing w:val="1"/>
-          <w:sz w:val="20"/>
-          <w:szCs w:val="20"/>
-        </w:rPr>
-        <w:t>, Taylor)</w:t>
+        <w:t>(Caliendo, Feenstra, Romalis, Taylor)</w:t>
       </w:r>
     </w:p>
     <w:p>
@@ -7687,31 +7187,7 @@
           <w:sz w:val="20"/>
           <w:szCs w:val="20"/>
         </w:rPr>
-        <w:t xml:space="preserve">two-sector small open economy, we find that the optimal tariff is lowered under nearly all parameter values </w:t>
-      </w:r>
-      <w:proofErr w:type="gramStart"/>
-      <w:r>
-        <w:rPr>
-          <w:rFonts w:ascii="Garamond" w:eastAsia="Garamond" w:hAnsi="Garamond" w:cs="Times New Roman"/>
-          <w:iCs/>
-          <w:color w:val="010202"/>
-          <w:spacing w:val="1"/>
-          <w:sz w:val="20"/>
-          <w:szCs w:val="20"/>
-        </w:rPr>
-        <w:t>considered, and</w:t>
-      </w:r>
-      <w:proofErr w:type="gramEnd"/>
-      <w:r>
-        <w:rPr>
-          <w:rFonts w:ascii="Garamond" w:eastAsia="Garamond" w:hAnsi="Garamond" w:cs="Times New Roman"/>
-          <w:iCs/>
-          <w:color w:val="010202"/>
-          <w:spacing w:val="1"/>
-          <w:sz w:val="20"/>
-          <w:szCs w:val="20"/>
-        </w:rPr>
-        <w:t xml:space="preserve"> can be</w:t>
+        <w:t>two-sector small open economy, we find that the optimal tariff is lowered under nearly all parameter values considered, and can be</w:t>
       </w:r>
       <w:r>
         <w:rPr>
@@ -7888,31 +7364,7 @@
           <w:sz w:val="20"/>
           <w:szCs w:val="20"/>
         </w:rPr>
-        <w:t xml:space="preserve">(Conwell, Eckert, </w:t>
-      </w:r>
-      <w:proofErr w:type="spellStart"/>
-      <w:r>
-        <w:rPr>
-          <w:rFonts w:ascii="Garamond" w:eastAsia="Garamond" w:hAnsi="Garamond" w:cs="Times New Roman"/>
-          <w:iCs/>
-          <w:color w:val="010202"/>
-          <w:spacing w:val="1"/>
-          <w:sz w:val="20"/>
-          <w:szCs w:val="20"/>
-        </w:rPr>
-        <w:t>Mobarak</w:t>
-      </w:r>
-      <w:proofErr w:type="spellEnd"/>
-      <w:r>
-        <w:rPr>
-          <w:rFonts w:ascii="Garamond" w:eastAsia="Garamond" w:hAnsi="Garamond" w:cs="Times New Roman"/>
-          <w:iCs/>
-          <w:color w:val="010202"/>
-          <w:spacing w:val="1"/>
-          <w:sz w:val="20"/>
-          <w:szCs w:val="20"/>
-        </w:rPr>
-        <w:t>)</w:t>
+        <w:t>(Conwell, Eckert, Mobarak)</w:t>
       </w:r>
     </w:p>
     <w:p>
@@ -9464,29 +8916,7 @@
           <w:sz w:val="21"/>
           <w:szCs w:val="21"/>
         </w:rPr>
-        <w:t xml:space="preserve">, LaTeX, </w:t>
-      </w:r>
-      <w:proofErr w:type="spellStart"/>
-      <w:r>
-        <w:rPr>
-          <w:rFonts w:ascii="Garamond" w:eastAsia="Garamond" w:hAnsi="Garamond" w:cs="Times New Roman"/>
-          <w:color w:val="010202"/>
-          <w:spacing w:val="1"/>
-          <w:sz w:val="21"/>
-          <w:szCs w:val="21"/>
-        </w:rPr>
-        <w:t>Lyx</w:t>
-      </w:r>
-      <w:proofErr w:type="spellEnd"/>
-      <w:r>
-        <w:rPr>
-          <w:rFonts w:ascii="Garamond" w:eastAsia="Garamond" w:hAnsi="Garamond" w:cs="Times New Roman"/>
-          <w:color w:val="010202"/>
-          <w:spacing w:val="1"/>
-          <w:sz w:val="21"/>
-          <w:szCs w:val="21"/>
-        </w:rPr>
-        <w:t xml:space="preserve"> </w:t>
+        <w:t xml:space="preserve">, LaTeX, Lyx </w:t>
       </w:r>
       <w:r>
         <w:rPr>
@@ -9545,7 +8975,7 @@
 </file>
 
 <file path=word/endnotes.xml><?xml version="1.0" encoding="utf-8"?>
-<w:endnotes xmlns:wpc="http://schemas.microsoft.com/office/word/2010/wordprocessingCanvas" xmlns:cx="http://schemas.microsoft.com/office/drawing/2014/chartex" xmlns:cx1="http://schemas.microsoft.com/office/drawing/2015/9/8/chartex" xmlns:cx2="http://schemas.microsoft.com/office/drawing/2015/10/21/chartex" xmlns:cx3="http://schemas.microsoft.com/office/drawing/2016/5/9/chartex" xmlns:cx4="http://schemas.microsoft.com/office/drawing/2016/5/10/chartex" xmlns:cx5="http://schemas.microsoft.com/office/drawing/2016/5/11/chartex" xmlns:cx6="http://schemas.microsoft.com/office/drawing/2016/5/12/chartex" xmlns:cx7="http://schemas.microsoft.com/office/drawing/2016/5/13/chartex" xmlns:cx8="http://schemas.microsoft.com/office/drawing/2016/5/14/chartex" xmlns:mc="http://schemas.openxmlformats.org/markup-compatibility/2006" xmlns:aink="http://schemas.microsoft.com/office/drawing/2016/ink" xmlns:am3d="http://schemas.microsoft.com/office/drawing/2017/model3d" xmlns:o="urn:schemas-microsoft-com:office:office" xmlns:oel="http://schemas.microsoft.com/office/2019/extlst" xmlns:r="http://schemas.openxmlformats.org/officeDocument/2006/relationships" xmlns:m="http://schemas.openxmlformats.org/officeDocument/2006/math" xmlns:v="urn:schemas-microsoft-com:vml" xmlns:wp14="http://schemas.microsoft.com/office/word/2010/wordprocessingDrawing" xmlns:wp="http://schemas.openxmlformats.org/drawingml/2006/wordprocessingDrawing" xmlns:w10="urn:schemas-microsoft-com:office:word" xmlns:w="http://schemas.openxmlformats.org/wordprocessingml/2006/main" xmlns:w14="http://schemas.microsoft.com/office/word/2010/wordml" xmlns:w15="http://schemas.microsoft.com/office/word/2012/wordml" xmlns:w16cex="http://schemas.microsoft.com/office/word/2018/wordml/cex" xmlns:w16cid="http://schemas.microsoft.com/office/word/2016/wordml/cid" xmlns:w16="http://schemas.microsoft.com/office/word/2018/wordml" xmlns:w16sdtdh="http://schemas.microsoft.com/office/word/2020/wordml/sdtdatahash" xmlns:w16se="http://schemas.microsoft.com/office/word/2015/wordml/symex" xmlns:wpg="http://schemas.microsoft.com/office/word/2010/wordprocessingGroup" xmlns:wpi="http://schemas.microsoft.com/office/word/2010/wordprocessingInk" xmlns:wne="http://schemas.microsoft.com/office/word/2006/wordml" xmlns:wps="http://schemas.microsoft.com/office/word/2010/wordprocessingShape" mc:Ignorable="w14 w15 w16se w16cid w16 w16cex w16sdtdh wp14">
+<w:endnotes xmlns:wpc="http://schemas.microsoft.com/office/word/2010/wordprocessingCanvas" xmlns:cx="http://schemas.microsoft.com/office/drawing/2014/chartex" xmlns:cx1="http://schemas.microsoft.com/office/drawing/2015/9/8/chartex" xmlns:cx2="http://schemas.microsoft.com/office/drawing/2015/10/21/chartex" xmlns:cx3="http://schemas.microsoft.com/office/drawing/2016/5/9/chartex" xmlns:cx4="http://schemas.microsoft.com/office/drawing/2016/5/10/chartex" xmlns:cx5="http://schemas.microsoft.com/office/drawing/2016/5/11/chartex" xmlns:cx6="http://schemas.microsoft.com/office/drawing/2016/5/12/chartex" xmlns:cx7="http://schemas.microsoft.com/office/drawing/2016/5/13/chartex" xmlns:cx8="http://schemas.microsoft.com/office/drawing/2016/5/14/chartex" xmlns:mc="http://schemas.openxmlformats.org/markup-compatibility/2006" xmlns:aink="http://schemas.microsoft.com/office/drawing/2016/ink" xmlns:am3d="http://schemas.microsoft.com/office/drawing/2017/model3d" xmlns:o="urn:schemas-microsoft-com:office:office" xmlns:oel="http://schemas.microsoft.com/office/2019/extlst" xmlns:r="http://schemas.openxmlformats.org/officeDocument/2006/relationships" xmlns:m="http://schemas.openxmlformats.org/officeDocument/2006/math" xmlns:v="urn:schemas-microsoft-com:vml" xmlns:wp14="http://schemas.microsoft.com/office/word/2010/wordprocessingDrawing" xmlns:wp="http://schemas.openxmlformats.org/drawingml/2006/wordprocessingDrawing" xmlns:w10="urn:schemas-microsoft-com:office:word" xmlns:w="http://schemas.openxmlformats.org/wordprocessingml/2006/main" xmlns:w14="http://schemas.microsoft.com/office/word/2010/wordml" xmlns:w15="http://schemas.microsoft.com/office/word/2012/wordml" xmlns:w16cex="http://schemas.microsoft.com/office/word/2018/wordml/cex" xmlns:w16cid="http://schemas.microsoft.com/office/word/2016/wordml/cid" xmlns:w16="http://schemas.microsoft.com/office/word/2018/wordml" xmlns:w16du="http://schemas.microsoft.com/office/word/2023/wordml/word16du" xmlns:w16sdtdh="http://schemas.microsoft.com/office/word/2020/wordml/sdtdatahash" xmlns:w16se="http://schemas.microsoft.com/office/word/2015/wordml/symex" xmlns:wpg="http://schemas.microsoft.com/office/word/2010/wordprocessingGroup" xmlns:wpi="http://schemas.microsoft.com/office/word/2010/wordprocessingInk" xmlns:wne="http://schemas.microsoft.com/office/word/2006/wordml" xmlns:wps="http://schemas.microsoft.com/office/word/2010/wordprocessingShape" mc:Ignorable="w14 w15 w16se w16cid w16 w16cex w16sdtdh w16du wp14">
   <w:endnote w:type="separator" w:id="-1">
     <w:p>
       <w:r>
@@ -9564,7 +8994,7 @@
 </file>
 
 <file path=word/footnotes.xml><?xml version="1.0" encoding="utf-8"?>
-<w:footnotes xmlns:wpc="http://schemas.microsoft.com/office/word/2010/wordprocessingCanvas" xmlns:cx="http://schemas.microsoft.com/office/drawing/2014/chartex" xmlns:cx1="http://schemas.microsoft.com/office/drawing/2015/9/8/chartex" xmlns:cx2="http://schemas.microsoft.com/office/drawing/2015/10/21/chartex" xmlns:cx3="http://schemas.microsoft.com/office/drawing/2016/5/9/chartex" xmlns:cx4="http://schemas.microsoft.com/office/drawing/2016/5/10/chartex" xmlns:cx5="http://schemas.microsoft.com/office/drawing/2016/5/11/chartex" xmlns:cx6="http://schemas.microsoft.com/office/drawing/2016/5/12/chartex" xmlns:cx7="http://schemas.microsoft.com/office/drawing/2016/5/13/chartex" xmlns:cx8="http://schemas.microsoft.com/office/drawing/2016/5/14/chartex" xmlns:mc="http://schemas.openxmlformats.org/markup-compatibility/2006" xmlns:aink="http://schemas.microsoft.com/office/drawing/2016/ink" xmlns:am3d="http://schemas.microsoft.com/office/drawing/2017/model3d" xmlns:o="urn:schemas-microsoft-com:office:office" xmlns:oel="http://schemas.microsoft.com/office/2019/extlst" xmlns:r="http://schemas.openxmlformats.org/officeDocument/2006/relationships" xmlns:m="http://schemas.openxmlformats.org/officeDocument/2006/math" xmlns:v="urn:schemas-microsoft-com:vml" xmlns:wp14="http://schemas.microsoft.com/office/word/2010/wordprocessingDrawing" xmlns:wp="http://schemas.openxmlformats.org/drawingml/2006/wordprocessingDrawing" xmlns:w10="urn:schemas-microsoft-com:office:word" xmlns:w="http://schemas.openxmlformats.org/wordprocessingml/2006/main" xmlns:w14="http://schemas.microsoft.com/office/word/2010/wordml" xmlns:w15="http://schemas.microsoft.com/office/word/2012/wordml" xmlns:w16cex="http://schemas.microsoft.com/office/word/2018/wordml/cex" xmlns:w16cid="http://schemas.microsoft.com/office/word/2016/wordml/cid" xmlns:w16="http://schemas.microsoft.com/office/word/2018/wordml" xmlns:w16sdtdh="http://schemas.microsoft.com/office/word/2020/wordml/sdtdatahash" xmlns:w16se="http://schemas.microsoft.com/office/word/2015/wordml/symex" xmlns:wpg="http://schemas.microsoft.com/office/word/2010/wordprocessingGroup" xmlns:wpi="http://schemas.microsoft.com/office/word/2010/wordprocessingInk" xmlns:wne="http://schemas.microsoft.com/office/word/2006/wordml" xmlns:wps="http://schemas.microsoft.com/office/word/2010/wordprocessingShape" mc:Ignorable="w14 w15 w16se w16cid w16 w16cex w16sdtdh wp14">
+<w:footnotes xmlns:wpc="http://schemas.microsoft.com/office/word/2010/wordprocessingCanvas" xmlns:cx="http://schemas.microsoft.com/office/drawing/2014/chartex" xmlns:cx1="http://schemas.microsoft.com/office/drawing/2015/9/8/chartex" xmlns:cx2="http://schemas.microsoft.com/office/drawing/2015/10/21/chartex" xmlns:cx3="http://schemas.microsoft.com/office/drawing/2016/5/9/chartex" xmlns:cx4="http://schemas.microsoft.com/office/drawing/2016/5/10/chartex" xmlns:cx5="http://schemas.microsoft.com/office/drawing/2016/5/11/chartex" xmlns:cx6="http://schemas.microsoft.com/office/drawing/2016/5/12/chartex" xmlns:cx7="http://schemas.microsoft.com/office/drawing/2016/5/13/chartex" xmlns:cx8="http://schemas.microsoft.com/office/drawing/2016/5/14/chartex" xmlns:mc="http://schemas.openxmlformats.org/markup-compatibility/2006" xmlns:aink="http://schemas.microsoft.com/office/drawing/2016/ink" xmlns:am3d="http://schemas.microsoft.com/office/drawing/2017/model3d" xmlns:o="urn:schemas-microsoft-com:office:office" xmlns:oel="http://schemas.microsoft.com/office/2019/extlst" xmlns:r="http://schemas.openxmlformats.org/officeDocument/2006/relationships" xmlns:m="http://schemas.openxmlformats.org/officeDocument/2006/math" xmlns:v="urn:schemas-microsoft-com:vml" xmlns:wp14="http://schemas.microsoft.com/office/word/2010/wordprocessingDrawing" xmlns:wp="http://schemas.openxmlformats.org/drawingml/2006/wordprocessingDrawing" xmlns:w10="urn:schemas-microsoft-com:office:word" xmlns:w="http://schemas.openxmlformats.org/wordprocessingml/2006/main" xmlns:w14="http://schemas.microsoft.com/office/word/2010/wordml" xmlns:w15="http://schemas.microsoft.com/office/word/2012/wordml" xmlns:w16cex="http://schemas.microsoft.com/office/word/2018/wordml/cex" xmlns:w16cid="http://schemas.microsoft.com/office/word/2016/wordml/cid" xmlns:w16="http://schemas.microsoft.com/office/word/2018/wordml" xmlns:w16du="http://schemas.microsoft.com/office/word/2023/wordml/word16du" xmlns:w16sdtdh="http://schemas.microsoft.com/office/word/2020/wordml/sdtdatahash" xmlns:w16se="http://schemas.microsoft.com/office/word/2015/wordml/symex" xmlns:wpg="http://schemas.microsoft.com/office/word/2010/wordprocessingGroup" xmlns:wpi="http://schemas.microsoft.com/office/word/2010/wordprocessingInk" xmlns:wne="http://schemas.microsoft.com/office/word/2006/wordml" xmlns:wps="http://schemas.microsoft.com/office/word/2010/wordprocessingShape" mc:Ignorable="w14 w15 w16se w16cid w16 w16cex w16sdtdh w16du wp14">
   <w:footnote w:type="separator" w:id="-1">
     <w:p>
       <w:r>
@@ -9583,7 +9013,7 @@
 </file>
 
 <file path=word/numbering.xml><?xml version="1.0" encoding="utf-8"?>
-<w:numbering xmlns:wpc="http://schemas.microsoft.com/office/word/2010/wordprocessingCanvas" xmlns:cx="http://schemas.microsoft.com/office/drawing/2014/chartex" xmlns:cx1="http://schemas.microsoft.com/office/drawing/2015/9/8/chartex" xmlns:cx2="http://schemas.microsoft.com/office/drawing/2015/10/21/chartex" xmlns:cx3="http://schemas.microsoft.com/office/drawing/2016/5/9/chartex" xmlns:cx4="http://schemas.microsoft.com/office/drawing/2016/5/10/chartex" xmlns:cx5="http://schemas.microsoft.com/office/drawing/2016/5/11/chartex" xmlns:cx6="http://schemas.microsoft.com/office/drawing/2016/5/12/chartex" xmlns:cx7="http://schemas.microsoft.com/office/drawing/2016/5/13/chartex" xmlns:cx8="http://schemas.microsoft.com/office/drawing/2016/5/14/chartex" xmlns:mc="http://schemas.openxmlformats.org/markup-compatibility/2006" xmlns:aink="http://schemas.microsoft.com/office/drawing/2016/ink" xmlns:am3d="http://schemas.microsoft.com/office/drawing/2017/model3d" xmlns:o="urn:schemas-microsoft-com:office:office" xmlns:oel="http://schemas.microsoft.com/office/2019/extlst" xmlns:r="http://schemas.openxmlformats.org/officeDocument/2006/relationships" xmlns:m="http://schemas.openxmlformats.org/officeDocument/2006/math" xmlns:v="urn:schemas-microsoft-com:vml" xmlns:wp14="http://schemas.microsoft.com/office/word/2010/wordprocessingDrawing" xmlns:wp="http://schemas.openxmlformats.org/drawingml/2006/wordprocessingDrawing" xmlns:w10="urn:schemas-microsoft-com:office:word" xmlns:w="http://schemas.openxmlformats.org/wordprocessingml/2006/main" xmlns:w14="http://schemas.microsoft.com/office/word/2010/wordml" xmlns:w15="http://schemas.microsoft.com/office/word/2012/wordml" xmlns:w16cex="http://schemas.microsoft.com/office/word/2018/wordml/cex" xmlns:w16cid="http://schemas.microsoft.com/office/word/2016/wordml/cid" xmlns:w16="http://schemas.microsoft.com/office/word/2018/wordml" xmlns:w16sdtdh="http://schemas.microsoft.com/office/word/2020/wordml/sdtdatahash" xmlns:w16se="http://schemas.microsoft.com/office/word/2015/wordml/symex" xmlns:wpg="http://schemas.microsoft.com/office/word/2010/wordprocessingGroup" xmlns:wpi="http://schemas.microsoft.com/office/word/2010/wordprocessingInk" xmlns:wne="http://schemas.microsoft.com/office/word/2006/wordml" xmlns:wps="http://schemas.microsoft.com/office/word/2010/wordprocessingShape" mc:Ignorable="w14 w15 w16se w16cid w16 w16cex w16sdtdh wp14">
+<w:numbering xmlns:wpc="http://schemas.microsoft.com/office/word/2010/wordprocessingCanvas" xmlns:cx="http://schemas.microsoft.com/office/drawing/2014/chartex" xmlns:cx1="http://schemas.microsoft.com/office/drawing/2015/9/8/chartex" xmlns:cx2="http://schemas.microsoft.com/office/drawing/2015/10/21/chartex" xmlns:cx3="http://schemas.microsoft.com/office/drawing/2016/5/9/chartex" xmlns:cx4="http://schemas.microsoft.com/office/drawing/2016/5/10/chartex" xmlns:cx5="http://schemas.microsoft.com/office/drawing/2016/5/11/chartex" xmlns:cx6="http://schemas.microsoft.com/office/drawing/2016/5/12/chartex" xmlns:cx7="http://schemas.microsoft.com/office/drawing/2016/5/13/chartex" xmlns:cx8="http://schemas.microsoft.com/office/drawing/2016/5/14/chartex" xmlns:mc="http://schemas.openxmlformats.org/markup-compatibility/2006" xmlns:aink="http://schemas.microsoft.com/office/drawing/2016/ink" xmlns:am3d="http://schemas.microsoft.com/office/drawing/2017/model3d" xmlns:o="urn:schemas-microsoft-com:office:office" xmlns:oel="http://schemas.microsoft.com/office/2019/extlst" xmlns:r="http://schemas.openxmlformats.org/officeDocument/2006/relationships" xmlns:m="http://schemas.openxmlformats.org/officeDocument/2006/math" xmlns:v="urn:schemas-microsoft-com:vml" xmlns:wp14="http://schemas.microsoft.com/office/word/2010/wordprocessingDrawing" xmlns:wp="http://schemas.openxmlformats.org/drawingml/2006/wordprocessingDrawing" xmlns:w10="urn:schemas-microsoft-com:office:word" xmlns:w="http://schemas.openxmlformats.org/wordprocessingml/2006/main" xmlns:w14="http://schemas.microsoft.com/office/word/2010/wordml" xmlns:w15="http://schemas.microsoft.com/office/word/2012/wordml" xmlns:w16cex="http://schemas.microsoft.com/office/word/2018/wordml/cex" xmlns:w16cid="http://schemas.microsoft.com/office/word/2016/wordml/cid" xmlns:w16="http://schemas.microsoft.com/office/word/2018/wordml" xmlns:w16du="http://schemas.microsoft.com/office/word/2023/wordml/word16du" xmlns:w16sdtdh="http://schemas.microsoft.com/office/word/2020/wordml/sdtdatahash" xmlns:w16se="http://schemas.microsoft.com/office/word/2015/wordml/symex" xmlns:wpg="http://schemas.microsoft.com/office/word/2010/wordprocessingGroup" xmlns:wpi="http://schemas.microsoft.com/office/word/2010/wordprocessingInk" xmlns:wne="http://schemas.microsoft.com/office/word/2006/wordml" xmlns:wps="http://schemas.microsoft.com/office/word/2010/wordprocessingShape" mc:Ignorable="w14 w15 w16se w16cid w16 w16cex w16sdtdh w16du wp14">
   <w:abstractNum w:abstractNumId="0" w15:restartNumberingAfterBreak="0">
     <w:nsid w:val="00DE69FB"/>
     <w:multiLevelType w:val="hybridMultilevel"/>
@@ -12809,7 +12239,7 @@
 </file>
 
 <file path=word/styles.xml><?xml version="1.0" encoding="utf-8"?>
-<w:styles xmlns:mc="http://schemas.openxmlformats.org/markup-compatibility/2006" xmlns:r="http://schemas.openxmlformats.org/officeDocument/2006/relationships" xmlns:w="http://schemas.openxmlformats.org/wordprocessingml/2006/main" xmlns:w14="http://schemas.microsoft.com/office/word/2010/wordml" xmlns:w15="http://schemas.microsoft.com/office/word/2012/wordml" xmlns:w16cex="http://schemas.microsoft.com/office/word/2018/wordml/cex" xmlns:w16cid="http://schemas.microsoft.com/office/word/2016/wordml/cid" xmlns:w16="http://schemas.microsoft.com/office/word/2018/wordml" xmlns:w16sdtdh="http://schemas.microsoft.com/office/word/2020/wordml/sdtdatahash" xmlns:w16se="http://schemas.microsoft.com/office/word/2015/wordml/symex" mc:Ignorable="w14 w15 w16se w16cid w16 w16cex w16sdtdh">
+<w:styles xmlns:mc="http://schemas.openxmlformats.org/markup-compatibility/2006" xmlns:r="http://schemas.openxmlformats.org/officeDocument/2006/relationships" xmlns:w="http://schemas.openxmlformats.org/wordprocessingml/2006/main" xmlns:w14="http://schemas.microsoft.com/office/word/2010/wordml" xmlns:w15="http://schemas.microsoft.com/office/word/2012/wordml" xmlns:w16cex="http://schemas.microsoft.com/office/word/2018/wordml/cex" xmlns:w16cid="http://schemas.microsoft.com/office/word/2016/wordml/cid" xmlns:w16="http://schemas.microsoft.com/office/word/2018/wordml" xmlns:w16du="http://schemas.microsoft.com/office/word/2023/wordml/word16du" xmlns:w16sdtdh="http://schemas.microsoft.com/office/word/2020/wordml/sdtdatahash" xmlns:w16se="http://schemas.microsoft.com/office/word/2015/wordml/symex" mc:Ignorable="w14 w15 w16se w16cid w16 w16cex w16sdtdh w16du">
   <w:docDefaults>
     <w:rPrDefault>
       <w:rPr>
